--- a/DAT.docx
+++ b/DAT.docx
@@ -63,11 +63,7 @@
           </w:pPr>
           <w:r>
             <w:fldChar w:fldCharType="begin"/>
-          </w:r>
-          <w:r>
             <w:instrText xml:space="preserve"> TOC \o "1-3" \h \z \u </w:instrText>
-          </w:r>
-          <w:r>
             <w:fldChar w:fldCharType="separate"/>
           </w:r>
           <w:hyperlink w:anchor="_Toc213628995" w:history="1">
@@ -84,46 +80,10 @@
                 <w:webHidden/>
               </w:rPr>
               <w:tab/>
-            </w:r>
-            <w:r>
-              <w:rPr>
-                <w:noProof/>
-                <w:webHidden/>
-              </w:rPr>
               <w:fldChar w:fldCharType="begin"/>
-            </w:r>
-            <w:r>
-              <w:rPr>
-                <w:noProof/>
-                <w:webHidden/>
-              </w:rPr>
               <w:instrText xml:space="preserve"> PAGEREF _Toc213628995 \h </w:instrText>
-            </w:r>
-            <w:r>
-              <w:rPr>
-                <w:noProof/>
-                <w:webHidden/>
-              </w:rPr>
-            </w:r>
-            <w:r>
-              <w:rPr>
-                <w:noProof/>
-                <w:webHidden/>
-              </w:rPr>
               <w:fldChar w:fldCharType="separate"/>
-            </w:r>
-            <w:r>
-              <w:rPr>
-                <w:noProof/>
-                <w:webHidden/>
-              </w:rPr>
               <w:t>1</w:t>
-            </w:r>
-            <w:r>
-              <w:rPr>
-                <w:noProof/>
-                <w:webHidden/>
-              </w:rPr>
               <w:fldChar w:fldCharType="end"/>
             </w:r>
           </w:hyperlink>
@@ -154,46 +114,10 @@
                 <w:webHidden/>
               </w:rPr>
               <w:tab/>
-            </w:r>
-            <w:r>
-              <w:rPr>
-                <w:noProof/>
-                <w:webHidden/>
-              </w:rPr>
               <w:fldChar w:fldCharType="begin"/>
-            </w:r>
-            <w:r>
-              <w:rPr>
-                <w:noProof/>
-                <w:webHidden/>
-              </w:rPr>
               <w:instrText xml:space="preserve"> PAGEREF _Toc213628996 \h </w:instrText>
-            </w:r>
-            <w:r>
-              <w:rPr>
-                <w:noProof/>
-                <w:webHidden/>
-              </w:rPr>
-            </w:r>
-            <w:r>
-              <w:rPr>
-                <w:noProof/>
-                <w:webHidden/>
-              </w:rPr>
               <w:fldChar w:fldCharType="separate"/>
-            </w:r>
-            <w:r>
-              <w:rPr>
-                <w:noProof/>
-                <w:webHidden/>
-              </w:rPr>
               <w:t>2</w:t>
-            </w:r>
-            <w:r>
-              <w:rPr>
-                <w:noProof/>
-                <w:webHidden/>
-              </w:rPr>
               <w:fldChar w:fldCharType="end"/>
             </w:r>
           </w:hyperlink>
@@ -224,46 +148,10 @@
                 <w:webHidden/>
               </w:rPr>
               <w:tab/>
-            </w:r>
-            <w:r>
-              <w:rPr>
-                <w:noProof/>
-                <w:webHidden/>
-              </w:rPr>
               <w:fldChar w:fldCharType="begin"/>
-            </w:r>
-            <w:r>
-              <w:rPr>
-                <w:noProof/>
-                <w:webHidden/>
-              </w:rPr>
               <w:instrText xml:space="preserve"> PAGEREF _Toc213628997 \h </w:instrText>
-            </w:r>
-            <w:r>
-              <w:rPr>
-                <w:noProof/>
-                <w:webHidden/>
-              </w:rPr>
-            </w:r>
-            <w:r>
-              <w:rPr>
-                <w:noProof/>
-                <w:webHidden/>
-              </w:rPr>
               <w:fldChar w:fldCharType="separate"/>
-            </w:r>
-            <w:r>
-              <w:rPr>
-                <w:noProof/>
-                <w:webHidden/>
-              </w:rPr>
               <w:t>2</w:t>
-            </w:r>
-            <w:r>
-              <w:rPr>
-                <w:noProof/>
-                <w:webHidden/>
-              </w:rPr>
               <w:fldChar w:fldCharType="end"/>
             </w:r>
           </w:hyperlink>
@@ -294,46 +182,10 @@
                 <w:webHidden/>
               </w:rPr>
               <w:tab/>
-            </w:r>
-            <w:r>
-              <w:rPr>
-                <w:noProof/>
-                <w:webHidden/>
-              </w:rPr>
               <w:fldChar w:fldCharType="begin"/>
-            </w:r>
-            <w:r>
-              <w:rPr>
-                <w:noProof/>
-                <w:webHidden/>
-              </w:rPr>
               <w:instrText xml:space="preserve"> PAGEREF _Toc213628998 \h </w:instrText>
-            </w:r>
-            <w:r>
-              <w:rPr>
-                <w:noProof/>
-                <w:webHidden/>
-              </w:rPr>
-            </w:r>
-            <w:r>
-              <w:rPr>
-                <w:noProof/>
-                <w:webHidden/>
-              </w:rPr>
               <w:fldChar w:fldCharType="separate"/>
-            </w:r>
-            <w:r>
-              <w:rPr>
-                <w:noProof/>
-                <w:webHidden/>
-              </w:rPr>
               <w:t>3</w:t>
-            </w:r>
-            <w:r>
-              <w:rPr>
-                <w:noProof/>
-                <w:webHidden/>
-              </w:rPr>
               <w:fldChar w:fldCharType="end"/>
             </w:r>
           </w:hyperlink>
@@ -364,46 +216,10 @@
                 <w:webHidden/>
               </w:rPr>
               <w:tab/>
-            </w:r>
-            <w:r>
-              <w:rPr>
-                <w:noProof/>
-                <w:webHidden/>
-              </w:rPr>
               <w:fldChar w:fldCharType="begin"/>
-            </w:r>
-            <w:r>
-              <w:rPr>
-                <w:noProof/>
-                <w:webHidden/>
-              </w:rPr>
               <w:instrText xml:space="preserve"> PAGEREF _Toc213628999 \h </w:instrText>
-            </w:r>
-            <w:r>
-              <w:rPr>
-                <w:noProof/>
-                <w:webHidden/>
-              </w:rPr>
-            </w:r>
-            <w:r>
-              <w:rPr>
-                <w:noProof/>
-                <w:webHidden/>
-              </w:rPr>
               <w:fldChar w:fldCharType="separate"/>
-            </w:r>
-            <w:r>
-              <w:rPr>
-                <w:noProof/>
-                <w:webHidden/>
-              </w:rPr>
               <w:t>3</w:t>
-            </w:r>
-            <w:r>
-              <w:rPr>
-                <w:noProof/>
-                <w:webHidden/>
-              </w:rPr>
               <w:fldChar w:fldCharType="end"/>
             </w:r>
           </w:hyperlink>
@@ -434,46 +250,10 @@
                 <w:webHidden/>
               </w:rPr>
               <w:tab/>
-            </w:r>
-            <w:r>
-              <w:rPr>
-                <w:noProof/>
-                <w:webHidden/>
-              </w:rPr>
               <w:fldChar w:fldCharType="begin"/>
-            </w:r>
-            <w:r>
-              <w:rPr>
-                <w:noProof/>
-                <w:webHidden/>
-              </w:rPr>
               <w:instrText xml:space="preserve"> PAGEREF _Toc213629000 \h </w:instrText>
-            </w:r>
-            <w:r>
-              <w:rPr>
-                <w:noProof/>
-                <w:webHidden/>
-              </w:rPr>
-            </w:r>
-            <w:r>
-              <w:rPr>
-                <w:noProof/>
-                <w:webHidden/>
-              </w:rPr>
               <w:fldChar w:fldCharType="separate"/>
-            </w:r>
-            <w:r>
-              <w:rPr>
-                <w:noProof/>
-                <w:webHidden/>
-              </w:rPr>
               <w:t>3</w:t>
-            </w:r>
-            <w:r>
-              <w:rPr>
-                <w:noProof/>
-                <w:webHidden/>
-              </w:rPr>
               <w:fldChar w:fldCharType="end"/>
             </w:r>
           </w:hyperlink>
@@ -504,46 +284,10 @@
                 <w:webHidden/>
               </w:rPr>
               <w:tab/>
-            </w:r>
-            <w:r>
-              <w:rPr>
-                <w:noProof/>
-                <w:webHidden/>
-              </w:rPr>
               <w:fldChar w:fldCharType="begin"/>
-            </w:r>
-            <w:r>
-              <w:rPr>
-                <w:noProof/>
-                <w:webHidden/>
-              </w:rPr>
               <w:instrText xml:space="preserve"> PAGEREF _Toc213629001 \h </w:instrText>
-            </w:r>
-            <w:r>
-              <w:rPr>
-                <w:noProof/>
-                <w:webHidden/>
-              </w:rPr>
-            </w:r>
-            <w:r>
-              <w:rPr>
-                <w:noProof/>
-                <w:webHidden/>
-              </w:rPr>
               <w:fldChar w:fldCharType="separate"/>
-            </w:r>
-            <w:r>
-              <w:rPr>
-                <w:noProof/>
-                <w:webHidden/>
-              </w:rPr>
               <w:t>4</w:t>
-            </w:r>
-            <w:r>
-              <w:rPr>
-                <w:noProof/>
-                <w:webHidden/>
-              </w:rPr>
               <w:fldChar w:fldCharType="end"/>
             </w:r>
           </w:hyperlink>
@@ -574,46 +318,10 @@
                 <w:webHidden/>
               </w:rPr>
               <w:tab/>
-            </w:r>
-            <w:r>
-              <w:rPr>
-                <w:noProof/>
-                <w:webHidden/>
-              </w:rPr>
               <w:fldChar w:fldCharType="begin"/>
-            </w:r>
-            <w:r>
-              <w:rPr>
-                <w:noProof/>
-                <w:webHidden/>
-              </w:rPr>
               <w:instrText xml:space="preserve"> PAGEREF _Toc213629002 \h </w:instrText>
-            </w:r>
-            <w:r>
-              <w:rPr>
-                <w:noProof/>
-                <w:webHidden/>
-              </w:rPr>
-            </w:r>
-            <w:r>
-              <w:rPr>
-                <w:noProof/>
-                <w:webHidden/>
-              </w:rPr>
               <w:fldChar w:fldCharType="separate"/>
-            </w:r>
-            <w:r>
-              <w:rPr>
-                <w:noProof/>
-                <w:webHidden/>
-              </w:rPr>
               <w:t>5</w:t>
-            </w:r>
-            <w:r>
-              <w:rPr>
-                <w:noProof/>
-                <w:webHidden/>
-              </w:rPr>
               <w:fldChar w:fldCharType="end"/>
             </w:r>
           </w:hyperlink>
@@ -644,46 +352,10 @@
                 <w:webHidden/>
               </w:rPr>
               <w:tab/>
-            </w:r>
-            <w:r>
-              <w:rPr>
-                <w:noProof/>
-                <w:webHidden/>
-              </w:rPr>
               <w:fldChar w:fldCharType="begin"/>
-            </w:r>
-            <w:r>
-              <w:rPr>
-                <w:noProof/>
-                <w:webHidden/>
-              </w:rPr>
               <w:instrText xml:space="preserve"> PAGEREF _Toc213629003 \h </w:instrText>
-            </w:r>
-            <w:r>
-              <w:rPr>
-                <w:noProof/>
-                <w:webHidden/>
-              </w:rPr>
-            </w:r>
-            <w:r>
-              <w:rPr>
-                <w:noProof/>
-                <w:webHidden/>
-              </w:rPr>
               <w:fldChar w:fldCharType="separate"/>
-            </w:r>
-            <w:r>
-              <w:rPr>
-                <w:noProof/>
-                <w:webHidden/>
-              </w:rPr>
               <w:t>5</w:t>
-            </w:r>
-            <w:r>
-              <w:rPr>
-                <w:noProof/>
-                <w:webHidden/>
-              </w:rPr>
               <w:fldChar w:fldCharType="end"/>
             </w:r>
           </w:hyperlink>
@@ -714,46 +386,10 @@
                 <w:webHidden/>
               </w:rPr>
               <w:tab/>
-            </w:r>
-            <w:r>
-              <w:rPr>
-                <w:noProof/>
-                <w:webHidden/>
-              </w:rPr>
               <w:fldChar w:fldCharType="begin"/>
-            </w:r>
-            <w:r>
-              <w:rPr>
-                <w:noProof/>
-                <w:webHidden/>
-              </w:rPr>
               <w:instrText xml:space="preserve"> PAGEREF _Toc213629004 \h </w:instrText>
-            </w:r>
-            <w:r>
-              <w:rPr>
-                <w:noProof/>
-                <w:webHidden/>
-              </w:rPr>
-            </w:r>
-            <w:r>
-              <w:rPr>
-                <w:noProof/>
-                <w:webHidden/>
-              </w:rPr>
               <w:fldChar w:fldCharType="separate"/>
-            </w:r>
-            <w:r>
-              <w:rPr>
-                <w:noProof/>
-                <w:webHidden/>
-              </w:rPr>
               <w:t>6</w:t>
-            </w:r>
-            <w:r>
-              <w:rPr>
-                <w:noProof/>
-                <w:webHidden/>
-              </w:rPr>
               <w:fldChar w:fldCharType="end"/>
             </w:r>
           </w:hyperlink>
@@ -784,46 +420,10 @@
                 <w:webHidden/>
               </w:rPr>
               <w:tab/>
-            </w:r>
-            <w:r>
-              <w:rPr>
-                <w:noProof/>
-                <w:webHidden/>
-              </w:rPr>
               <w:fldChar w:fldCharType="begin"/>
-            </w:r>
-            <w:r>
-              <w:rPr>
-                <w:noProof/>
-                <w:webHidden/>
-              </w:rPr>
               <w:instrText xml:space="preserve"> PAGEREF _Toc213629005 \h </w:instrText>
-            </w:r>
-            <w:r>
-              <w:rPr>
-                <w:noProof/>
-                <w:webHidden/>
-              </w:rPr>
-            </w:r>
-            <w:r>
-              <w:rPr>
-                <w:noProof/>
-                <w:webHidden/>
-              </w:rPr>
               <w:fldChar w:fldCharType="separate"/>
-            </w:r>
-            <w:r>
-              <w:rPr>
-                <w:noProof/>
-                <w:webHidden/>
-              </w:rPr>
               <w:t>7</w:t>
-            </w:r>
-            <w:r>
-              <w:rPr>
-                <w:noProof/>
-                <w:webHidden/>
-              </w:rPr>
               <w:fldChar w:fldCharType="end"/>
             </w:r>
           </w:hyperlink>
@@ -854,46 +454,10 @@
                 <w:webHidden/>
               </w:rPr>
               <w:tab/>
-            </w:r>
-            <w:r>
-              <w:rPr>
-                <w:noProof/>
-                <w:webHidden/>
-              </w:rPr>
               <w:fldChar w:fldCharType="begin"/>
-            </w:r>
-            <w:r>
-              <w:rPr>
-                <w:noProof/>
-                <w:webHidden/>
-              </w:rPr>
               <w:instrText xml:space="preserve"> PAGEREF _Toc213629006 \h </w:instrText>
-            </w:r>
-            <w:r>
-              <w:rPr>
-                <w:noProof/>
-                <w:webHidden/>
-              </w:rPr>
-            </w:r>
-            <w:r>
-              <w:rPr>
-                <w:noProof/>
-                <w:webHidden/>
-              </w:rPr>
               <w:fldChar w:fldCharType="separate"/>
-            </w:r>
-            <w:r>
-              <w:rPr>
-                <w:noProof/>
-                <w:webHidden/>
-              </w:rPr>
               <w:t>7</w:t>
-            </w:r>
-            <w:r>
-              <w:rPr>
-                <w:noProof/>
-                <w:webHidden/>
-              </w:rPr>
               <w:fldChar w:fldCharType="end"/>
             </w:r>
           </w:hyperlink>
@@ -924,46 +488,10 @@
                 <w:webHidden/>
               </w:rPr>
               <w:tab/>
-            </w:r>
-            <w:r>
-              <w:rPr>
-                <w:noProof/>
-                <w:webHidden/>
-              </w:rPr>
               <w:fldChar w:fldCharType="begin"/>
-            </w:r>
-            <w:r>
-              <w:rPr>
-                <w:noProof/>
-                <w:webHidden/>
-              </w:rPr>
               <w:instrText xml:space="preserve"> PAGEREF _Toc213629007 \h </w:instrText>
-            </w:r>
-            <w:r>
-              <w:rPr>
-                <w:noProof/>
-                <w:webHidden/>
-              </w:rPr>
-            </w:r>
-            <w:r>
-              <w:rPr>
-                <w:noProof/>
-                <w:webHidden/>
-              </w:rPr>
               <w:fldChar w:fldCharType="separate"/>
-            </w:r>
-            <w:r>
-              <w:rPr>
-                <w:noProof/>
-                <w:webHidden/>
-              </w:rPr>
               <w:t>8</w:t>
-            </w:r>
-            <w:r>
-              <w:rPr>
-                <w:noProof/>
-                <w:webHidden/>
-              </w:rPr>
               <w:fldChar w:fldCharType="end"/>
             </w:r>
           </w:hyperlink>
@@ -994,46 +522,10 @@
                 <w:webHidden/>
               </w:rPr>
               <w:tab/>
-            </w:r>
-            <w:r>
-              <w:rPr>
-                <w:noProof/>
-                <w:webHidden/>
-              </w:rPr>
               <w:fldChar w:fldCharType="begin"/>
-            </w:r>
-            <w:r>
-              <w:rPr>
-                <w:noProof/>
-                <w:webHidden/>
-              </w:rPr>
               <w:instrText xml:space="preserve"> PAGEREF _Toc213629008 \h </w:instrText>
-            </w:r>
-            <w:r>
-              <w:rPr>
-                <w:noProof/>
-                <w:webHidden/>
-              </w:rPr>
-            </w:r>
-            <w:r>
-              <w:rPr>
-                <w:noProof/>
-                <w:webHidden/>
-              </w:rPr>
               <w:fldChar w:fldCharType="separate"/>
-            </w:r>
-            <w:r>
-              <w:rPr>
-                <w:noProof/>
-                <w:webHidden/>
-              </w:rPr>
               <w:t>9</w:t>
-            </w:r>
-            <w:r>
-              <w:rPr>
-                <w:noProof/>
-                <w:webHidden/>
-              </w:rPr>
               <w:fldChar w:fldCharType="end"/>
             </w:r>
           </w:hyperlink>
@@ -1064,46 +556,10 @@
                 <w:webHidden/>
               </w:rPr>
               <w:tab/>
-            </w:r>
-            <w:r>
-              <w:rPr>
-                <w:noProof/>
-                <w:webHidden/>
-              </w:rPr>
               <w:fldChar w:fldCharType="begin"/>
-            </w:r>
-            <w:r>
-              <w:rPr>
-                <w:noProof/>
-                <w:webHidden/>
-              </w:rPr>
               <w:instrText xml:space="preserve"> PAGEREF _Toc213629009 \h </w:instrText>
-            </w:r>
-            <w:r>
-              <w:rPr>
-                <w:noProof/>
-                <w:webHidden/>
-              </w:rPr>
-            </w:r>
-            <w:r>
-              <w:rPr>
-                <w:noProof/>
-                <w:webHidden/>
-              </w:rPr>
               <w:fldChar w:fldCharType="separate"/>
-            </w:r>
-            <w:r>
-              <w:rPr>
-                <w:noProof/>
-                <w:webHidden/>
-              </w:rPr>
               <w:t>11</w:t>
-            </w:r>
-            <w:r>
-              <w:rPr>
-                <w:noProof/>
-                <w:webHidden/>
-              </w:rPr>
               <w:fldChar w:fldCharType="end"/>
             </w:r>
           </w:hyperlink>
@@ -1134,46 +590,10 @@
                 <w:webHidden/>
               </w:rPr>
               <w:tab/>
-            </w:r>
-            <w:r>
-              <w:rPr>
-                <w:noProof/>
-                <w:webHidden/>
-              </w:rPr>
               <w:fldChar w:fldCharType="begin"/>
-            </w:r>
-            <w:r>
-              <w:rPr>
-                <w:noProof/>
-                <w:webHidden/>
-              </w:rPr>
               <w:instrText xml:space="preserve"> PAGEREF _Toc213629010 \h </w:instrText>
-            </w:r>
-            <w:r>
-              <w:rPr>
-                <w:noProof/>
-                <w:webHidden/>
-              </w:rPr>
-            </w:r>
-            <w:r>
-              <w:rPr>
-                <w:noProof/>
-                <w:webHidden/>
-              </w:rPr>
               <w:fldChar w:fldCharType="separate"/>
-            </w:r>
-            <w:r>
-              <w:rPr>
-                <w:noProof/>
-                <w:webHidden/>
-              </w:rPr>
               <w:t>11</w:t>
-            </w:r>
-            <w:r>
-              <w:rPr>
-                <w:noProof/>
-                <w:webHidden/>
-              </w:rPr>
               <w:fldChar w:fldCharType="end"/>
             </w:r>
           </w:hyperlink>
@@ -1204,46 +624,10 @@
                 <w:webHidden/>
               </w:rPr>
               <w:tab/>
-            </w:r>
-            <w:r>
-              <w:rPr>
-                <w:noProof/>
-                <w:webHidden/>
-              </w:rPr>
               <w:fldChar w:fldCharType="begin"/>
-            </w:r>
-            <w:r>
-              <w:rPr>
-                <w:noProof/>
-                <w:webHidden/>
-              </w:rPr>
               <w:instrText xml:space="preserve"> PAGEREF _Toc213629011 \h </w:instrText>
-            </w:r>
-            <w:r>
-              <w:rPr>
-                <w:noProof/>
-                <w:webHidden/>
-              </w:rPr>
-            </w:r>
-            <w:r>
-              <w:rPr>
-                <w:noProof/>
-                <w:webHidden/>
-              </w:rPr>
               <w:fldChar w:fldCharType="separate"/>
-            </w:r>
-            <w:r>
-              <w:rPr>
-                <w:noProof/>
-                <w:webHidden/>
-              </w:rPr>
               <w:t>12</w:t>
-            </w:r>
-            <w:r>
-              <w:rPr>
-                <w:noProof/>
-                <w:webHidden/>
-              </w:rPr>
               <w:fldChar w:fldCharType="end"/>
             </w:r>
           </w:hyperlink>
@@ -1274,46 +658,10 @@
                 <w:webHidden/>
               </w:rPr>
               <w:tab/>
-            </w:r>
-            <w:r>
-              <w:rPr>
-                <w:noProof/>
-                <w:webHidden/>
-              </w:rPr>
               <w:fldChar w:fldCharType="begin"/>
-            </w:r>
-            <w:r>
-              <w:rPr>
-                <w:noProof/>
-                <w:webHidden/>
-              </w:rPr>
               <w:instrText xml:space="preserve"> PAGEREF _Toc213629012 \h </w:instrText>
-            </w:r>
-            <w:r>
-              <w:rPr>
-                <w:noProof/>
-                <w:webHidden/>
-              </w:rPr>
-            </w:r>
-            <w:r>
-              <w:rPr>
-                <w:noProof/>
-                <w:webHidden/>
-              </w:rPr>
               <w:fldChar w:fldCharType="separate"/>
-            </w:r>
-            <w:r>
-              <w:rPr>
-                <w:noProof/>
-                <w:webHidden/>
-              </w:rPr>
               <w:t>12</w:t>
-            </w:r>
-            <w:r>
-              <w:rPr>
-                <w:noProof/>
-                <w:webHidden/>
-              </w:rPr>
               <w:fldChar w:fldCharType="end"/>
             </w:r>
           </w:hyperlink>
@@ -1344,46 +692,10 @@
                 <w:webHidden/>
               </w:rPr>
               <w:tab/>
-            </w:r>
-            <w:r>
-              <w:rPr>
-                <w:noProof/>
-                <w:webHidden/>
-              </w:rPr>
               <w:fldChar w:fldCharType="begin"/>
-            </w:r>
-            <w:r>
-              <w:rPr>
-                <w:noProof/>
-                <w:webHidden/>
-              </w:rPr>
               <w:instrText xml:space="preserve"> PAGEREF _Toc213629013 \h </w:instrText>
-            </w:r>
-            <w:r>
-              <w:rPr>
-                <w:noProof/>
-                <w:webHidden/>
-              </w:rPr>
-            </w:r>
-            <w:r>
-              <w:rPr>
-                <w:noProof/>
-                <w:webHidden/>
-              </w:rPr>
               <w:fldChar w:fldCharType="separate"/>
-            </w:r>
-            <w:r>
-              <w:rPr>
-                <w:noProof/>
-                <w:webHidden/>
-              </w:rPr>
               <w:t>13</w:t>
-            </w:r>
-            <w:r>
-              <w:rPr>
-                <w:noProof/>
-                <w:webHidden/>
-              </w:rPr>
               <w:fldChar w:fldCharType="end"/>
             </w:r>
           </w:hyperlink>
@@ -1414,46 +726,10 @@
                 <w:webHidden/>
               </w:rPr>
               <w:tab/>
-            </w:r>
-            <w:r>
-              <w:rPr>
-                <w:noProof/>
-                <w:webHidden/>
-              </w:rPr>
               <w:fldChar w:fldCharType="begin"/>
-            </w:r>
-            <w:r>
-              <w:rPr>
-                <w:noProof/>
-                <w:webHidden/>
-              </w:rPr>
               <w:instrText xml:space="preserve"> PAGEREF _Toc213629014 \h </w:instrText>
-            </w:r>
-            <w:r>
-              <w:rPr>
-                <w:noProof/>
-                <w:webHidden/>
-              </w:rPr>
-            </w:r>
-            <w:r>
-              <w:rPr>
-                <w:noProof/>
-                <w:webHidden/>
-              </w:rPr>
               <w:fldChar w:fldCharType="separate"/>
-            </w:r>
-            <w:r>
-              <w:rPr>
-                <w:noProof/>
-                <w:webHidden/>
-              </w:rPr>
               <w:t>13</w:t>
-            </w:r>
-            <w:r>
-              <w:rPr>
-                <w:noProof/>
-                <w:webHidden/>
-              </w:rPr>
               <w:fldChar w:fldCharType="end"/>
             </w:r>
           </w:hyperlink>
@@ -1484,46 +760,10 @@
                 <w:webHidden/>
               </w:rPr>
               <w:tab/>
-            </w:r>
-            <w:r>
-              <w:rPr>
-                <w:noProof/>
-                <w:webHidden/>
-              </w:rPr>
               <w:fldChar w:fldCharType="begin"/>
-            </w:r>
-            <w:r>
-              <w:rPr>
-                <w:noProof/>
-                <w:webHidden/>
-              </w:rPr>
               <w:instrText xml:space="preserve"> PAGEREF _Toc213629015 \h </w:instrText>
-            </w:r>
-            <w:r>
-              <w:rPr>
-                <w:noProof/>
-                <w:webHidden/>
-              </w:rPr>
-            </w:r>
-            <w:r>
-              <w:rPr>
-                <w:noProof/>
-                <w:webHidden/>
-              </w:rPr>
               <w:fldChar w:fldCharType="separate"/>
-            </w:r>
-            <w:r>
-              <w:rPr>
-                <w:noProof/>
-                <w:webHidden/>
-              </w:rPr>
               <w:t>14</w:t>
-            </w:r>
-            <w:r>
-              <w:rPr>
-                <w:noProof/>
-                <w:webHidden/>
-              </w:rPr>
               <w:fldChar w:fldCharType="end"/>
             </w:r>
           </w:hyperlink>
@@ -1554,46 +794,10 @@
                 <w:webHidden/>
               </w:rPr>
               <w:tab/>
-            </w:r>
-            <w:r>
-              <w:rPr>
-                <w:noProof/>
-                <w:webHidden/>
-              </w:rPr>
               <w:fldChar w:fldCharType="begin"/>
-            </w:r>
-            <w:r>
-              <w:rPr>
-                <w:noProof/>
-                <w:webHidden/>
-              </w:rPr>
               <w:instrText xml:space="preserve"> PAGEREF _Toc213629016 \h </w:instrText>
-            </w:r>
-            <w:r>
-              <w:rPr>
-                <w:noProof/>
-                <w:webHidden/>
-              </w:rPr>
-            </w:r>
-            <w:r>
-              <w:rPr>
-                <w:noProof/>
-                <w:webHidden/>
-              </w:rPr>
               <w:fldChar w:fldCharType="separate"/>
-            </w:r>
-            <w:r>
-              <w:rPr>
-                <w:noProof/>
-                <w:webHidden/>
-              </w:rPr>
               <w:t>14</w:t>
-            </w:r>
-            <w:r>
-              <w:rPr>
-                <w:noProof/>
-                <w:webHidden/>
-              </w:rPr>
               <w:fldChar w:fldCharType="end"/>
             </w:r>
           </w:hyperlink>
@@ -1624,46 +828,10 @@
                 <w:webHidden/>
               </w:rPr>
               <w:tab/>
-            </w:r>
-            <w:r>
-              <w:rPr>
-                <w:noProof/>
-                <w:webHidden/>
-              </w:rPr>
               <w:fldChar w:fldCharType="begin"/>
-            </w:r>
-            <w:r>
-              <w:rPr>
-                <w:noProof/>
-                <w:webHidden/>
-              </w:rPr>
               <w:instrText xml:space="preserve"> PAGEREF _Toc213629017 \h </w:instrText>
-            </w:r>
-            <w:r>
-              <w:rPr>
-                <w:noProof/>
-                <w:webHidden/>
-              </w:rPr>
-            </w:r>
-            <w:r>
-              <w:rPr>
-                <w:noProof/>
-                <w:webHidden/>
-              </w:rPr>
               <w:fldChar w:fldCharType="separate"/>
-            </w:r>
-            <w:r>
-              <w:rPr>
-                <w:noProof/>
-                <w:webHidden/>
-              </w:rPr>
               <w:t>15</w:t>
-            </w:r>
-            <w:r>
-              <w:rPr>
-                <w:noProof/>
-                <w:webHidden/>
-              </w:rPr>
               <w:fldChar w:fldCharType="end"/>
             </w:r>
           </w:hyperlink>
@@ -1694,46 +862,10 @@
                 <w:webHidden/>
               </w:rPr>
               <w:tab/>
-            </w:r>
-            <w:r>
-              <w:rPr>
-                <w:noProof/>
-                <w:webHidden/>
-              </w:rPr>
               <w:fldChar w:fldCharType="begin"/>
-            </w:r>
-            <w:r>
-              <w:rPr>
-                <w:noProof/>
-                <w:webHidden/>
-              </w:rPr>
               <w:instrText xml:space="preserve"> PAGEREF _Toc213629018 \h </w:instrText>
-            </w:r>
-            <w:r>
-              <w:rPr>
-                <w:noProof/>
-                <w:webHidden/>
-              </w:rPr>
-            </w:r>
-            <w:r>
-              <w:rPr>
-                <w:noProof/>
-                <w:webHidden/>
-              </w:rPr>
               <w:fldChar w:fldCharType="separate"/>
-            </w:r>
-            <w:r>
-              <w:rPr>
-                <w:noProof/>
-                <w:webHidden/>
-              </w:rPr>
               <w:t>16</w:t>
-            </w:r>
-            <w:r>
-              <w:rPr>
-                <w:noProof/>
-                <w:webHidden/>
-              </w:rPr>
               <w:fldChar w:fldCharType="end"/>
             </w:r>
           </w:hyperlink>
@@ -1765,7 +897,7 @@
                 <w:iCs/>
                 <w:noProof/>
               </w:rPr>
-              <w:t>strongSwan</w:t>
+              <w:t>Fortinet</w:t>
             </w:r>
             <w:r>
               <w:rPr>
@@ -1780,46 +912,10 @@
                 <w:webHidden/>
               </w:rPr>
               <w:tab/>
-            </w:r>
-            <w:r>
-              <w:rPr>
-                <w:noProof/>
-                <w:webHidden/>
-              </w:rPr>
               <w:fldChar w:fldCharType="begin"/>
-            </w:r>
-            <w:r>
-              <w:rPr>
-                <w:noProof/>
-                <w:webHidden/>
-              </w:rPr>
               <w:instrText xml:space="preserve"> PAGEREF _Toc213629019 \h </w:instrText>
-            </w:r>
-            <w:r>
-              <w:rPr>
-                <w:noProof/>
-                <w:webHidden/>
-              </w:rPr>
-            </w:r>
-            <w:r>
-              <w:rPr>
-                <w:noProof/>
-                <w:webHidden/>
-              </w:rPr>
               <w:fldChar w:fldCharType="separate"/>
-            </w:r>
-            <w:r>
-              <w:rPr>
-                <w:noProof/>
-                <w:webHidden/>
-              </w:rPr>
               <w:t>16</w:t>
-            </w:r>
-            <w:r>
-              <w:rPr>
-                <w:noProof/>
-                <w:webHidden/>
-              </w:rPr>
               <w:fldChar w:fldCharType="end"/>
             </w:r>
           </w:hyperlink>
@@ -1851,7 +947,7 @@
                 <w:iCs/>
                 <w:noProof/>
               </w:rPr>
-              <w:t>iptables</w:t>
+              <w:t>Fortinet</w:t>
             </w:r>
             <w:r>
               <w:rPr>
@@ -1866,46 +962,10 @@
                 <w:webHidden/>
               </w:rPr>
               <w:tab/>
-            </w:r>
-            <w:r>
-              <w:rPr>
-                <w:noProof/>
-                <w:webHidden/>
-              </w:rPr>
               <w:fldChar w:fldCharType="begin"/>
-            </w:r>
-            <w:r>
-              <w:rPr>
-                <w:noProof/>
-                <w:webHidden/>
-              </w:rPr>
               <w:instrText xml:space="preserve"> PAGEREF _Toc213629020 \h </w:instrText>
-            </w:r>
-            <w:r>
-              <w:rPr>
-                <w:noProof/>
-                <w:webHidden/>
-              </w:rPr>
-            </w:r>
-            <w:r>
-              <w:rPr>
-                <w:noProof/>
-                <w:webHidden/>
-              </w:rPr>
               <w:fldChar w:fldCharType="separate"/>
-            </w:r>
-            <w:r>
-              <w:rPr>
-                <w:noProof/>
-                <w:webHidden/>
-              </w:rPr>
               <w:t>17</w:t>
-            </w:r>
-            <w:r>
-              <w:rPr>
-                <w:noProof/>
-                <w:webHidden/>
-              </w:rPr>
               <w:fldChar w:fldCharType="end"/>
             </w:r>
           </w:hyperlink>
@@ -1936,46 +996,10 @@
                 <w:webHidden/>
               </w:rPr>
               <w:tab/>
-            </w:r>
-            <w:r>
-              <w:rPr>
-                <w:noProof/>
-                <w:webHidden/>
-              </w:rPr>
               <w:fldChar w:fldCharType="begin"/>
-            </w:r>
-            <w:r>
-              <w:rPr>
-                <w:noProof/>
-                <w:webHidden/>
-              </w:rPr>
               <w:instrText xml:space="preserve"> PAGEREF _Toc213629021 \h </w:instrText>
-            </w:r>
-            <w:r>
-              <w:rPr>
-                <w:noProof/>
-                <w:webHidden/>
-              </w:rPr>
-            </w:r>
-            <w:r>
-              <w:rPr>
-                <w:noProof/>
-                <w:webHidden/>
-              </w:rPr>
               <w:fldChar w:fldCharType="separate"/>
-            </w:r>
-            <w:r>
-              <w:rPr>
-                <w:noProof/>
-                <w:webHidden/>
-              </w:rPr>
               <w:t>18</w:t>
-            </w:r>
-            <w:r>
-              <w:rPr>
-                <w:noProof/>
-                <w:webHidden/>
-              </w:rPr>
               <w:fldChar w:fldCharType="end"/>
             </w:r>
           </w:hyperlink>
@@ -2022,46 +1046,10 @@
                 <w:webHidden/>
               </w:rPr>
               <w:tab/>
-            </w:r>
-            <w:r>
-              <w:rPr>
-                <w:noProof/>
-                <w:webHidden/>
-              </w:rPr>
               <w:fldChar w:fldCharType="begin"/>
-            </w:r>
-            <w:r>
-              <w:rPr>
-                <w:noProof/>
-                <w:webHidden/>
-              </w:rPr>
               <w:instrText xml:space="preserve"> PAGEREF _Toc213629022 \h </w:instrText>
-            </w:r>
-            <w:r>
-              <w:rPr>
-                <w:noProof/>
-                <w:webHidden/>
-              </w:rPr>
-            </w:r>
-            <w:r>
-              <w:rPr>
-                <w:noProof/>
-                <w:webHidden/>
-              </w:rPr>
               <w:fldChar w:fldCharType="separate"/>
-            </w:r>
-            <w:r>
-              <w:rPr>
-                <w:noProof/>
-                <w:webHidden/>
-              </w:rPr>
               <w:t>19</w:t>
-            </w:r>
-            <w:r>
-              <w:rPr>
-                <w:noProof/>
-                <w:webHidden/>
-              </w:rPr>
               <w:fldChar w:fldCharType="end"/>
             </w:r>
           </w:hyperlink>
@@ -2108,46 +1096,10 @@
                 <w:webHidden/>
               </w:rPr>
               <w:tab/>
-            </w:r>
-            <w:r>
-              <w:rPr>
-                <w:noProof/>
-                <w:webHidden/>
-              </w:rPr>
               <w:fldChar w:fldCharType="begin"/>
-            </w:r>
-            <w:r>
-              <w:rPr>
-                <w:noProof/>
-                <w:webHidden/>
-              </w:rPr>
               <w:instrText xml:space="preserve"> PAGEREF _Toc213629023 \h </w:instrText>
-            </w:r>
-            <w:r>
-              <w:rPr>
-                <w:noProof/>
-                <w:webHidden/>
-              </w:rPr>
-            </w:r>
-            <w:r>
-              <w:rPr>
-                <w:noProof/>
-                <w:webHidden/>
-              </w:rPr>
               <w:fldChar w:fldCharType="separate"/>
-            </w:r>
-            <w:r>
-              <w:rPr>
-                <w:noProof/>
-                <w:webHidden/>
-              </w:rPr>
               <w:t>20</w:t>
-            </w:r>
-            <w:r>
-              <w:rPr>
-                <w:noProof/>
-                <w:webHidden/>
-              </w:rPr>
               <w:fldChar w:fldCharType="end"/>
             </w:r>
           </w:hyperlink>
@@ -2178,46 +1130,10 @@
                 <w:webHidden/>
               </w:rPr>
               <w:tab/>
-            </w:r>
-            <w:r>
-              <w:rPr>
-                <w:noProof/>
-                <w:webHidden/>
-              </w:rPr>
               <w:fldChar w:fldCharType="begin"/>
-            </w:r>
-            <w:r>
-              <w:rPr>
-                <w:noProof/>
-                <w:webHidden/>
-              </w:rPr>
               <w:instrText xml:space="preserve"> PAGEREF _Toc213629024 \h </w:instrText>
-            </w:r>
-            <w:r>
-              <w:rPr>
-                <w:noProof/>
-                <w:webHidden/>
-              </w:rPr>
-            </w:r>
-            <w:r>
-              <w:rPr>
-                <w:noProof/>
-                <w:webHidden/>
-              </w:rPr>
               <w:fldChar w:fldCharType="separate"/>
-            </w:r>
-            <w:r>
-              <w:rPr>
-                <w:noProof/>
-                <w:webHidden/>
-              </w:rPr>
               <w:t>21</w:t>
-            </w:r>
-            <w:r>
-              <w:rPr>
-                <w:noProof/>
-                <w:webHidden/>
-              </w:rPr>
               <w:fldChar w:fldCharType="end"/>
             </w:r>
           </w:hyperlink>
@@ -2248,46 +1164,10 @@
                 <w:webHidden/>
               </w:rPr>
               <w:tab/>
-            </w:r>
-            <w:r>
-              <w:rPr>
-                <w:noProof/>
-                <w:webHidden/>
-              </w:rPr>
               <w:fldChar w:fldCharType="begin"/>
-            </w:r>
-            <w:r>
-              <w:rPr>
-                <w:noProof/>
-                <w:webHidden/>
-              </w:rPr>
               <w:instrText xml:space="preserve"> PAGEREF _Toc213629025 \h </w:instrText>
-            </w:r>
-            <w:r>
-              <w:rPr>
-                <w:noProof/>
-                <w:webHidden/>
-              </w:rPr>
-            </w:r>
-            <w:r>
-              <w:rPr>
-                <w:noProof/>
-                <w:webHidden/>
-              </w:rPr>
               <w:fldChar w:fldCharType="separate"/>
-            </w:r>
-            <w:r>
-              <w:rPr>
-                <w:noProof/>
-                <w:webHidden/>
-              </w:rPr>
               <w:t>21</w:t>
-            </w:r>
-            <w:r>
-              <w:rPr>
-                <w:noProof/>
-                <w:webHidden/>
-              </w:rPr>
               <w:fldChar w:fldCharType="end"/>
             </w:r>
           </w:hyperlink>
@@ -2318,46 +1198,10 @@
                 <w:webHidden/>
               </w:rPr>
               <w:tab/>
-            </w:r>
-            <w:r>
-              <w:rPr>
-                <w:noProof/>
-                <w:webHidden/>
-              </w:rPr>
               <w:fldChar w:fldCharType="begin"/>
-            </w:r>
-            <w:r>
-              <w:rPr>
-                <w:noProof/>
-                <w:webHidden/>
-              </w:rPr>
               <w:instrText xml:space="preserve"> PAGEREF _Toc213629026 \h </w:instrText>
-            </w:r>
-            <w:r>
-              <w:rPr>
-                <w:noProof/>
-                <w:webHidden/>
-              </w:rPr>
-            </w:r>
-            <w:r>
-              <w:rPr>
-                <w:noProof/>
-                <w:webHidden/>
-              </w:rPr>
               <w:fldChar w:fldCharType="separate"/>
-            </w:r>
-            <w:r>
-              <w:rPr>
-                <w:noProof/>
-                <w:webHidden/>
-              </w:rPr>
               <w:t>22</w:t>
-            </w:r>
-            <w:r>
-              <w:rPr>
-                <w:noProof/>
-                <w:webHidden/>
-              </w:rPr>
               <w:fldChar w:fldCharType="end"/>
             </w:r>
           </w:hyperlink>
@@ -2388,46 +1232,10 @@
                 <w:webHidden/>
               </w:rPr>
               <w:tab/>
-            </w:r>
-            <w:r>
-              <w:rPr>
-                <w:noProof/>
-                <w:webHidden/>
-              </w:rPr>
               <w:fldChar w:fldCharType="begin"/>
-            </w:r>
-            <w:r>
-              <w:rPr>
-                <w:noProof/>
-                <w:webHidden/>
-              </w:rPr>
               <w:instrText xml:space="preserve"> PAGEREF _Toc213629027 \h </w:instrText>
-            </w:r>
-            <w:r>
-              <w:rPr>
-                <w:noProof/>
-                <w:webHidden/>
-              </w:rPr>
-            </w:r>
-            <w:r>
-              <w:rPr>
-                <w:noProof/>
-                <w:webHidden/>
-              </w:rPr>
               <w:fldChar w:fldCharType="separate"/>
-            </w:r>
-            <w:r>
-              <w:rPr>
-                <w:noProof/>
-                <w:webHidden/>
-              </w:rPr>
               <w:t>22</w:t>
-            </w:r>
-            <w:r>
-              <w:rPr>
-                <w:noProof/>
-                <w:webHidden/>
-              </w:rPr>
               <w:fldChar w:fldCharType="end"/>
             </w:r>
           </w:hyperlink>
@@ -2460,46 +1268,10 @@
                 <w:webHidden/>
               </w:rPr>
               <w:tab/>
-            </w:r>
-            <w:r>
-              <w:rPr>
-                <w:noProof/>
-                <w:webHidden/>
-              </w:rPr>
               <w:fldChar w:fldCharType="begin"/>
-            </w:r>
-            <w:r>
-              <w:rPr>
-                <w:noProof/>
-                <w:webHidden/>
-              </w:rPr>
               <w:instrText xml:space="preserve"> PAGEREF _Toc213629028 \h </w:instrText>
-            </w:r>
-            <w:r>
-              <w:rPr>
-                <w:noProof/>
-                <w:webHidden/>
-              </w:rPr>
-            </w:r>
-            <w:r>
-              <w:rPr>
-                <w:noProof/>
-                <w:webHidden/>
-              </w:rPr>
               <w:fldChar w:fldCharType="separate"/>
-            </w:r>
-            <w:r>
-              <w:rPr>
-                <w:noProof/>
-                <w:webHidden/>
-              </w:rPr>
               <w:t>22</w:t>
-            </w:r>
-            <w:r>
-              <w:rPr>
-                <w:noProof/>
-                <w:webHidden/>
-              </w:rPr>
               <w:fldChar w:fldCharType="end"/>
             </w:r>
           </w:hyperlink>
@@ -2530,46 +1302,10 @@
                 <w:webHidden/>
               </w:rPr>
               <w:tab/>
-            </w:r>
-            <w:r>
-              <w:rPr>
-                <w:noProof/>
-                <w:webHidden/>
-              </w:rPr>
               <w:fldChar w:fldCharType="begin"/>
-            </w:r>
-            <w:r>
-              <w:rPr>
-                <w:noProof/>
-                <w:webHidden/>
-              </w:rPr>
               <w:instrText xml:space="preserve"> PAGEREF _Toc213629029 \h </w:instrText>
-            </w:r>
-            <w:r>
-              <w:rPr>
-                <w:noProof/>
-                <w:webHidden/>
-              </w:rPr>
-            </w:r>
-            <w:r>
-              <w:rPr>
-                <w:noProof/>
-                <w:webHidden/>
-              </w:rPr>
               <w:fldChar w:fldCharType="separate"/>
-            </w:r>
-            <w:r>
-              <w:rPr>
-                <w:noProof/>
-                <w:webHidden/>
-              </w:rPr>
               <w:t>22</w:t>
-            </w:r>
-            <w:r>
-              <w:rPr>
-                <w:noProof/>
-                <w:webHidden/>
-              </w:rPr>
               <w:fldChar w:fldCharType="end"/>
             </w:r>
           </w:hyperlink>
@@ -2600,46 +1336,10 @@
                 <w:webHidden/>
               </w:rPr>
               <w:tab/>
-            </w:r>
-            <w:r>
-              <w:rPr>
-                <w:noProof/>
-                <w:webHidden/>
-              </w:rPr>
               <w:fldChar w:fldCharType="begin"/>
-            </w:r>
-            <w:r>
-              <w:rPr>
-                <w:noProof/>
-                <w:webHidden/>
-              </w:rPr>
               <w:instrText xml:space="preserve"> PAGEREF _Toc213629030 \h </w:instrText>
-            </w:r>
-            <w:r>
-              <w:rPr>
-                <w:noProof/>
-                <w:webHidden/>
-              </w:rPr>
-            </w:r>
-            <w:r>
-              <w:rPr>
-                <w:noProof/>
-                <w:webHidden/>
-              </w:rPr>
               <w:fldChar w:fldCharType="separate"/>
-            </w:r>
-            <w:r>
-              <w:rPr>
-                <w:noProof/>
-                <w:webHidden/>
-              </w:rPr>
               <w:t>23</w:t>
-            </w:r>
-            <w:r>
-              <w:rPr>
-                <w:noProof/>
-                <w:webHidden/>
-              </w:rPr>
               <w:fldChar w:fldCharType="end"/>
             </w:r>
           </w:hyperlink>
@@ -2668,6 +1368,21 @@
           <w:szCs w:val="28"/>
         </w:rPr>
         <w:br/>
+        <w:br/>
+      </w:r>
+      <w:bookmarkStart w:id="1" w:name="_Toc213628996"/>
+      <w:r>
+        <w:rPr>
+          <w:rStyle w:val="Titre2Car"/>
+        </w:rPr>
+        <w:t>1.Introduction</w:t>
+      </w:r>
+      <w:bookmarkEnd w:id="1"/>
+      <w:r>
+        <w:rPr>
+          <w:rStyle w:val="Titre2Car"/>
+        </w:rPr>
+        <w:br/>
       </w:r>
       <w:r>
         <w:rPr>
@@ -2676,188 +1391,153 @@
         </w:rPr>
         <w:br/>
       </w:r>
-      <w:bookmarkStart w:id="1" w:name="_Toc213628996"/>
-      <w:r>
-        <w:rPr>
-          <w:rStyle w:val="Titre2Car"/>
-        </w:rPr>
-        <w:t>1.</w:t>
-      </w:r>
-      <w:r>
-        <w:rPr>
-          <w:rStyle w:val="Titre2Car"/>
-        </w:rPr>
-        <w:t>Introduction</w:t>
-      </w:r>
-      <w:bookmarkEnd w:id="1"/>
-      <w:r>
-        <w:rPr>
-          <w:rStyle w:val="Titre2Car"/>
-        </w:rPr>
-        <w:br/>
-      </w:r>
-      <w:r>
+      <w:r>
+        <w:rPr>
+          <w:rStyle w:val="Titre3Car"/>
+        </w:rPr>
+        <w:t>1.1 Contexte de l’entreprise</w:t>
+      </w:r>
+    </w:p>
+    <w:p>
+      <w:r>
+        <w:t>L’entreprise concernée est une PME française spécialisée dans le secteur aéronautique, agissant en tant que sous-traitante d’Airbus. Elle est répartie sur deux sites physiques, chacun accueillant 50 utilisateurs. Le site 1 regroupe les équipes techniques et commerciales, tandis que le site 2 héberge les services RH, Finance et Direction. L’entreprise est susceptible de collaborer avec des entités militaires, ce qui implique des exigences renforcées en matière de sécurité et de conformité réglementaire.</w:t>
+      </w:r>
+    </w:p>
+    <w:p>
+      <w:r>
+        <w:t>Chaque site dispose d’une connexion Internet en fibre optique à 100 Mb/s symétrique, d’un local technique équipé d’une baie réseau, et d’un ensemble de serveurs internes hébergés sur le site 1 : serveur de fichiers, serveur de messagerie, serveur de base de données, ainsi qu’un serveur web accessible depuis l’extérieur en HTTPS.</w:t>
+      </w:r>
+    </w:p>
+    <w:p>
+      <w:pPr>
+        <w:pStyle w:val="Titre3"/>
+      </w:pPr>
+      <w:bookmarkStart w:id="2" w:name="_Toc213628997"/>
+      <w:r>
+        <w:t>1.2 Objectifs du projet</w:t>
+      </w:r>
+      <w:bookmarkEnd w:id="2"/>
+    </w:p>
+    <w:p>
+      <w:r>
+        <w:t>Ce projet vise à concevoir une architecture technique sécurisée, évolutive et conforme aux normes en vigueur, permettant :</w:t>
+      </w:r>
+    </w:p>
+    <w:p>
+      <w:pPr>
+        <w:numPr>
+          <w:ilvl w:val="0"/>
+          <w:numId w:val="18"/>
+        </w:numPr>
+      </w:pPr>
+      <w:r>
+        <w:t>Une interconnexion fluide et sécurisée entre les deux sites, sans configuration sur les postes clients</w:t>
+      </w:r>
+    </w:p>
+    <w:p>
+      <w:pPr>
+        <w:numPr>
+          <w:ilvl w:val="0"/>
+          <w:numId w:val="18"/>
+        </w:numPr>
+      </w:pPr>
+      <w:r>
+        <w:t>Un accès distant sécurisé pour les utilisateurs nomades</w:t>
+      </w:r>
+    </w:p>
+    <w:p>
+      <w:pPr>
+        <w:numPr>
+          <w:ilvl w:val="0"/>
+          <w:numId w:val="18"/>
+        </w:numPr>
+      </w:pPr>
+      <w:r>
+        <w:t>Une segmentation réseau efficace par VLAN</w:t>
+      </w:r>
+    </w:p>
+    <w:p>
+      <w:pPr>
+        <w:numPr>
+          <w:ilvl w:val="0"/>
+          <w:numId w:val="18"/>
+        </w:numPr>
+      </w:pPr>
+      <w:r>
+        <w:t>Une sécurisation des accès LAN et Wi-Fi (collaborateurs et invités)</w:t>
+      </w:r>
+    </w:p>
+    <w:p>
+      <w:pPr>
+        <w:numPr>
+          <w:ilvl w:val="0"/>
+          <w:numId w:val="18"/>
+        </w:numPr>
+      </w:pPr>
+      <w:r>
+        <w:lastRenderedPageBreak/>
+        <w:t>Une exposition contrôlée du serveur web en DMZ avec accès à la base de données</w:t>
+      </w:r>
+    </w:p>
+    <w:p>
+      <w:pPr>
+        <w:numPr>
+          <w:ilvl w:val="0"/>
+          <w:numId w:val="18"/>
+        </w:numPr>
+      </w:pPr>
+      <w:r>
+        <w:t>Une rationalisation des équipements pour éviter les dépenses inutiles</w:t>
+      </w:r>
+    </w:p>
+    <w:p>
+      <w:pPr>
+        <w:numPr>
+          <w:ilvl w:val="0"/>
+          <w:numId w:val="18"/>
+        </w:numPr>
+      </w:pPr>
+      <w:r>
+        <w:t xml:space="preserve">Une conformité aux référentiels RGPD, HDS, AirCyber, ISO 27001 et aux recommandations de l’ANSSI</w:t>
+      </w:r>
+    </w:p>
+    <w:p>
+      <w:pPr>
+        <w:pStyle w:val="Titre3"/>
+      </w:pPr>
+      <w:bookmarkStart w:id="3" w:name="_Toc213628998"/>
+      <w:r>
+        <w:t>1.3 Méthodologie adoptée</w:t>
+      </w:r>
+      <w:bookmarkEnd w:id="3"/>
+    </w:p>
+    <w:p>
+      <w:r>
+        <w:t>La démarche repose sur une analyse de risques approfondie, permettant d’identifier les menaces potentielles et les vulnérabilités de l’infrastructure. Cette étude débouche sur des mesures de réduction des risques, une proposition d’architecture réseau détaillée (schéma logique et physique), un plan d’adressage IP, et des préconisations techniques concrètes.</w:t>
+      </w:r>
+    </w:p>
+    <w:p>
+      <w:pPr>
         <w:rPr>
           <w:sz w:val="28"/>
           <w:szCs w:val="28"/>
         </w:rPr>
-        <w:br/>
-      </w:r>
-      <w:r>
-        <w:rPr>
-          <w:rStyle w:val="Titre3Car"/>
-        </w:rPr>
-        <w:t>1.1 Contexte de l’entreprise</w:t>
-      </w:r>
-    </w:p>
-    <w:p>
-      <w:r>
-        <w:t>L’entreprise concernée est une PME française spécialisée dans le secteur aéronautique, agissant en tant que sous-traitante d’Airbus. Elle est répartie sur deux sites physiques, chacun accueillant 50 utilisateurs. Le site 1 regroupe les équipes techniques et commerciales, tandis que le site 2 héberge les services RH, Finance et Direction. L’entreprise est susceptible de collaborer avec des entités militaires, ce qui implique des exigences renforcées en matière de sécurité et de conformité réglementaire.</w:t>
-      </w:r>
-    </w:p>
-    <w:p>
-      <w:r>
-        <w:t>Chaque site dispose d’une connexion Internet en fibre optique à 100 Mb/s symétrique, d’un local technique équipé d’une baie réseau, et d’un ensemble de serveurs internes hébergés sur le site 1 : serveur de fichiers, serveur de messagerie, serveur de base de données, ainsi qu’un serveur web accessible depuis l’extérieur en HTTPS.</w:t>
-      </w:r>
+      </w:pPr>
+    </w:p>
+    <w:p>
+      <w:pPr>
+        <w:pStyle w:val="Titre2"/>
+      </w:pPr>
+      <w:bookmarkStart w:id="4" w:name="_Toc213628999"/>
+      <w:r>
+        <w:t>2. Étude de risques</w:t>
+      </w:r>
+      <w:bookmarkEnd w:id="4"/>
     </w:p>
     <w:p>
       <w:pPr>
         <w:pStyle w:val="Titre3"/>
       </w:pPr>
-      <w:bookmarkStart w:id="2" w:name="_Toc213628997"/>
-      <w:r>
-        <w:t>1.2 Objectifs du projet</w:t>
-      </w:r>
-      <w:bookmarkEnd w:id="2"/>
-    </w:p>
-    <w:p>
-      <w:r>
-        <w:t>Ce projet vise à concevoir une architecture technique sécurisée, évolutive et conforme aux normes en vigueur, permettant :</w:t>
-      </w:r>
-    </w:p>
-    <w:p>
-      <w:pPr>
-        <w:numPr>
-          <w:ilvl w:val="0"/>
-          <w:numId w:val="18"/>
-        </w:numPr>
-      </w:pPr>
-      <w:r>
-        <w:t>Une interconnexion fluide et sécurisée entre les deux sites, sans configuration sur les postes clients</w:t>
-      </w:r>
-    </w:p>
-    <w:p>
-      <w:pPr>
-        <w:numPr>
-          <w:ilvl w:val="0"/>
-          <w:numId w:val="18"/>
-        </w:numPr>
-      </w:pPr>
-      <w:r>
-        <w:t>Un accès distant sécurisé pour les utilisateurs nomades</w:t>
-      </w:r>
-    </w:p>
-    <w:p>
-      <w:pPr>
-        <w:numPr>
-          <w:ilvl w:val="0"/>
-          <w:numId w:val="18"/>
-        </w:numPr>
-      </w:pPr>
-      <w:r>
-        <w:t>Une segmentation réseau efficace par VLAN</w:t>
-      </w:r>
-    </w:p>
-    <w:p>
-      <w:pPr>
-        <w:numPr>
-          <w:ilvl w:val="0"/>
-          <w:numId w:val="18"/>
-        </w:numPr>
-      </w:pPr>
-      <w:r>
-        <w:t>Une sécurisation des accès LAN et Wi-Fi (collaborateurs et invités)</w:t>
-      </w:r>
-    </w:p>
-    <w:p>
-      <w:pPr>
-        <w:numPr>
-          <w:ilvl w:val="0"/>
-          <w:numId w:val="18"/>
-        </w:numPr>
-      </w:pPr>
-      <w:r>
-        <w:lastRenderedPageBreak/>
-        <w:t>Une exposition contrôlée du serveur web en DMZ avec accès à la base de données</w:t>
-      </w:r>
-    </w:p>
-    <w:p>
-      <w:pPr>
-        <w:numPr>
-          <w:ilvl w:val="0"/>
-          <w:numId w:val="18"/>
-        </w:numPr>
-      </w:pPr>
-      <w:r>
-        <w:t>Une rationalisation des équipements pour éviter les dépenses inutiles</w:t>
-      </w:r>
-    </w:p>
-    <w:p>
-      <w:pPr>
-        <w:numPr>
-          <w:ilvl w:val="0"/>
-          <w:numId w:val="18"/>
-        </w:numPr>
-      </w:pPr>
-      <w:r>
-        <w:t xml:space="preserve">Une conformité aux référentiels RGPD, HDS, </w:t>
-      </w:r>
-      <w:proofErr w:type="spellStart"/>
-      <w:r>
-        <w:t>AirCyber</w:t>
-      </w:r>
-      <w:proofErr w:type="spellEnd"/>
-      <w:r>
-        <w:t>, ISO 27001 et aux recommandations de l’ANSSI</w:t>
-      </w:r>
-    </w:p>
-    <w:p>
-      <w:pPr>
-        <w:pStyle w:val="Titre3"/>
-      </w:pPr>
-      <w:bookmarkStart w:id="3" w:name="_Toc213628998"/>
-      <w:r>
-        <w:t>1.3 Méthodologie adoptée</w:t>
-      </w:r>
-      <w:bookmarkEnd w:id="3"/>
-    </w:p>
-    <w:p>
-      <w:r>
-        <w:t>La démarche repose sur une analyse de risques approfondie, permettant d’identifier les menaces potentielles et les vulnérabilités de l’infrastructure. Cette étude débouche sur des mesures de réduction des risques, une proposition d’architecture réseau détaillée (schéma logique et physique), un plan d’adressage IP, et des préconisations techniques concrètes.</w:t>
-      </w:r>
-    </w:p>
-    <w:p>
-      <w:pPr>
-        <w:rPr>
-          <w:sz w:val="28"/>
-          <w:szCs w:val="28"/>
-        </w:rPr>
-      </w:pPr>
-    </w:p>
-    <w:p>
-      <w:pPr>
-        <w:pStyle w:val="Titre2"/>
-      </w:pPr>
-      <w:bookmarkStart w:id="4" w:name="_Toc213628999"/>
-      <w:r>
-        <w:t>2. Étude de risques</w:t>
-      </w:r>
-      <w:bookmarkEnd w:id="4"/>
-    </w:p>
-    <w:p>
-      <w:pPr>
-        <w:pStyle w:val="Titre3"/>
-      </w:pPr>
       <w:bookmarkStart w:id="5" w:name="_Toc213629000"/>
       <w:r>
         <w:t>2.1 Identification des actifs sensibles</w:t>
@@ -2911,15 +1591,7 @@
         </w:numPr>
       </w:pPr>
       <w:r>
-        <w:t>Les équipements réseau (</w:t>
-      </w:r>
-      <w:proofErr w:type="spellStart"/>
-      <w:r>
-        <w:t>switchs</w:t>
-      </w:r>
-      <w:proofErr w:type="spellEnd"/>
-      <w:r>
-        <w:t>, routeurs, firewalls, bornes Wi-Fi)</w:t>
+        <w:t>Les équipements réseau (switchs, routeurs, firewalls, bornes Wi-Fi)</w:t>
       </w:r>
     </w:p>
     <w:p>
@@ -3120,15 +1792,7 @@
         </w:numPr>
       </w:pPr>
       <w:r>
-        <w:t xml:space="preserve">Saturation réseau ou attaque </w:t>
-      </w:r>
-      <w:proofErr w:type="spellStart"/>
-      <w:r>
-        <w:t>DoS</w:t>
-      </w:r>
-      <w:proofErr w:type="spellEnd"/>
-      <w:r>
-        <w:t xml:space="preserve"> (absence de filtrage ou de QoS)</w:t>
+        <w:t xml:space="preserve">Saturation réseau ou attaque DoS (absence de filtrage ou de QoS)</w:t>
       </w:r>
     </w:p>
     <w:p>
@@ -3187,13 +1851,7 @@
         </w:numPr>
       </w:pPr>
       <w:r>
-        <w:t>Wi-Fi invité non</w:t>
-      </w:r>
-      <w:r>
-        <w:t>-</w:t>
-      </w:r>
-      <w:r>
-        <w:t>isolé (accès possible aux ressources internes)</w:t>
+        <w:t>Wi-Fi invité non-isolé (accès possible aux ressources internes)</w:t>
       </w:r>
     </w:p>
     <w:p>
@@ -3252,15 +1910,7 @@
         </w:numPr>
       </w:pPr>
       <w:r>
-        <w:t xml:space="preserve">Absence de filtrage avancé (pas de solution type </w:t>
-      </w:r>
-      <w:proofErr w:type="spellStart"/>
-      <w:r>
-        <w:t>Mailinblack</w:t>
-      </w:r>
-      <w:proofErr w:type="spellEnd"/>
-      <w:r>
-        <w:t xml:space="preserve"> ou équivalent)</w:t>
+        <w:t xml:space="preserve">Absence de filtrage avancé (pas de solution type Mailinblack ou équivalent)</w:t>
       </w:r>
     </w:p>
     <w:p>
@@ -3271,15 +1921,7 @@
         </w:numPr>
       </w:pPr>
       <w:r>
-        <w:t xml:space="preserve">Non-respect des normes RGPD et </w:t>
-      </w:r>
-      <w:proofErr w:type="spellStart"/>
-      <w:r>
-        <w:t>AirCyber</w:t>
-      </w:r>
-      <w:proofErr w:type="spellEnd"/>
-      <w:r>
-        <w:t xml:space="preserve"> (stockage non chiffré, absence de traçabilité)</w:t>
+        <w:t xml:space="preserve">Non-respect des normes RGPD et AirCyber (stockage non chiffré, absence de traçabilité)</w:t>
       </w:r>
     </w:p>
     <w:p>
@@ -3376,7 +2018,6 @@
           <w:numId w:val="7"/>
         </w:numPr>
       </w:pPr>
-      <w:proofErr w:type="spellStart"/>
       <w:r>
         <w:rPr>
           <w:b/>
@@ -3384,25 +2025,8 @@
         </w:rPr>
         <w:t>AirCyber</w:t>
       </w:r>
-      <w:proofErr w:type="spellEnd"/>
-      <w:r>
-        <w:t xml:space="preserve"> : référentiel cybersécurité pour la </w:t>
-      </w:r>
-      <w:proofErr w:type="spellStart"/>
-      <w:r>
-        <w:t>supply</w:t>
-      </w:r>
-      <w:proofErr w:type="spellEnd"/>
-      <w:r>
-        <w:t xml:space="preserve"> </w:t>
-      </w:r>
-      <w:proofErr w:type="spellStart"/>
-      <w:r>
-        <w:t>chain</w:t>
-      </w:r>
-      <w:proofErr w:type="spellEnd"/>
-      <w:r>
-        <w:t xml:space="preserve"> aéronautique et défense</w:t>
+      <w:r>
+        <w:t xml:space="preserve"> : référentiel cybersécurité pour la supply chain aéronautique et défense</w:t>
       </w:r>
     </w:p>
     <w:p>
@@ -3417,26 +2041,46 @@
           <w:b/>
           <w:bCs/>
         </w:rPr>
-        <w:t xml:space="preserve">RG </w:t>
-      </w:r>
-      <w:proofErr w:type="spellStart"/>
+        <w:t xml:space="preserve">RG Aéro 000 50A</w:t>
+      </w:r>
+      <w:r>
+        <w:t xml:space="preserve"> : sécurité des systèmes d’information dans l’aéronautique (BNAE)</w:t>
+      </w:r>
+    </w:p>
+    <w:p>
+      <w:pPr>
+        <w:numPr>
+          <w:ilvl w:val="0"/>
+          <w:numId w:val="7"/>
+        </w:numPr>
+      </w:pPr>
       <w:r>
         <w:rPr>
           <w:b/>
           <w:bCs/>
         </w:rPr>
-        <w:t>Aéro</w:t>
-      </w:r>
-      <w:proofErr w:type="spellEnd"/>
+        <w:t>RGS v2</w:t>
+      </w:r>
+      <w:r>
+        <w:t xml:space="preserve"> : Référentiel Général de Sécurité pour les échanges avec l’État</w:t>
+      </w:r>
+    </w:p>
+    <w:p>
+      <w:pPr>
+        <w:numPr>
+          <w:ilvl w:val="0"/>
+          <w:numId w:val="7"/>
+        </w:numPr>
+      </w:pPr>
       <w:r>
         <w:rPr>
           <w:b/>
           <w:bCs/>
         </w:rPr>
-        <w:t xml:space="preserve"> 000 50A</w:t>
-      </w:r>
-      <w:r>
-        <w:t xml:space="preserve"> : sécurité des systèmes d’information dans l’aéronautique (BNAE)</w:t>
+        <w:t>ISO/IEC 27001</w:t>
+      </w:r>
+      <w:r>
+        <w:t xml:space="preserve"> : gestion de la sécurité de l’information</w:t>
       </w:r>
     </w:p>
     <w:p>
@@ -3451,10 +2095,10 @@
           <w:b/>
           <w:bCs/>
         </w:rPr>
-        <w:t>RGS v2</w:t>
-      </w:r>
-      <w:r>
-        <w:t xml:space="preserve"> : Référentiel Général de Sécurité pour les échanges avec l’État</w:t>
+        <w:t>ISO 22301</w:t>
+      </w:r>
+      <w:r>
+        <w:t xml:space="preserve"> : continuité d’activité</w:t>
       </w:r>
     </w:p>
     <w:p>
@@ -3469,10 +2113,10 @@
           <w:b/>
           <w:bCs/>
         </w:rPr>
-        <w:t>ISO/IEC 27001</w:t>
-      </w:r>
-      <w:r>
-        <w:t xml:space="preserve"> : gestion de la sécurité de l’information</w:t>
+        <w:t>RGPD</w:t>
+      </w:r>
+      <w:r>
+        <w:t xml:space="preserve"> : protection des données personnelles</w:t>
       </w:r>
     </w:p>
     <w:p>
@@ -3487,10 +2131,10 @@
           <w:b/>
           <w:bCs/>
         </w:rPr>
-        <w:t>ISO 22301</w:t>
-      </w:r>
-      <w:r>
-        <w:t xml:space="preserve"> : continuité d’activité</w:t>
+        <w:t>HDS</w:t>
+      </w:r>
+      <w:r>
+        <w:t xml:space="preserve"> : hébergement de données de santé (obligatoire pour les données RH ou médicales ou militaire)</w:t>
       </w:r>
     </w:p>
     <w:p>
@@ -3505,68 +2149,107 @@
           <w:b/>
           <w:bCs/>
         </w:rPr>
-        <w:t>RGPD</w:t>
-      </w:r>
-      <w:r>
-        <w:t xml:space="preserve"> : protection des données personnelles</w:t>
-      </w:r>
-    </w:p>
-    <w:p>
-      <w:pPr>
-        <w:numPr>
-          <w:ilvl w:val="0"/>
-          <w:numId w:val="7"/>
-        </w:numPr>
-      </w:pPr>
-      <w:r>
+        <w:t>Guide ANSSI TPE/PME</w:t>
+      </w:r>
+      <w:r>
+        <w:t xml:space="preserve"> : bonnes pratiques de cybersécurité</w:t>
+      </w:r>
+    </w:p>
+    <w:p>
+      <w:pPr>
+        <w:ind w:left="360"/>
+      </w:pPr>
+    </w:p>
+    <w:p>
+      <w:pPr>
+        <w:pStyle w:val="Titre3"/>
+      </w:pPr>
+      <w:bookmarkStart w:id="8" w:name="_Toc213629003"/>
+      <w:r>
+        <w:t>2.4 Mesures de réduction des risques</w:t>
+      </w:r>
+      <w:bookmarkEnd w:id="8"/>
+    </w:p>
+    <w:p>
+      <w:pPr>
         <w:rPr>
           <w:b/>
           <w:bCs/>
         </w:rPr>
-        <w:t>HDS</w:t>
-      </w:r>
-      <w:r>
-        <w:t xml:space="preserve"> : hébergement de données de santé (obligatoire pour les données RH ou médicales</w:t>
-      </w:r>
-      <w:r>
-        <w:t xml:space="preserve"> ou militaire</w:t>
-      </w:r>
-      <w:r>
-        <w:t>)</w:t>
-      </w:r>
-    </w:p>
-    <w:p>
-      <w:pPr>
-        <w:numPr>
-          <w:ilvl w:val="0"/>
-          <w:numId w:val="7"/>
-        </w:numPr>
       </w:pPr>
       <w:r>
         <w:rPr>
           <w:b/>
           <w:bCs/>
         </w:rPr>
-        <w:t>Guide ANSSI TPE/PME</w:t>
-      </w:r>
-      <w:r>
-        <w:t xml:space="preserve"> : bonnes pratiques de cybersécurité</w:t>
-      </w:r>
-    </w:p>
-    <w:p>
-      <w:pPr>
-        <w:ind w:left="360"/>
-      </w:pPr>
-    </w:p>
-    <w:p>
-      <w:pPr>
-        <w:pStyle w:val="Titre3"/>
-      </w:pPr>
-      <w:bookmarkStart w:id="8" w:name="_Toc213629003"/>
-      <w:r>
-        <w:t>2.4 Mesures de réduction des risques</w:t>
-      </w:r>
-      <w:bookmarkEnd w:id="8"/>
+        <w:t>Redondance et continuité</w:t>
+      </w:r>
+    </w:p>
+    <w:p>
+      <w:pPr>
+        <w:numPr>
+          <w:ilvl w:val="0"/>
+          <w:numId w:val="8"/>
+        </w:numPr>
+      </w:pPr>
+      <w:r>
+        <w:t xml:space="preserve">2 Onduleurs (UPS) pour chaque baie réseau et serveur</w:t>
+      </w:r>
+    </w:p>
+    <w:p>
+      <w:pPr>
+        <w:numPr>
+          <w:ilvl w:val="0"/>
+          <w:numId w:val="8"/>
+        </w:numPr>
+      </w:pPr>
+      <w:r>
+        <w:t>Cluster firewall actif/passif pour haute disponibilité</w:t>
+      </w:r>
+    </w:p>
+    <w:p>
+      <w:pPr>
+        <w:numPr>
+          <w:ilvl w:val="0"/>
+          <w:numId w:val="8"/>
+        </w:numPr>
+      </w:pPr>
+      <w:r>
+        <w:t xml:space="preserve">Switchs redondants avec LACP</w:t>
+      </w:r>
+    </w:p>
+    <w:p>
+      <w:pPr>
+        <w:numPr>
+          <w:ilvl w:val="0"/>
+          <w:numId w:val="8"/>
+        </w:numPr>
+      </w:pPr>
+      <w:r>
+        <w:t>Serveurs critiques en RAID 5</w:t>
+      </w:r>
+    </w:p>
+    <w:p>
+      <w:pPr>
+        <w:numPr>
+          <w:ilvl w:val="0"/>
+          <w:numId w:val="8"/>
+        </w:numPr>
+      </w:pPr>
+      <w:r>
+        <w:t>Plan de reprise d’activité (PRA) documenté et testé</w:t>
+      </w:r>
+    </w:p>
+    <w:p>
+      <w:pPr>
+        <w:numPr>
+          <w:ilvl w:val="0"/>
+          <w:numId w:val="8"/>
+        </w:numPr>
+      </w:pPr>
+      <w:r>
+        <w:t>Monitoring matériel (température, disques, alimentation)</w:t>
+      </w:r>
     </w:p>
     <w:p>
       <w:pPr>
@@ -3580,81 +2263,52 @@
           <w:b/>
           <w:bCs/>
         </w:rPr>
-        <w:t>Redondance et continuité</w:t>
-      </w:r>
-    </w:p>
-    <w:p>
-      <w:pPr>
-        <w:numPr>
-          <w:ilvl w:val="0"/>
-          <w:numId w:val="8"/>
-        </w:numPr>
-      </w:pPr>
-      <w:r>
-        <w:t xml:space="preserve">2 </w:t>
-      </w:r>
-      <w:r>
-        <w:t>Onduleurs (UPS) pour chaque baie réseau et serveur</w:t>
-      </w:r>
-    </w:p>
-    <w:p>
-      <w:pPr>
-        <w:numPr>
-          <w:ilvl w:val="0"/>
-          <w:numId w:val="8"/>
-        </w:numPr>
-      </w:pPr>
-      <w:r>
-        <w:t>Cluster firewall actif/passif pour haute disponibilité</w:t>
-      </w:r>
-    </w:p>
-    <w:p>
-      <w:pPr>
-        <w:numPr>
-          <w:ilvl w:val="0"/>
-          <w:numId w:val="8"/>
-        </w:numPr>
-      </w:pPr>
-      <w:proofErr w:type="spellStart"/>
-      <w:r>
-        <w:t>Switchs</w:t>
-      </w:r>
-      <w:proofErr w:type="spellEnd"/>
-      <w:r>
-        <w:t xml:space="preserve"> redondants avec LACP</w:t>
-      </w:r>
-    </w:p>
-    <w:p>
-      <w:pPr>
-        <w:numPr>
-          <w:ilvl w:val="0"/>
-          <w:numId w:val="8"/>
-        </w:numPr>
-      </w:pPr>
-      <w:r>
-        <w:t>Serveurs critiques en RAID 5</w:t>
-      </w:r>
-    </w:p>
-    <w:p>
-      <w:pPr>
-        <w:numPr>
-          <w:ilvl w:val="0"/>
-          <w:numId w:val="8"/>
-        </w:numPr>
-      </w:pPr>
-      <w:r>
-        <w:t>Plan de reprise d’activité (PRA) documenté et testé</w:t>
-      </w:r>
-    </w:p>
-    <w:p>
-      <w:pPr>
-        <w:numPr>
-          <w:ilvl w:val="0"/>
-          <w:numId w:val="8"/>
-        </w:numPr>
-      </w:pPr>
-      <w:r>
-        <w:t>Monitoring matériel (température, disques, alimentation)</w:t>
+        <w:t>Sauvegarde</w:t>
+      </w:r>
+    </w:p>
+    <w:p>
+      <w:pPr>
+        <w:numPr>
+          <w:ilvl w:val="0"/>
+          <w:numId w:val="9"/>
+        </w:numPr>
+      </w:pPr>
+      <w:r>
+        <w:t>Sauvegarde physique sur NAS local avec versioning et rotation hors site</w:t>
+      </w:r>
+    </w:p>
+    <w:p>
+      <w:pPr>
+        <w:numPr>
+          <w:ilvl w:val="0"/>
+          <w:numId w:val="9"/>
+        </w:numPr>
+      </w:pPr>
+      <w:r>
+        <w:t xml:space="preserve">Sauvegarde cloud chiffrée compatible RGPD et HDS (Restic, Borg, Veeam Cloud Connect)</w:t>
+      </w:r>
+    </w:p>
+    <w:p>
+      <w:pPr>
+        <w:numPr>
+          <w:ilvl w:val="0"/>
+          <w:numId w:val="9"/>
+        </w:numPr>
+      </w:pPr>
+      <w:r>
+        <w:lastRenderedPageBreak/>
+        <w:t>Tests de restauration trimestriels</w:t>
+      </w:r>
+    </w:p>
+    <w:p>
+      <w:pPr>
+        <w:numPr>
+          <w:ilvl w:val="0"/>
+          <w:numId w:val="9"/>
+        </w:numPr>
+      </w:pPr>
+      <w:r>
+        <w:t>Chiffrement AES-256 des sauvegardes</w:t>
       </w:r>
     </w:p>
     <w:p>
@@ -3669,68 +2323,62 @@
           <w:b/>
           <w:bCs/>
         </w:rPr>
-        <w:t>Sauvegarde</w:t>
-      </w:r>
-    </w:p>
-    <w:p>
-      <w:pPr>
-        <w:numPr>
-          <w:ilvl w:val="0"/>
-          <w:numId w:val="9"/>
-        </w:numPr>
-      </w:pPr>
-      <w:r>
-        <w:t>Sauvegarde physique sur NAS local avec versioning et rotation hors site</w:t>
-      </w:r>
-    </w:p>
-    <w:p>
-      <w:pPr>
-        <w:numPr>
-          <w:ilvl w:val="0"/>
-          <w:numId w:val="9"/>
-        </w:numPr>
-      </w:pPr>
-      <w:r>
-        <w:t>Sauvegarde cloud chiffrée compatible RGPD et HDS (</w:t>
-      </w:r>
-      <w:proofErr w:type="spellStart"/>
-      <w:r>
-        <w:t>Restic</w:t>
-      </w:r>
-      <w:proofErr w:type="spellEnd"/>
-      <w:r>
-        <w:t xml:space="preserve">, Borg, Veeam Cloud </w:t>
-      </w:r>
-      <w:proofErr w:type="spellStart"/>
-      <w:r>
-        <w:t>Connect</w:t>
-      </w:r>
-      <w:proofErr w:type="spellEnd"/>
-      <w:r>
-        <w:t>)</w:t>
-      </w:r>
-    </w:p>
-    <w:p>
-      <w:pPr>
-        <w:numPr>
-          <w:ilvl w:val="0"/>
-          <w:numId w:val="9"/>
-        </w:numPr>
-      </w:pPr>
-      <w:r>
-        <w:lastRenderedPageBreak/>
-        <w:t>Tests de restauration trimestriels</w:t>
-      </w:r>
-    </w:p>
-    <w:p>
-      <w:pPr>
-        <w:numPr>
-          <w:ilvl w:val="0"/>
-          <w:numId w:val="9"/>
-        </w:numPr>
-      </w:pPr>
-      <w:r>
-        <w:t>Chiffrement AES-256 des sauvegardes</w:t>
+        <w:t>Protection incendie et sinistre</w:t>
+      </w:r>
+    </w:p>
+    <w:p>
+      <w:pPr>
+        <w:numPr>
+          <w:ilvl w:val="0"/>
+          <w:numId w:val="10"/>
+        </w:numPr>
+      </w:pPr>
+      <w:r>
+        <w:t>Détecteurs de fumée et d’humidité dans les locaux techniques</w:t>
+      </w:r>
+    </w:p>
+    <w:p>
+      <w:pPr>
+        <w:numPr>
+          <w:ilvl w:val="0"/>
+          <w:numId w:val="10"/>
+        </w:numPr>
+      </w:pPr>
+      <w:r>
+        <w:t>Extincteurs adaptés (CO₂ ou gaz inerte)</w:t>
+      </w:r>
+    </w:p>
+    <w:p>
+      <w:pPr>
+        <w:numPr>
+          <w:ilvl w:val="0"/>
+          <w:numId w:val="10"/>
+        </w:numPr>
+      </w:pPr>
+      <w:r>
+        <w:t>Salle serveur ventilée, climatisée, avec capteurs environnementaux</w:t>
+      </w:r>
+    </w:p>
+    <w:p>
+      <w:pPr>
+        <w:numPr>
+          <w:ilvl w:val="0"/>
+          <w:numId w:val="10"/>
+        </w:numPr>
+      </w:pPr>
+      <w:r>
+        <w:t>Câblage électrique protégé dans des goulottes ignifugées</w:t>
+      </w:r>
+    </w:p>
+    <w:p>
+      <w:pPr>
+        <w:numPr>
+          <w:ilvl w:val="0"/>
+          <w:numId w:val="10"/>
+        </w:numPr>
+      </w:pPr>
+      <w:r>
+        <w:t>Plan d’évacuation et documentation PRA</w:t>
       </w:r>
     </w:p>
     <w:p>
@@ -3745,62 +2393,51 @@
           <w:b/>
           <w:bCs/>
         </w:rPr>
-        <w:t>Protection incendie et sinistre</w:t>
-      </w:r>
-    </w:p>
-    <w:p>
-      <w:pPr>
-        <w:numPr>
-          <w:ilvl w:val="0"/>
-          <w:numId w:val="10"/>
-        </w:numPr>
-      </w:pPr>
-      <w:r>
-        <w:t>Détecteurs de fumée et d’humidité dans les locaux techniques</w:t>
-      </w:r>
-    </w:p>
-    <w:p>
-      <w:pPr>
-        <w:numPr>
-          <w:ilvl w:val="0"/>
-          <w:numId w:val="10"/>
-        </w:numPr>
-      </w:pPr>
-      <w:r>
-        <w:t>Extincteurs adaptés (CO₂ ou gaz inerte)</w:t>
-      </w:r>
-    </w:p>
-    <w:p>
-      <w:pPr>
-        <w:numPr>
-          <w:ilvl w:val="0"/>
-          <w:numId w:val="10"/>
-        </w:numPr>
-      </w:pPr>
-      <w:r>
-        <w:t>Salle serveur ventilée, climatisée, avec capteurs environnementaux</w:t>
-      </w:r>
-    </w:p>
-    <w:p>
-      <w:pPr>
-        <w:numPr>
-          <w:ilvl w:val="0"/>
-          <w:numId w:val="10"/>
-        </w:numPr>
-      </w:pPr>
-      <w:r>
-        <w:t>Câblage électrique protégé dans des goulottes ignifugées</w:t>
-      </w:r>
-    </w:p>
-    <w:p>
-      <w:pPr>
-        <w:numPr>
-          <w:ilvl w:val="0"/>
-          <w:numId w:val="10"/>
-        </w:numPr>
-      </w:pPr>
-      <w:r>
-        <w:t>Plan d’évacuation et documentation PRA</w:t>
+        <w:t>Gestion des utilisateurs</w:t>
+      </w:r>
+    </w:p>
+    <w:p>
+      <w:pPr>
+        <w:numPr>
+          <w:ilvl w:val="0"/>
+          <w:numId w:val="11"/>
+        </w:numPr>
+      </w:pPr>
+      <w:r>
+        <w:t xml:space="preserve">Postes utilisateurs non-administrateurs</w:t>
+      </w:r>
+    </w:p>
+    <w:p>
+      <w:pPr>
+        <w:numPr>
+          <w:ilvl w:val="0"/>
+          <w:numId w:val="11"/>
+        </w:numPr>
+      </w:pPr>
+      <w:r>
+        <w:t>Politique de mot de passe forte (complexité, rotation, MFA)</w:t>
+      </w:r>
+    </w:p>
+    <w:p>
+      <w:pPr>
+        <w:numPr>
+          <w:ilvl w:val="0"/>
+          <w:numId w:val="11"/>
+        </w:numPr>
+      </w:pPr>
+      <w:r>
+        <w:t>Authentification 802.1X sur le LAN</w:t>
+      </w:r>
+    </w:p>
+    <w:p>
+      <w:pPr>
+        <w:numPr>
+          <w:ilvl w:val="0"/>
+          <w:numId w:val="11"/>
+        </w:numPr>
+      </w:pPr>
+      <w:r>
+        <w:t>VLAN dynamique selon profil utilisateur</w:t>
       </w:r>
     </w:p>
     <w:p>
@@ -3815,68 +2452,6 @@
           <w:b/>
           <w:bCs/>
         </w:rPr>
-        <w:t>Gestion des utilisateurs</w:t>
-      </w:r>
-    </w:p>
-    <w:p>
-      <w:pPr>
-        <w:numPr>
-          <w:ilvl w:val="0"/>
-          <w:numId w:val="11"/>
-        </w:numPr>
-      </w:pPr>
-      <w:r>
-        <w:t xml:space="preserve">Postes utilisateurs </w:t>
-      </w:r>
-      <w:r>
-        <w:t>non-administrateurs</w:t>
-      </w:r>
-    </w:p>
-    <w:p>
-      <w:pPr>
-        <w:numPr>
-          <w:ilvl w:val="0"/>
-          <w:numId w:val="11"/>
-        </w:numPr>
-      </w:pPr>
-      <w:r>
-        <w:t>Politique de mot de passe forte (complexité, rotation, MFA)</w:t>
-      </w:r>
-    </w:p>
-    <w:p>
-      <w:pPr>
-        <w:numPr>
-          <w:ilvl w:val="0"/>
-          <w:numId w:val="11"/>
-        </w:numPr>
-      </w:pPr>
-      <w:r>
-        <w:t>Authentification 802.1X sur le LAN</w:t>
-      </w:r>
-    </w:p>
-    <w:p>
-      <w:pPr>
-        <w:numPr>
-          <w:ilvl w:val="0"/>
-          <w:numId w:val="11"/>
-        </w:numPr>
-      </w:pPr>
-      <w:r>
-        <w:t>VLAN dynamique selon profil utilisateur</w:t>
-      </w:r>
-    </w:p>
-    <w:p>
-      <w:pPr>
-        <w:rPr>
-          <w:b/>
-          <w:bCs/>
-        </w:rPr>
-      </w:pPr>
-      <w:r>
-        <w:rPr>
-          <w:b/>
-          <w:bCs/>
-        </w:rPr>
         <w:t>Sécurisation des postes nomades</w:t>
       </w:r>
     </w:p>
@@ -3888,13 +2463,7 @@
         </w:numPr>
       </w:pPr>
       <w:r>
-        <w:t>VPN SSL</w:t>
-      </w:r>
-      <w:r>
-        <w:t xml:space="preserve"> </w:t>
-      </w:r>
-      <w:r>
-        <w:t>avec MFA et certificat machine</w:t>
+        <w:t xml:space="preserve">VPN SSL avec MFA et certificat machine</w:t>
       </w:r>
     </w:p>
     <w:p>
@@ -3905,13 +2474,8 @@
         </w:numPr>
       </w:pPr>
       <w:r>
-        <w:t xml:space="preserve">Antivirus centralisé avec </w:t>
-      </w:r>
-      <w:proofErr w:type="spellStart"/>
-      <w:r>
-        <w:t>reporting</w:t>
-      </w:r>
-      <w:proofErr w:type="spellEnd"/>
+        <w:t xml:space="preserve">Antivirus centralisé avec reporting</w:t>
+      </w:r>
     </w:p>
     <w:p>
       <w:pPr>
@@ -4231,40 +2795,12 @@
         </w:numPr>
       </w:pPr>
       <w:r>
-        <w:t>Simulation d’attaque (</w:t>
-      </w:r>
-      <w:proofErr w:type="spellStart"/>
-      <w:r>
-        <w:t>tabletop</w:t>
-      </w:r>
-      <w:proofErr w:type="spellEnd"/>
-      <w:r>
-        <w:t>)</w:t>
-      </w:r>
-      <w:r>
-        <w:t xml:space="preserve"> pour tester les réactions internes</w:t>
-      </w:r>
-    </w:p>
-    <w:p>
-      <w:r>
-        <w:t>« </w:t>
-      </w:r>
-      <w:r>
-        <w:t xml:space="preserve">Schéma de l’infrastructure réseaux initiale disponible sur le repo </w:t>
-      </w:r>
-      <w:proofErr w:type="spellStart"/>
-      <w:r>
-        <w:t>gitlab</w:t>
-      </w:r>
-      <w:proofErr w:type="spellEnd"/>
-      <w:r>
-        <w:t xml:space="preserve"> (Shéma_initiale.html)</w:t>
-      </w:r>
-      <w:r>
-        <w:t>.</w:t>
-      </w:r>
-      <w:r>
-        <w:t> »</w:t>
+        <w:t xml:space="preserve">Simulation d’attaque (tabletop) pour tester les réactions internes</w:t>
+      </w:r>
+    </w:p>
+    <w:p>
+      <w:r>
+        <w:t xml:space="preserve">« Schéma de l’infrastructure réseaux initiale disponible sur le repo gitlab (Shéma_initiale.html). »</w:t>
       </w:r>
     </w:p>
     <w:p>
@@ -4279,10 +2815,7 @@
       </w:pPr>
       <w:bookmarkStart w:id="10" w:name="_Toc213629005"/>
       <w:r>
-        <w:t xml:space="preserve">3. </w:t>
-      </w:r>
-      <w:r>
-        <w:t>Architecture réseau proposée</w:t>
+        <w:t xml:space="preserve">3. Architecture réseau proposée</w:t>
       </w:r>
       <w:bookmarkEnd w:id="10"/>
     </w:p>
@@ -4400,10 +2933,7 @@
         <w:t>Zone VPN</w:t>
       </w:r>
       <w:r>
-        <w:t xml:space="preserve"> : accès distant sécurisé pour les utilisateurs nomades</w:t>
-      </w:r>
-      <w:r>
-        <w:t xml:space="preserve"> (VPN SSL)</w:t>
+        <w:t xml:space="preserve"> : accès distant sécurisé pour les utilisateurs nomades (VPN SSL)</w:t>
       </w:r>
     </w:p>
     <w:p>
@@ -4421,146 +2951,195 @@
         <w:t>Zone d’interconnexion</w:t>
       </w:r>
       <w:r>
-        <w:t xml:space="preserve"> : tunnel VPN </w:t>
-      </w:r>
-      <w:proofErr w:type="spellStart"/>
-      <w:r>
-        <w:t>IPsec</w:t>
-      </w:r>
-      <w:proofErr w:type="spellEnd"/>
-      <w:r>
-        <w:t xml:space="preserve"> site-à-site entre les firewalls des deux sites</w:t>
+        <w:t xml:space="preserve"> : tunnel VPN IPsec site-à-site entre les firewalls des deux sites</w:t>
       </w:r>
     </w:p>
     <w:p>
       <w:r>
         <w:t xml:space="preserve">Les flux inter-VLAN sont contrôlés par des </w:t>
       </w:r>
-      <w:proofErr w:type="spellStart"/>
       <w:r>
         <w:rPr>
           <w:b/>
           <w:bCs/>
         </w:rPr>
-        <w:t>ACLs</w:t>
-      </w:r>
-      <w:proofErr w:type="spellEnd"/>
+        <w:t xml:space="preserve">ACLs (Access Control Lists)</w:t>
+      </w:r>
+      <w:r>
+        <w:t xml:space="preserve"> sur les firewalls, selon le principe du </w:t>
+      </w:r>
       <w:r>
         <w:rPr>
           <w:b/>
           <w:bCs/>
         </w:rPr>
-        <w:t xml:space="preserve"> (Access Control </w:t>
-      </w:r>
-      <w:proofErr w:type="spellStart"/>
+        <w:t>moindre privilège</w:t>
+      </w:r>
+      <w:r>
+        <w:t xml:space="preserve">. Les VLANs sont propagés via </w:t>
+      </w:r>
       <w:r>
         <w:rPr>
           <w:b/>
           <w:bCs/>
         </w:rPr>
-        <w:t>Lists</w:t>
-      </w:r>
-      <w:proofErr w:type="spellEnd"/>
+        <w:t xml:space="preserve">trunks 802.1Q</w:t>
+      </w:r>
+      <w:r>
+        <w:t xml:space="preserve"> entre les switchs et les équipements de couche 3.</w:t>
+      </w:r>
+    </w:p>
+    <w:p/>
+    <w:p>
+      <w:pPr>
+        <w:pStyle w:val="Titre3"/>
+      </w:pPr>
+      <w:bookmarkStart w:id="12" w:name="_Toc213629007"/>
+      <w:r>
+        <w:t>3.2 Schéma physique</w:t>
+      </w:r>
+      <w:bookmarkEnd w:id="12"/>
+    </w:p>
+    <w:p/>
+    <w:p>
+      <w:r>
+        <w:t xml:space="preserve">Chaque site est équipé d’un </w:t>
+      </w:r>
       <w:r>
         <w:rPr>
           <w:b/>
           <w:bCs/>
         </w:rPr>
-        <w:t>)</w:t>
-      </w:r>
-      <w:r>
-        <w:t xml:space="preserve"> sur les firewalls, selon le principe du </w:t>
+        <w:t>local technique sécurisé</w:t>
+      </w:r>
+      <w:r>
+        <w:t>, comprenant :</w:t>
+      </w:r>
+    </w:p>
+    <w:p>
+      <w:pPr>
+        <w:numPr>
+          <w:ilvl w:val="0"/>
+          <w:numId w:val="20"/>
+        </w:numPr>
+      </w:pPr>
+      <w:r>
+        <w:rPr>
+          <w:rFonts w:ascii="Segoe UI Emoji" w:hAnsi="Segoe UI Emoji" w:cs="Segoe UI Emoji"/>
+        </w:rPr>
+        <w:t>🔒</w:t>
+      </w:r>
+      <w:r>
+        <w:t xml:space="preserve"> </w:t>
       </w:r>
       <w:r>
         <w:rPr>
           <w:b/>
           <w:bCs/>
         </w:rPr>
-        <w:t>moindre privilège</w:t>
-      </w:r>
-      <w:r>
-        <w:t xml:space="preserve">. Les VLANs sont propagés via </w:t>
-      </w:r>
-      <w:proofErr w:type="spellStart"/>
+        <w:t>Baie réseau verrouillée</w:t>
+      </w:r>
+      <w:r>
+        <w:t>, avec :</w:t>
+      </w:r>
+    </w:p>
+    <w:p>
+      <w:pPr>
+        <w:numPr>
+          <w:ilvl w:val="1"/>
+          <w:numId w:val="20"/>
+        </w:numPr>
+      </w:pPr>
       <w:r>
         <w:rPr>
           <w:b/>
           <w:bCs/>
         </w:rPr>
-        <w:t>trunks</w:t>
-      </w:r>
-      <w:proofErr w:type="spellEnd"/>
+        <w:t>Onduleur (UPS)</w:t>
+      </w:r>
+      <w:r>
+        <w:t xml:space="preserve"> pour continuité électrique</w:t>
+      </w:r>
+    </w:p>
+    <w:p>
+      <w:pPr>
+        <w:numPr>
+          <w:ilvl w:val="1"/>
+          <w:numId w:val="20"/>
+        </w:numPr>
+      </w:pPr>
       <w:r>
         <w:rPr>
           <w:b/>
           <w:bCs/>
         </w:rPr>
-        <w:t xml:space="preserve"> 802.1Q</w:t>
-      </w:r>
-      <w:r>
-        <w:t xml:space="preserve"> entre les </w:t>
-      </w:r>
-      <w:proofErr w:type="spellStart"/>
-      <w:r>
-        <w:t>switchs</w:t>
-      </w:r>
-      <w:proofErr w:type="spellEnd"/>
-      <w:r>
-        <w:t xml:space="preserve"> et les équipements de couche 3.</w:t>
-      </w:r>
-    </w:p>
-    <w:p/>
-    <w:p>
-      <w:pPr>
-        <w:pStyle w:val="Titre3"/>
-      </w:pPr>
-      <w:bookmarkStart w:id="12" w:name="_Toc213629007"/>
-      <w:r>
-        <w:t>3.2 Schéma physique</w:t>
-      </w:r>
-      <w:bookmarkEnd w:id="12"/>
-    </w:p>
-    <w:p/>
-    <w:p>
-      <w:r>
-        <w:t xml:space="preserve">Chaque site est équipé d’un </w:t>
-      </w:r>
+        <w:t>Capteurs environnementaux</w:t>
+      </w:r>
+      <w:r>
+        <w:t xml:space="preserve"> (température, humidité, fumée)</w:t>
+      </w:r>
+    </w:p>
+    <w:p>
+      <w:pPr>
+        <w:numPr>
+          <w:ilvl w:val="1"/>
+          <w:numId w:val="20"/>
+        </w:numPr>
+      </w:pPr>
       <w:r>
         <w:rPr>
           <w:b/>
           <w:bCs/>
         </w:rPr>
-        <w:t>local technique sécurisé</w:t>
-      </w:r>
-      <w:r>
-        <w:t>, comprenant :</w:t>
-      </w:r>
-    </w:p>
-    <w:p>
-      <w:pPr>
-        <w:numPr>
-          <w:ilvl w:val="0"/>
+        <w:t>Ventilation et climatisation</w:t>
+      </w:r>
+      <w:r>
+        <w:t xml:space="preserve"> pour régulation thermique</w:t>
+      </w:r>
+    </w:p>
+    <w:p>
+      <w:pPr>
+        <w:numPr>
+          <w:ilvl w:val="1"/>
           <w:numId w:val="20"/>
         </w:numPr>
       </w:pPr>
-      <w:r>
-        <w:rPr>
-          <w:rFonts w:ascii="Segoe UI Emoji" w:hAnsi="Segoe UI Emoji" w:cs="Segoe UI Emoji"/>
-        </w:rPr>
-        <w:t>🔒</w:t>
-      </w:r>
-      <w:r>
-        <w:t xml:space="preserve"> </w:t>
-      </w:r>
       <w:r>
         <w:rPr>
           <w:b/>
           <w:bCs/>
         </w:rPr>
-        <w:t>Baie réseau verrouillée</w:t>
-      </w:r>
-      <w:r>
-        <w:t>, avec :</w:t>
+        <w:t>Caméras IP</w:t>
+      </w:r>
+      <w:r>
+        <w:t xml:space="preserve"> avec enregistrement sécurisé</w:t>
+      </w:r>
+    </w:p>
+    <w:p>
+      <w:pPr>
+        <w:numPr>
+          <w:ilvl w:val="0"/>
+          <w:numId w:val="20"/>
+        </w:numPr>
+      </w:pPr>
+      <w:r>
+        <w:rPr>
+          <w:rFonts w:ascii="Segoe UI Emoji" w:hAnsi="Segoe UI Emoji" w:cs="Segoe UI Emoji"/>
+        </w:rPr>
+        <w:t>🔥</w:t>
+      </w:r>
+      <w:r>
+        <w:t xml:space="preserve"> </w:t>
+      </w:r>
+      <w:r>
+        <w:rPr>
+          <w:b/>
+          <w:bCs/>
+        </w:rPr>
+        <w:t>Protection incendie</w:t>
+      </w:r>
+      <w:r>
+        <w:t xml:space="preserve"> :</w:t>
       </w:r>
     </w:p>
     <w:p>
@@ -4571,14 +3150,56 @@
         </w:numPr>
       </w:pPr>
       <w:r>
+        <w:t>Détecteurs de fumée</w:t>
+      </w:r>
+    </w:p>
+    <w:p>
+      <w:pPr>
+        <w:numPr>
+          <w:ilvl w:val="1"/>
+          <w:numId w:val="20"/>
+        </w:numPr>
+      </w:pPr>
+      <w:r>
+        <w:t>Extincteurs CO₂ ou gaz inerte</w:t>
+      </w:r>
+    </w:p>
+    <w:p>
+      <w:pPr>
+        <w:numPr>
+          <w:ilvl w:val="1"/>
+          <w:numId w:val="20"/>
+        </w:numPr>
+      </w:pPr>
+      <w:r>
+        <w:t>Câblage électrique dans goulottes ignifugées</w:t>
+      </w:r>
+    </w:p>
+    <w:p>
+      <w:pPr>
+        <w:numPr>
+          <w:ilvl w:val="0"/>
+          <w:numId w:val="20"/>
+        </w:numPr>
+      </w:pPr>
+      <w:r>
+        <w:rPr>
+          <w:rFonts w:ascii="Segoe UI Emoji" w:hAnsi="Segoe UI Emoji" w:cs="Segoe UI Emoji"/>
+        </w:rPr>
+        <w:t>🔐</w:t>
+      </w:r>
+      <w:r>
+        <w:t xml:space="preserve"> </w:t>
+      </w:r>
+      <w:r>
         <w:rPr>
           <w:b/>
           <w:bCs/>
         </w:rPr>
-        <w:t>Onduleur (UPS)</w:t>
-      </w:r>
-      <w:r>
-        <w:t xml:space="preserve"> pour continuité électrique</w:t>
+        <w:t>Contrôle d’accès physique</w:t>
+      </w:r>
+      <w:r>
+        <w:t xml:space="preserve"> :</w:t>
       </w:r>
     </w:p>
     <w:p>
@@ -4589,39 +3210,40 @@
         </w:numPr>
       </w:pPr>
       <w:r>
+        <w:t>Badge RFID pour accès au local</w:t>
+      </w:r>
+    </w:p>
+    <w:p>
+      <w:pPr>
+        <w:numPr>
+          <w:ilvl w:val="1"/>
+          <w:numId w:val="20"/>
+        </w:numPr>
+      </w:pPr>
+      <w:r>
+        <w:t>Journalisation des entrées</w:t>
+      </w:r>
+    </w:p>
+    <w:p>
+      <w:pPr>
         <w:rPr>
           <w:b/>
           <w:bCs/>
         </w:rPr>
-        <w:t>Capteurs environnementaux</w:t>
-      </w:r>
-      <w:r>
-        <w:t xml:space="preserve"> (température, humidité, fumée)</w:t>
-      </w:r>
-    </w:p>
-    <w:p>
-      <w:pPr>
-        <w:numPr>
-          <w:ilvl w:val="1"/>
-          <w:numId w:val="20"/>
-        </w:numPr>
       </w:pPr>
       <w:r>
         <w:rPr>
           <w:b/>
           <w:bCs/>
         </w:rPr>
-        <w:t>Ventilation et climatisation</w:t>
-      </w:r>
-      <w:r>
-        <w:t xml:space="preserve"> pour régulation thermique</w:t>
-      </w:r>
-    </w:p>
-    <w:p>
-      <w:pPr>
-        <w:numPr>
-          <w:ilvl w:val="1"/>
-          <w:numId w:val="20"/>
+        <w:t>Équipements réseau :</w:t>
+      </w:r>
+    </w:p>
+    <w:p>
+      <w:pPr>
+        <w:numPr>
+          <w:ilvl w:val="0"/>
+          <w:numId w:val="21"/>
         </w:numPr>
       </w:pPr>
       <w:r>
@@ -4629,134 +3251,85 @@
           <w:b/>
           <w:bCs/>
         </w:rPr>
-        <w:t>Caméras IP</w:t>
-      </w:r>
-      <w:r>
-        <w:t xml:space="preserve"> avec enregistrement sécurisé</w:t>
-      </w:r>
-    </w:p>
-    <w:p>
-      <w:pPr>
-        <w:numPr>
-          <w:ilvl w:val="0"/>
-          <w:numId w:val="20"/>
-        </w:numPr>
-      </w:pPr>
-      <w:r>
-        <w:rPr>
-          <w:rFonts w:ascii="Segoe UI Emoji" w:hAnsi="Segoe UI Emoji" w:cs="Segoe UI Emoji"/>
-        </w:rPr>
-        <w:t>🔥</w:t>
-      </w:r>
-      <w:r>
-        <w:t xml:space="preserve"> </w:t>
+        <w:t>Pare-feu NGFW</w:t>
+      </w:r>
+      <w:r>
+        <w:t xml:space="preserve"> (Fortinet) en </w:t>
       </w:r>
       <w:r>
         <w:rPr>
           <w:b/>
           <w:bCs/>
         </w:rPr>
-        <w:t>Protection incendie</w:t>
-      </w:r>
-      <w:r>
-        <w:t xml:space="preserve"> :</w:t>
-      </w:r>
-    </w:p>
-    <w:p>
-      <w:pPr>
-        <w:numPr>
-          <w:ilvl w:val="1"/>
-          <w:numId w:val="20"/>
-        </w:numPr>
-      </w:pPr>
-      <w:r>
-        <w:t>Détecteurs de fumée</w:t>
-      </w:r>
-    </w:p>
-    <w:p>
-      <w:pPr>
-        <w:numPr>
-          <w:ilvl w:val="1"/>
-          <w:numId w:val="20"/>
-        </w:numPr>
-      </w:pPr>
-      <w:r>
-        <w:t>Extincteurs CO₂ ou gaz inerte</w:t>
-      </w:r>
-    </w:p>
-    <w:p>
-      <w:pPr>
-        <w:numPr>
-          <w:ilvl w:val="1"/>
-          <w:numId w:val="20"/>
-        </w:numPr>
-      </w:pPr>
-      <w:r>
-        <w:t>Câblage électrique dans goulottes ignifugées</w:t>
-      </w:r>
-    </w:p>
-    <w:p>
-      <w:pPr>
-        <w:numPr>
-          <w:ilvl w:val="0"/>
-          <w:numId w:val="20"/>
-        </w:numPr>
-      </w:pPr>
-      <w:r>
-        <w:rPr>
-          <w:rFonts w:ascii="Segoe UI Emoji" w:hAnsi="Segoe UI Emoji" w:cs="Segoe UI Emoji"/>
-        </w:rPr>
-        <w:t>🔐</w:t>
-      </w:r>
-      <w:r>
-        <w:t xml:space="preserve"> </w:t>
-      </w:r>
+        <w:t>cluster actif/passif</w:t>
+      </w:r>
+    </w:p>
+    <w:p>
+      <w:pPr>
+        <w:numPr>
+          <w:ilvl w:val="0"/>
+          <w:numId w:val="21"/>
+        </w:numPr>
+      </w:pPr>
       <w:r>
         <w:rPr>
           <w:b/>
           <w:bCs/>
         </w:rPr>
-        <w:t>Contrôle d’accès physique</w:t>
-      </w:r>
-      <w:r>
-        <w:t xml:space="preserve"> :</w:t>
-      </w:r>
-    </w:p>
-    <w:p>
-      <w:pPr>
-        <w:numPr>
-          <w:ilvl w:val="1"/>
-          <w:numId w:val="20"/>
-        </w:numPr>
-      </w:pPr>
-      <w:r>
-        <w:t>Badge RFID pour accès au local</w:t>
-      </w:r>
-    </w:p>
-    <w:p>
-      <w:pPr>
-        <w:numPr>
-          <w:ilvl w:val="1"/>
-          <w:numId w:val="20"/>
-        </w:numPr>
-      </w:pPr>
-      <w:r>
-        <w:t>Journalisation des entrées</w:t>
-      </w:r>
-    </w:p>
-    <w:p>
-      <w:pPr>
+        <w:t xml:space="preserve">Switchs administrables L2/L3</w:t>
+      </w:r>
+      <w:r>
+        <w:t xml:space="preserve"> avec </w:t>
+      </w:r>
+      <w:r>
         <w:rPr>
           <w:b/>
           <w:bCs/>
         </w:rPr>
+        <w:t>LACP</w:t>
+      </w:r>
+      <w:r>
+        <w:t xml:space="preserve"> pour agrégation de liens</w:t>
+      </w:r>
+    </w:p>
+    <w:p>
+      <w:pPr>
+        <w:numPr>
+          <w:ilvl w:val="0"/>
+          <w:numId w:val="21"/>
+        </w:numPr>
       </w:pPr>
       <w:r>
         <w:rPr>
           <w:b/>
           <w:bCs/>
         </w:rPr>
-        <w:t>Équipements réseau :</w:t>
+        <w:t>Points d’accès Wi-Fi professionnels</w:t>
+      </w:r>
+      <w:r>
+        <w:t xml:space="preserve"> :</w:t>
+      </w:r>
+    </w:p>
+    <w:p>
+      <w:pPr>
+        <w:numPr>
+          <w:ilvl w:val="1"/>
+          <w:numId w:val="21"/>
+        </w:numPr>
+      </w:pPr>
+      <w:r>
+        <w:t>SSID collaborateur (WPA2/WPA3 Enterprise + RADIUS)</w:t>
+      </w:r>
+    </w:p>
+    <w:p>
+      <w:pPr>
+        <w:numPr>
+          <w:ilvl w:val="1"/>
+          <w:numId w:val="21"/>
+        </w:numPr>
+      </w:pPr>
+      <w:r>
+        <w:t>SSID invité (portail captif + isolation client-to-client)</w:t>
       </w:r>
     </w:p>
     <w:p>
@@ -4771,75 +3344,7 @@
           <w:b/>
           <w:bCs/>
         </w:rPr>
-        <w:t>Pare-feu NGFW</w:t>
-      </w:r>
-      <w:r>
-        <w:t xml:space="preserve"> (</w:t>
-      </w:r>
-      <w:r>
-        <w:t>Fortinet</w:t>
-      </w:r>
-      <w:r>
-        <w:t xml:space="preserve">) en </w:t>
-      </w:r>
-      <w:r>
-        <w:rPr>
-          <w:b/>
-          <w:bCs/>
-        </w:rPr>
-        <w:t>cluster actif/passif</w:t>
-      </w:r>
-    </w:p>
-    <w:p>
-      <w:pPr>
-        <w:numPr>
-          <w:ilvl w:val="0"/>
-          <w:numId w:val="21"/>
-        </w:numPr>
-      </w:pPr>
-      <w:proofErr w:type="spellStart"/>
-      <w:r>
-        <w:rPr>
-          <w:b/>
-          <w:bCs/>
-        </w:rPr>
-        <w:t>Switchs</w:t>
-      </w:r>
-      <w:proofErr w:type="spellEnd"/>
-      <w:r>
-        <w:rPr>
-          <w:b/>
-          <w:bCs/>
-        </w:rPr>
-        <w:t xml:space="preserve"> administrables L2/L3</w:t>
-      </w:r>
-      <w:r>
-        <w:t xml:space="preserve"> avec </w:t>
-      </w:r>
-      <w:r>
-        <w:rPr>
-          <w:b/>
-          <w:bCs/>
-        </w:rPr>
-        <w:t>LACP</w:t>
-      </w:r>
-      <w:r>
-        <w:t xml:space="preserve"> pour agrégation de liens</w:t>
-      </w:r>
-    </w:p>
-    <w:p>
-      <w:pPr>
-        <w:numPr>
-          <w:ilvl w:val="0"/>
-          <w:numId w:val="21"/>
-        </w:numPr>
-      </w:pPr>
-      <w:r>
-        <w:rPr>
-          <w:b/>
-          <w:bCs/>
-        </w:rPr>
-        <w:t>Points d’accès Wi-Fi professionnels</w:t>
+        <w:t>Serveurs internes (site 1)</w:t>
       </w:r>
       <w:r>
         <w:t xml:space="preserve"> :</w:t>
@@ -4853,7 +3358,8 @@
         </w:numPr>
       </w:pPr>
       <w:r>
-        <w:t>SSID collaborateur (WPA2/WPA3 Enterprise + RADIUS)</w:t>
+        <w:lastRenderedPageBreak/>
+        <w:t>Serveur de fichiers (RAID 5 + sauvegarde locale et cloud)</w:t>
       </w:r>
     </w:p>
     <w:p>
@@ -4864,25 +3370,7 @@
         </w:numPr>
       </w:pPr>
       <w:r>
-        <w:t>SSID invité (portail captif + isolation client-to-client)</w:t>
-      </w:r>
-    </w:p>
-    <w:p>
-      <w:pPr>
-        <w:numPr>
-          <w:ilvl w:val="0"/>
-          <w:numId w:val="21"/>
-        </w:numPr>
-      </w:pPr>
-      <w:r>
-        <w:rPr>
-          <w:b/>
-          <w:bCs/>
-        </w:rPr>
-        <w:t>Serveurs internes (site 1)</w:t>
-      </w:r>
-      <w:r>
-        <w:t xml:space="preserve"> :</w:t>
+        <w:t xml:space="preserve">Serveur de messagerie (filtrage Mailinblack + SPF/DKIM/DMARC)</w:t>
       </w:r>
     </w:p>
     <w:p>
@@ -4893,8 +3381,7 @@
         </w:numPr>
       </w:pPr>
       <w:r>
-        <w:lastRenderedPageBreak/>
-        <w:t>Serveur de fichiers (RAID 5 + sauvegarde locale et cloud)</w:t>
+        <w:t>Serveur de base de données (accès restreint depuis DMZ)</w:t>
       </w:r>
     </w:p>
     <w:p>
@@ -4905,39 +3392,7 @@
         </w:numPr>
       </w:pPr>
       <w:r>
-        <w:t xml:space="preserve">Serveur de messagerie (filtrage </w:t>
-      </w:r>
-      <w:proofErr w:type="spellStart"/>
-      <w:r>
-        <w:t>Mailinblack</w:t>
-      </w:r>
-      <w:proofErr w:type="spellEnd"/>
-      <w:r>
-        <w:t xml:space="preserve"> + SPF/DKIM/DMARC)</w:t>
-      </w:r>
-    </w:p>
-    <w:p>
-      <w:pPr>
-        <w:numPr>
-          <w:ilvl w:val="1"/>
-          <w:numId w:val="21"/>
-        </w:numPr>
-      </w:pPr>
-      <w:r>
-        <w:t>Serveur de base de données (accès restreint depuis DMZ)</w:t>
-      </w:r>
-    </w:p>
-    <w:p>
-      <w:pPr>
-        <w:numPr>
-          <w:ilvl w:val="1"/>
-          <w:numId w:val="21"/>
-        </w:numPr>
-      </w:pPr>
-      <w:r>
         <w:t>Serveur web en DMZ (reverse proxy HTTPS + journalisation)</w:t>
-      </w:r>
-      <w:r>
         <w:br/>
       </w:r>
     </w:p>
@@ -5953,13 +4408,8 @@
         <w:t>VLANs utilisateurs</w:t>
       </w:r>
       <w:r>
-        <w:t xml:space="preserve"> : accès restreint aux serveurs via </w:t>
-      </w:r>
-      <w:proofErr w:type="spellStart"/>
-      <w:r>
-        <w:t>ACLs</w:t>
-      </w:r>
-      <w:proofErr w:type="spellEnd"/>
+        <w:t xml:space="preserve"> : accès restreint aux serveurs via ACLs</w:t>
+      </w:r>
     </w:p>
     <w:p>
       <w:pPr>
@@ -6038,32 +4488,33 @@
       <w:r>
         <w:t xml:space="preserve">Les VLANs sont propagés via </w:t>
       </w:r>
-      <w:proofErr w:type="spellStart"/>
       <w:r>
         <w:rPr>
           <w:b/>
           <w:bCs/>
         </w:rPr>
-        <w:t>trunks</w:t>
-      </w:r>
-      <w:proofErr w:type="spellEnd"/>
+        <w:t xml:space="preserve">trunks 802.1Q</w:t>
+      </w:r>
+      <w:r>
+        <w:t xml:space="preserve">, et les switchs sont configurés avec :</w:t>
+      </w:r>
+    </w:p>
+    <w:p>
+      <w:pPr>
+        <w:numPr>
+          <w:ilvl w:val="0"/>
+          <w:numId w:val="24"/>
+        </w:numPr>
+      </w:pPr>
       <w:r>
         <w:rPr>
           <w:b/>
           <w:bCs/>
         </w:rPr>
-        <w:t xml:space="preserve"> 802.1Q</w:t>
-      </w:r>
-      <w:r>
-        <w:t xml:space="preserve">, et les </w:t>
-      </w:r>
-      <w:proofErr w:type="spellStart"/>
-      <w:r>
-        <w:t>switchs</w:t>
-      </w:r>
-      <w:proofErr w:type="spellEnd"/>
-      <w:r>
-        <w:t xml:space="preserve"> sont configurés avec :</w:t>
+        <w:t xml:space="preserve">Port security</w:t>
+      </w:r>
+      <w:r>
+        <w:t xml:space="preserve"> (limitation de MAC, violation shutdown)</w:t>
       </w:r>
     </w:p>
     <w:p>
@@ -6078,124 +4529,59 @@
           <w:b/>
           <w:bCs/>
         </w:rPr>
-        <w:t xml:space="preserve">Port </w:t>
-      </w:r>
-      <w:proofErr w:type="spellStart"/>
+        <w:t>802.1X</w:t>
+      </w:r>
+      <w:r>
+        <w:t xml:space="preserve"> avec authentification RADIUS</w:t>
+      </w:r>
+    </w:p>
+    <w:p>
+      <w:pPr>
+        <w:numPr>
+          <w:ilvl w:val="0"/>
+          <w:numId w:val="24"/>
+        </w:numPr>
+      </w:pPr>
       <w:r>
         <w:rPr>
           <w:b/>
           <w:bCs/>
         </w:rPr>
-        <w:t>security</w:t>
-      </w:r>
-      <w:proofErr w:type="spellEnd"/>
-      <w:r>
-        <w:t xml:space="preserve"> (limitation de MAC, violation </w:t>
-      </w:r>
-      <w:proofErr w:type="spellStart"/>
-      <w:r>
-        <w:t>shutdown</w:t>
-      </w:r>
-      <w:proofErr w:type="spellEnd"/>
-      <w:r>
-        <w:t>)</w:t>
-      </w:r>
-    </w:p>
-    <w:p>
-      <w:pPr>
-        <w:numPr>
-          <w:ilvl w:val="0"/>
-          <w:numId w:val="24"/>
-        </w:numPr>
-      </w:pPr>
+        <w:t>QoS</w:t>
+      </w:r>
+      <w:r>
+        <w:t xml:space="preserve"> pour priorisation des flux critiques (VoIP, BDD)</w:t>
+      </w:r>
+    </w:p>
+    <w:p>
+      <w:pPr>
+        <w:ind w:left="360"/>
+      </w:pPr>
+    </w:p>
+    <w:p>
+      <w:pPr>
+        <w:pStyle w:val="Titre3"/>
+      </w:pPr>
+      <w:bookmarkStart w:id="15" w:name="_Toc213629010"/>
+      <w:r>
+        <w:t>3.5 Interconnexion des sites</w:t>
+      </w:r>
+      <w:bookmarkEnd w:id="15"/>
+    </w:p>
+    <w:p/>
+    <w:p>
+      <w:r>
+        <w:t xml:space="preserve">Les deux sites sont reliés par un </w:t>
+      </w:r>
       <w:r>
         <w:rPr>
           <w:b/>
           <w:bCs/>
         </w:rPr>
-        <w:t>802.1X</w:t>
-      </w:r>
-      <w:r>
-        <w:t xml:space="preserve"> avec authentification RADIUS</w:t>
-      </w:r>
-    </w:p>
-    <w:p>
-      <w:pPr>
-        <w:numPr>
-          <w:ilvl w:val="0"/>
-          <w:numId w:val="24"/>
-        </w:numPr>
-      </w:pPr>
-      <w:r>
-        <w:rPr>
-          <w:b/>
-          <w:bCs/>
-        </w:rPr>
-        <w:t>QoS</w:t>
-      </w:r>
-      <w:r>
-        <w:t xml:space="preserve"> pour priorisation des flux critiques (</w:t>
-      </w:r>
-      <w:proofErr w:type="spellStart"/>
-      <w:r>
-        <w:t>VoIP</w:t>
-      </w:r>
-      <w:proofErr w:type="spellEnd"/>
-      <w:r>
-        <w:t>, BDD)</w:t>
-      </w:r>
-    </w:p>
-    <w:p>
-      <w:pPr>
-        <w:ind w:left="360"/>
-      </w:pPr>
-    </w:p>
-    <w:p>
-      <w:pPr>
-        <w:pStyle w:val="Titre3"/>
-      </w:pPr>
-      <w:bookmarkStart w:id="15" w:name="_Toc213629010"/>
-      <w:r>
-        <w:t>3.5 Interconnexion des sites</w:t>
-      </w:r>
-      <w:bookmarkEnd w:id="15"/>
-    </w:p>
-    <w:p/>
-    <w:p>
-      <w:r>
-        <w:t xml:space="preserve">Les deux sites sont reliés par un </w:t>
-      </w:r>
-      <w:r>
-        <w:rPr>
-          <w:b/>
-          <w:bCs/>
-        </w:rPr>
-        <w:t xml:space="preserve">VPN </w:t>
-      </w:r>
-      <w:proofErr w:type="spellStart"/>
-      <w:r>
-        <w:rPr>
-          <w:b/>
-          <w:bCs/>
-        </w:rPr>
-        <w:t>IPsec</w:t>
-      </w:r>
-      <w:proofErr w:type="spellEnd"/>
-      <w:r>
-        <w:rPr>
-          <w:b/>
-          <w:bCs/>
-        </w:rPr>
-        <w:t xml:space="preserve"> site-à-site</w:t>
-      </w:r>
-      <w:r>
-        <w:t xml:space="preserve">, configuré entre les firewalls </w:t>
-      </w:r>
-      <w:r>
-        <w:t>Fortinet</w:t>
-      </w:r>
-      <w:r>
-        <w:t xml:space="preserve"> :</w:t>
+        <w:t xml:space="preserve">VPN IPsec site-à-site</w:t>
+      </w:r>
+      <w:r>
+        <w:t xml:space="preserve">, configuré entre les firewalls Fortinet :</w:t>
       </w:r>
     </w:p>
     <w:p>
@@ -6446,23 +4832,109 @@
           <w:b/>
           <w:bCs/>
         </w:rPr>
-        <w:t xml:space="preserve">Port Security sur </w:t>
-      </w:r>
-      <w:proofErr w:type="spellStart"/>
+        <w:t xml:space="preserve">Port Security sur switchs L2</w:t>
+      </w:r>
+      <w:r>
+        <w:t xml:space="preserve"> :</w:t>
+      </w:r>
+    </w:p>
+    <w:p>
+      <w:pPr>
+        <w:numPr>
+          <w:ilvl w:val="1"/>
+          <w:numId w:val="27"/>
+        </w:numPr>
+      </w:pPr>
+      <w:r>
+        <w:t>Limitation du nombre d’adresses MAC par port</w:t>
+      </w:r>
+    </w:p>
+    <w:p>
+      <w:pPr>
+        <w:numPr>
+          <w:ilvl w:val="1"/>
+          <w:numId w:val="27"/>
+        </w:numPr>
+      </w:pPr>
+      <w:r>
+        <w:t xml:space="preserve">Apprentissage statique ou dynamique avec violation mode shutdown</w:t>
+      </w:r>
+    </w:p>
+    <w:p>
+      <w:pPr>
+        <w:numPr>
+          <w:ilvl w:val="1"/>
+          <w:numId w:val="27"/>
+        </w:numPr>
+      </w:pPr>
+      <w:r>
+        <w:t xml:space="preserve">Protection contre le MAC flooding</w:t>
+      </w:r>
+    </w:p>
+    <w:p>
+      <w:pPr>
+        <w:numPr>
+          <w:ilvl w:val="0"/>
+          <w:numId w:val="27"/>
+        </w:numPr>
+      </w:pPr>
       <w:r>
         <w:rPr>
           <w:b/>
           <w:bCs/>
         </w:rPr>
-        <w:t>switchs</w:t>
-      </w:r>
-      <w:proofErr w:type="spellEnd"/>
+        <w:t>Authentification 802.1X</w:t>
+      </w:r>
+      <w:r>
+        <w:t xml:space="preserve"> :</w:t>
+      </w:r>
+    </w:p>
+    <w:p>
+      <w:pPr>
+        <w:numPr>
+          <w:ilvl w:val="1"/>
+          <w:numId w:val="27"/>
+        </w:numPr>
+      </w:pPr>
+      <w:r>
+        <w:t xml:space="preserve">Serveur RADIUS centralisé (FreeRADIUS )</w:t>
+      </w:r>
+    </w:p>
+    <w:p>
+      <w:pPr>
+        <w:numPr>
+          <w:ilvl w:val="1"/>
+          <w:numId w:val="27"/>
+        </w:numPr>
+      </w:pPr>
+      <w:r>
+        <w:t>Attribution dynamique de VLAN selon profil utilisateur</w:t>
+      </w:r>
+    </w:p>
+    <w:p>
+      <w:pPr>
+        <w:numPr>
+          <w:ilvl w:val="1"/>
+          <w:numId w:val="27"/>
+        </w:numPr>
+      </w:pPr>
+      <w:r>
+        <w:t>Intégration avec Active Directory pour gestion des identités</w:t>
+      </w:r>
+    </w:p>
+    <w:p>
+      <w:pPr>
+        <w:numPr>
+          <w:ilvl w:val="0"/>
+          <w:numId w:val="27"/>
+        </w:numPr>
+      </w:pPr>
       <w:r>
         <w:rPr>
           <w:b/>
           <w:bCs/>
         </w:rPr>
-        <w:t xml:space="preserve"> L2</w:t>
+        <w:t xml:space="preserve">Postes clients non-administrateurs</w:t>
       </w:r>
       <w:r>
         <w:t xml:space="preserve"> :</w:t>
@@ -6476,7 +4948,7 @@
         </w:numPr>
       </w:pPr>
       <w:r>
-        <w:t>Limitation du nombre d’adresses MAC par port</w:t>
+        <w:t>Droits restreints via GPO ou scripts de durcissement</w:t>
       </w:r>
     </w:p>
     <w:p>
@@ -6487,13 +4959,8 @@
         </w:numPr>
       </w:pPr>
       <w:r>
-        <w:t xml:space="preserve">Apprentissage statique ou dynamique avec violation mode </w:t>
-      </w:r>
-      <w:proofErr w:type="spellStart"/>
-      <w:r>
-        <w:t>shutdown</w:t>
-      </w:r>
-      <w:proofErr w:type="spellEnd"/>
+        <w:t>Interdiction d’installation de logiciels non validés</w:t>
+      </w:r>
     </w:p>
     <w:p>
       <w:pPr>
@@ -6503,13 +4970,8 @@
         </w:numPr>
       </w:pPr>
       <w:r>
-        <w:t xml:space="preserve">Protection contre le MAC </w:t>
-      </w:r>
-      <w:proofErr w:type="spellStart"/>
-      <w:r>
-        <w:t>flooding</w:t>
-      </w:r>
-      <w:proofErr w:type="spellEnd"/>
+        <w:t>Journalisation locale et centralisée des événements système</w:t>
+      </w:r>
     </w:p>
     <w:p>
       <w:pPr>
@@ -6523,7 +4985,7 @@
           <w:b/>
           <w:bCs/>
         </w:rPr>
-        <w:t>Authentification 802.1X</w:t>
+        <w:t>Filtrage inter-VLAN</w:t>
       </w:r>
       <w:r>
         <w:t xml:space="preserve"> :</w:t>
@@ -6537,18 +4999,8 @@
         </w:numPr>
       </w:pPr>
       <w:r>
-        <w:t>Serveur RADIUS centralisé (</w:t>
-      </w:r>
-      <w:proofErr w:type="spellStart"/>
-      <w:proofErr w:type="gramStart"/>
-      <w:r>
-        <w:t>FreeRADIUS</w:t>
-      </w:r>
-      <w:proofErr w:type="spellEnd"/>
-      <w:r>
-        <w:t xml:space="preserve"> )</w:t>
-      </w:r>
-      <w:proofErr w:type="gramEnd"/>
+        <w:t xml:space="preserve">ACLs sur switchs L3</w:t>
+      </w:r>
     </w:p>
     <w:p>
       <w:pPr>
@@ -6558,83 +5010,51 @@
         </w:numPr>
       </w:pPr>
       <w:r>
-        <w:t>Attribution dynamique de VLAN selon profil utilisateur</w:t>
-      </w:r>
-    </w:p>
-    <w:p>
-      <w:pPr>
-        <w:numPr>
-          <w:ilvl w:val="1"/>
-          <w:numId w:val="27"/>
-        </w:numPr>
-      </w:pPr>
-      <w:r>
-        <w:t>Intégration avec Active Directory pour gestion des identités</w:t>
-      </w:r>
-    </w:p>
-    <w:p>
-      <w:pPr>
-        <w:numPr>
-          <w:ilvl w:val="0"/>
-          <w:numId w:val="27"/>
-        </w:numPr>
-      </w:pPr>
-      <w:r>
+        <w:lastRenderedPageBreak/>
+        <w:t>Accès autorisé uniquement aux services nécessaires (principe du moindre privilège)</w:t>
+      </w:r>
+    </w:p>
+    <w:p>
+      <w:pPr>
+        <w:ind w:left="1080"/>
+      </w:pPr>
+    </w:p>
+    <w:p>
+      <w:pPr>
+        <w:pStyle w:val="Titre3"/>
+      </w:pPr>
+      <w:bookmarkStart w:id="18" w:name="_Toc213629013"/>
+      <w:r>
+        <w:t>4.2 Sécurisation des accès Wi-Fi</w:t>
+      </w:r>
+      <w:bookmarkEnd w:id="18"/>
+    </w:p>
+    <w:p/>
+    <w:p>
+      <w:r>
+        <w:t>Le Wi-Fi est segmenté en deux SSID par site : collaborateurs et invités.</w:t>
+      </w:r>
+    </w:p>
+    <w:p>
+      <w:pPr>
         <w:rPr>
           <w:b/>
           <w:bCs/>
         </w:rPr>
-        <w:t xml:space="preserve">Postes clients </w:t>
-      </w:r>
+      </w:pPr>
       <w:r>
         <w:rPr>
           <w:b/>
           <w:bCs/>
         </w:rPr>
-        <w:t>non-administrateurs</w:t>
-      </w:r>
-      <w:r>
-        <w:t xml:space="preserve"> :</w:t>
-      </w:r>
-    </w:p>
-    <w:p>
-      <w:pPr>
-        <w:numPr>
-          <w:ilvl w:val="1"/>
-          <w:numId w:val="27"/>
-        </w:numPr>
-      </w:pPr>
-      <w:r>
-        <w:t>Droits restreints via GPO ou scripts de durcissement</w:t>
-      </w:r>
-    </w:p>
-    <w:p>
-      <w:pPr>
-        <w:numPr>
-          <w:ilvl w:val="1"/>
-          <w:numId w:val="27"/>
-        </w:numPr>
-      </w:pPr>
-      <w:r>
-        <w:t>Interdiction d’installation de logiciels non validés</w:t>
-      </w:r>
-    </w:p>
-    <w:p>
-      <w:pPr>
-        <w:numPr>
-          <w:ilvl w:val="1"/>
-          <w:numId w:val="27"/>
-        </w:numPr>
-      </w:pPr>
-      <w:r>
-        <w:t>Journalisation locale et centralisée des événements système</w:t>
-      </w:r>
-    </w:p>
-    <w:p>
-      <w:pPr>
-        <w:numPr>
-          <w:ilvl w:val="0"/>
-          <w:numId w:val="27"/>
+        <w:t>Wi-Fi collaborateurs</w:t>
+      </w:r>
+    </w:p>
+    <w:p>
+      <w:pPr>
+        <w:numPr>
+          <w:ilvl w:val="0"/>
+          <w:numId w:val="28"/>
         </w:numPr>
       </w:pPr>
       <w:r>
@@ -6642,111 +5062,7 @@
           <w:b/>
           <w:bCs/>
         </w:rPr>
-        <w:t>Filtrage inter-VLAN</w:t>
-      </w:r>
-      <w:r>
-        <w:t xml:space="preserve"> :</w:t>
-      </w:r>
-    </w:p>
-    <w:p>
-      <w:pPr>
-        <w:numPr>
-          <w:ilvl w:val="1"/>
-          <w:numId w:val="27"/>
-        </w:numPr>
-      </w:pPr>
-      <w:proofErr w:type="spellStart"/>
-      <w:r>
-        <w:t>ACLs</w:t>
-      </w:r>
-      <w:proofErr w:type="spellEnd"/>
-      <w:r>
-        <w:t xml:space="preserve"> sur </w:t>
-      </w:r>
-      <w:proofErr w:type="spellStart"/>
-      <w:r>
-        <w:t>switchs</w:t>
-      </w:r>
-      <w:proofErr w:type="spellEnd"/>
-      <w:r>
-        <w:t xml:space="preserve"> L3</w:t>
-      </w:r>
-    </w:p>
-    <w:p>
-      <w:pPr>
-        <w:numPr>
-          <w:ilvl w:val="1"/>
-          <w:numId w:val="27"/>
-        </w:numPr>
-      </w:pPr>
-      <w:r>
-        <w:lastRenderedPageBreak/>
-        <w:t>Accès autorisé uniquement aux services nécessaires (principe du moindre privilège)</w:t>
-      </w:r>
-    </w:p>
-    <w:p>
-      <w:pPr>
-        <w:ind w:left="1080"/>
-      </w:pPr>
-    </w:p>
-    <w:p>
-      <w:pPr>
-        <w:pStyle w:val="Titre3"/>
-      </w:pPr>
-      <w:bookmarkStart w:id="18" w:name="_Toc213629013"/>
-      <w:r>
-        <w:t>4.2 Sécurisation des accès Wi-Fi</w:t>
-      </w:r>
-      <w:bookmarkEnd w:id="18"/>
-    </w:p>
-    <w:p/>
-    <w:p>
-      <w:r>
-        <w:t>Le Wi-Fi est segmenté en deux SSID par site : collaborateurs et invités.</w:t>
-      </w:r>
-    </w:p>
-    <w:p>
-      <w:pPr>
-        <w:rPr>
-          <w:b/>
-          <w:bCs/>
-        </w:rPr>
-      </w:pPr>
-      <w:r>
-        <w:rPr>
-          <w:b/>
-          <w:bCs/>
-        </w:rPr>
-        <w:t>Wi-Fi collaborateurs</w:t>
-      </w:r>
-    </w:p>
-    <w:p>
-      <w:pPr>
-        <w:numPr>
-          <w:ilvl w:val="0"/>
-          <w:numId w:val="28"/>
-        </w:numPr>
-      </w:pPr>
-      <w:r>
-        <w:rPr>
-          <w:b/>
-          <w:bCs/>
-        </w:rPr>
-        <w:t>WPA2/WPA3 Ent</w:t>
-      </w:r>
-      <w:r>
-        <w:rPr>
-          <w:b/>
-          <w:bCs/>
-        </w:rPr>
-        <w:t>re</w:t>
-      </w:r>
-      <w:r>
-        <w:rPr>
-          <w:b/>
-          <w:bCs/>
-        </w:rPr>
-        <w:t>prise</w:t>
+        <w:t>WPA2/WPA3 Entreprise</w:t>
       </w:r>
       <w:r>
         <w:t xml:space="preserve"> avec authentification RADIUS</w:t>
@@ -7358,14 +5674,9 @@
       </w:pPr>
       <w:bookmarkStart w:id="21" w:name="_Toc213629016"/>
       <w:r>
-        <w:t xml:space="preserve">4.5 Supervision, journalisation et </w:t>
-      </w:r>
-      <w:proofErr w:type="spellStart"/>
-      <w:r>
-        <w:t>alerting</w:t>
+        <w:t xml:space="preserve">4.5 Supervision, journalisation et alerting</w:t>
       </w:r>
       <w:bookmarkEnd w:id="21"/>
-      <w:proofErr w:type="spellEnd"/>
     </w:p>
     <w:p/>
     <w:p>
@@ -7400,13 +5711,7 @@
         </w:numPr>
       </w:pPr>
       <w:r>
-        <w:t>Zabbix</w:t>
-      </w:r>
-      <w:r>
-        <w:t xml:space="preserve"> </w:t>
-      </w:r>
-      <w:r>
-        <w:t>pour la supervision réseau et système</w:t>
+        <w:t xml:space="preserve">Zabbix pour la supervision réseau et système</w:t>
       </w:r>
     </w:p>
     <w:p>
@@ -7416,13 +5721,8 @@
           <w:numId w:val="32"/>
         </w:numPr>
       </w:pPr>
-      <w:proofErr w:type="spellStart"/>
-      <w:r>
-        <w:t>Wazuh</w:t>
-      </w:r>
-      <w:proofErr w:type="spellEnd"/>
-      <w:r>
-        <w:t xml:space="preserve"> pour la journalisation et la corrélation des logs</w:t>
+      <w:r>
+        <w:t xml:space="preserve">Wazuh pour la journalisation et la corrélation des logs</w:t>
       </w:r>
     </w:p>
     <w:p>
@@ -7494,7 +5794,6 @@
           <w:numId w:val="32"/>
         </w:numPr>
       </w:pPr>
-      <w:proofErr w:type="spellStart"/>
       <w:r>
         <w:rPr>
           <w:b/>
@@ -7502,7 +5801,6 @@
         </w:rPr>
         <w:t>Alerting</w:t>
       </w:r>
-      <w:proofErr w:type="spellEnd"/>
       <w:r>
         <w:t xml:space="preserve"> :</w:t>
       </w:r>
@@ -7526,21 +5824,8 @@
         </w:numPr>
       </w:pPr>
       <w:r>
-        <w:t xml:space="preserve">Notifications </w:t>
-      </w:r>
-      <w:proofErr w:type="spellStart"/>
-      <w:r>
-        <w:t>webhook</w:t>
-      </w:r>
-      <w:proofErr w:type="spellEnd"/>
-      <w:r>
-        <w:t xml:space="preserve"> vers outil de </w:t>
-      </w:r>
-      <w:proofErr w:type="spellStart"/>
-      <w:r>
-        <w:t>ticketing</w:t>
-      </w:r>
-      <w:proofErr w:type="spellEnd"/>
+        <w:t xml:space="preserve">Notifications webhook vers outil de ticketing</w:t>
+      </w:r>
     </w:p>
     <w:p>
       <w:pPr>
@@ -7640,23 +5925,7 @@
         </w:numPr>
       </w:pPr>
       <w:r>
-        <w:t>Solution compatible RGPD et HDS (</w:t>
-      </w:r>
-      <w:proofErr w:type="spellStart"/>
-      <w:r>
-        <w:t>Restic</w:t>
-      </w:r>
-      <w:proofErr w:type="spellEnd"/>
-      <w:r>
-        <w:t xml:space="preserve">, Borg, Veeam Cloud </w:t>
-      </w:r>
-      <w:proofErr w:type="spellStart"/>
-      <w:r>
-        <w:t>Connect</w:t>
-      </w:r>
-      <w:proofErr w:type="spellEnd"/>
-      <w:r>
-        <w:t>)</w:t>
+        <w:t xml:space="preserve">Solution compatible RGPD et HDS (Restic, Borg, Veeam Cloud Connect)</w:t>
       </w:r>
     </w:p>
     <w:p>
@@ -7751,21 +6020,7 @@
       </w:pPr>
       <w:bookmarkStart w:id="24" w:name="_Toc213629019"/>
       <w:r>
-        <w:t xml:space="preserve">5.1 Configuration d’un VPN </w:t>
-      </w:r>
-      <w:proofErr w:type="spellStart"/>
-      <w:r>
-        <w:t>IPsec</w:t>
-      </w:r>
-      <w:proofErr w:type="spellEnd"/>
-      <w:r>
-        <w:t xml:space="preserve"> site-à-site (</w:t>
-      </w:r>
-      <w:r>
-        <w:t>Fortinet</w:t>
-      </w:r>
-      <w:r>
-        <w:t>)</w:t>
+        <w:t xml:space="preserve">5.1 Configuration d’un VPN IPsec site-à-site (Fortinet)</w:t>
       </w:r>
       <w:bookmarkEnd w:id="24"/>
     </w:p>
@@ -7802,39 +6057,7 @@
           <w:b/>
           <w:bCs/>
         </w:rPr>
-        <w:t xml:space="preserve"> Exemple de configuration /</w:t>
-      </w:r>
-      <w:proofErr w:type="spellStart"/>
-      <w:r>
-        <w:rPr>
-          <w:b/>
-          <w:bCs/>
-        </w:rPr>
-        <w:t>etc</w:t>
-      </w:r>
-      <w:proofErr w:type="spellEnd"/>
-      <w:r>
-        <w:rPr>
-          <w:b/>
-          <w:bCs/>
-        </w:rPr>
-        <w:t>/</w:t>
-      </w:r>
-      <w:proofErr w:type="spellStart"/>
-      <w:r>
-        <w:rPr>
-          <w:b/>
-          <w:bCs/>
-        </w:rPr>
-        <w:t>ipsec.conf</w:t>
-      </w:r>
-      <w:proofErr w:type="spellEnd"/>
-      <w:r>
-        <w:rPr>
-          <w:b/>
-          <w:bCs/>
-        </w:rPr>
-        <w:t xml:space="preserve"> (site 1)</w:t>
+        <w:t xml:space="preserve"> Exemple de configuration FortiOS (site 1)</w:t>
       </w:r>
     </w:p>
     <w:p>
@@ -7860,782 +6083,232 @@
             <w:tcW w:w="9062" w:type="dxa"/>
           </w:tcPr>
           <w:p>
-            <w:proofErr w:type="gramStart"/>
-            <w:r>
-              <w:t>config</w:t>
-            </w:r>
-            <w:proofErr w:type="gramEnd"/>
-            <w:r>
-              <w:t xml:space="preserve"> </w:t>
-            </w:r>
-            <w:proofErr w:type="spellStart"/>
-            <w:r>
-              <w:t>vpn</w:t>
-            </w:r>
-            <w:proofErr w:type="spellEnd"/>
-            <w:r>
-              <w:t xml:space="preserve"> </w:t>
-            </w:r>
-            <w:proofErr w:type="spellStart"/>
-            <w:r>
-              <w:t>ipsec</w:t>
-            </w:r>
-            <w:proofErr w:type="spellEnd"/>
-            <w:r>
-              <w:t xml:space="preserve"> phase1-interface</w:t>
-            </w:r>
-          </w:p>
-          <w:p>
-            <w:r>
-              <w:t xml:space="preserve">    </w:t>
-            </w:r>
-            <w:proofErr w:type="spellStart"/>
-            <w:proofErr w:type="gramStart"/>
-            <w:r>
-              <w:t>edit</w:t>
-            </w:r>
-            <w:proofErr w:type="spellEnd"/>
-            <w:proofErr w:type="gramEnd"/>
-            <w:r>
-              <w:t xml:space="preserve"> "VPN_Site2"</w:t>
-            </w:r>
-          </w:p>
-          <w:p>
-            <w:r>
-              <w:t xml:space="preserve">        </w:t>
-            </w:r>
-            <w:proofErr w:type="spellStart"/>
-            <w:proofErr w:type="gramStart"/>
-            <w:r>
-              <w:t>set</w:t>
-            </w:r>
-            <w:proofErr w:type="spellEnd"/>
-            <w:proofErr w:type="gramEnd"/>
-            <w:r>
-              <w:t xml:space="preserve"> interface "wan1"</w:t>
-            </w:r>
-          </w:p>
-          <w:p>
-            <w:r>
-              <w:t xml:space="preserve">        </w:t>
-            </w:r>
-            <w:proofErr w:type="gramStart"/>
-            <w:r>
-              <w:t>set</w:t>
-            </w:r>
-            <w:proofErr w:type="gramEnd"/>
-            <w:r>
-              <w:t xml:space="preserve"> </w:t>
-            </w:r>
-            <w:proofErr w:type="spellStart"/>
-            <w:r>
-              <w:t>remote-gw</w:t>
-            </w:r>
-            <w:proofErr w:type="spellEnd"/>
-            <w:r>
-              <w:t xml:space="preserve"> 198.51.100.1</w:t>
-            </w:r>
-          </w:p>
-          <w:p>
-            <w:r>
-              <w:t xml:space="preserve">        </w:t>
-            </w:r>
-            <w:proofErr w:type="gramStart"/>
-            <w:r>
-              <w:t>set</w:t>
-            </w:r>
-            <w:proofErr w:type="gramEnd"/>
-            <w:r>
-              <w:t xml:space="preserve"> </w:t>
-            </w:r>
-            <w:proofErr w:type="spellStart"/>
-            <w:r>
-              <w:t>psksecret</w:t>
-            </w:r>
-            <w:proofErr w:type="spellEnd"/>
-            <w:r>
-              <w:t xml:space="preserve"> "SuperSecretKey123"</w:t>
-            </w:r>
-          </w:p>
-          <w:p>
-            <w:r>
-              <w:t xml:space="preserve">        </w:t>
-            </w:r>
-            <w:proofErr w:type="gramStart"/>
-            <w:r>
-              <w:t>set</w:t>
-            </w:r>
-            <w:proofErr w:type="gramEnd"/>
-            <w:r>
-              <w:t xml:space="preserve"> </w:t>
-            </w:r>
-            <w:proofErr w:type="spellStart"/>
-            <w:r>
-              <w:t>proposal</w:t>
-            </w:r>
-            <w:proofErr w:type="spellEnd"/>
-            <w:r>
-              <w:t xml:space="preserve"> aes256-sha256</w:t>
-            </w:r>
-          </w:p>
-          <w:p>
-            <w:r>
-              <w:t xml:space="preserve">        </w:t>
-            </w:r>
-            <w:proofErr w:type="gramStart"/>
-            <w:r>
-              <w:t>set</w:t>
-            </w:r>
-            <w:proofErr w:type="gramEnd"/>
-            <w:r>
-              <w:t xml:space="preserve"> </w:t>
-            </w:r>
-            <w:proofErr w:type="spellStart"/>
-            <w:r>
-              <w:t>dhgrp</w:t>
-            </w:r>
-            <w:proofErr w:type="spellEnd"/>
-            <w:r>
-              <w:t xml:space="preserve"> 14</w:t>
-            </w:r>
-          </w:p>
-          <w:p>
-            <w:r>
-              <w:t xml:space="preserve">        </w:t>
-            </w:r>
-            <w:proofErr w:type="gramStart"/>
-            <w:r>
-              <w:t>set</w:t>
-            </w:r>
-            <w:proofErr w:type="gramEnd"/>
-            <w:r>
-              <w:t xml:space="preserve"> </w:t>
-            </w:r>
-            <w:proofErr w:type="spellStart"/>
-            <w:r>
-              <w:t>keylife</w:t>
-            </w:r>
-            <w:proofErr w:type="spellEnd"/>
-            <w:r>
-              <w:t xml:space="preserve"> 28800</w:t>
-            </w:r>
-          </w:p>
-          <w:p>
-            <w:r>
-              <w:t xml:space="preserve">        </w:t>
-            </w:r>
-            <w:proofErr w:type="gramStart"/>
-            <w:r>
-              <w:t>set</w:t>
-            </w:r>
-            <w:proofErr w:type="gramEnd"/>
-            <w:r>
-              <w:t xml:space="preserve"> </w:t>
-            </w:r>
-            <w:proofErr w:type="spellStart"/>
-            <w:r>
-              <w:t>ike</w:t>
-            </w:r>
-            <w:proofErr w:type="spellEnd"/>
-            <w:r>
-              <w:t>-version 2</w:t>
-            </w:r>
-          </w:p>
-          <w:p>
-            <w:r>
-              <w:t xml:space="preserve">        </w:t>
-            </w:r>
-            <w:proofErr w:type="gramStart"/>
-            <w:r>
-              <w:t>set</w:t>
-            </w:r>
-            <w:proofErr w:type="gramEnd"/>
-            <w:r>
-              <w:t xml:space="preserve"> </w:t>
-            </w:r>
-            <w:proofErr w:type="spellStart"/>
-            <w:r>
-              <w:t>localid</w:t>
-            </w:r>
-            <w:proofErr w:type="spellEnd"/>
-            <w:r>
-              <w:t xml:space="preserve"> "site1"</w:t>
-            </w:r>
-          </w:p>
-          <w:p>
-            <w:r>
-              <w:t xml:space="preserve">        </w:t>
-            </w:r>
-            <w:proofErr w:type="gramStart"/>
-            <w:r>
-              <w:t>set</w:t>
-            </w:r>
-            <w:proofErr w:type="gramEnd"/>
-            <w:r>
-              <w:t xml:space="preserve"> </w:t>
-            </w:r>
-            <w:proofErr w:type="spellStart"/>
-            <w:r>
-              <w:t>peerid</w:t>
-            </w:r>
-            <w:proofErr w:type="spellEnd"/>
-            <w:r>
-              <w:t xml:space="preserve"> "site2"</w:t>
-            </w:r>
-          </w:p>
-          <w:p>
-            <w:r>
-              <w:t xml:space="preserve">    </w:t>
-            </w:r>
-            <w:proofErr w:type="spellStart"/>
-            <w:proofErr w:type="gramStart"/>
-            <w:r>
-              <w:t>next</w:t>
-            </w:r>
-            <w:proofErr w:type="spellEnd"/>
-            <w:proofErr w:type="gramEnd"/>
-          </w:p>
-          <w:p>
-            <w:proofErr w:type="gramStart"/>
+            <w:r>
+              <w:t xml:space="preserve">config vpn ipsec phase1-interface</w:t>
+            </w:r>
+          </w:p>
+          <w:p>
+            <w:r>
+              <w:t xml:space="preserve">    edit "VPN_Site2"</w:t>
+            </w:r>
+          </w:p>
+          <w:p>
+            <w:r>
+              <w:t xml:space="preserve">        set interface "wan1"</w:t>
+            </w:r>
+          </w:p>
+          <w:p>
+            <w:r>
+              <w:t xml:space="preserve">        set remote-gw 198.51.100.1</w:t>
+            </w:r>
+          </w:p>
+          <w:p>
+            <w:r>
+              <w:t xml:space="preserve">        set authmethod signature</w:t>
+            </w:r>
+          </w:p>
+          <w:p>
+            <w:r>
+              <w:t xml:space="preserve">        set certificate "site1-cert"</w:t>
+            </w:r>
+          </w:p>
+          <w:p>
+            <w:r>
+              <w:t xml:space="preserve">        set peer "site2-peer"</w:t>
+            </w:r>
+          </w:p>
+          <w:p>
+            <w:r>
+              <w:t xml:space="preserve">        set proposal aes256-sha256</w:t>
+            </w:r>
+          </w:p>
+          <w:p>
+            <w:r>
+              <w:t xml:space="preserve">        set dhgrp 14</w:t>
+            </w:r>
+          </w:p>
+          <w:p>
+            <w:r>
+              <w:t xml:space="preserve">        set keylife 28800</w:t>
+            </w:r>
+          </w:p>
+          <w:p>
+            <w:r>
+              <w:t xml:space="preserve">        set ike-version 2</w:t>
+            </w:r>
+          </w:p>
+          <w:p>
+            <w:r>
+              <w:t xml:space="preserve">        set localid "site1"</w:t>
+            </w:r>
+          </w:p>
+          <w:p>
+            <w:r>
+              <w:t xml:space="preserve">        set peerid "site2"</w:t>
+            </w:r>
+          </w:p>
+          <w:p>
+            <w:r>
+              <w:t xml:space="preserve">    next</w:t>
+            </w:r>
+          </w:p>
+          <w:p>
             <w:r>
               <w:t>end</w:t>
             </w:r>
-            <w:proofErr w:type="gramEnd"/>
           </w:p>
           <w:p/>
           <w:p>
-            <w:proofErr w:type="gramStart"/>
-            <w:r>
-              <w:t>config</w:t>
-            </w:r>
-            <w:proofErr w:type="gramEnd"/>
-            <w:r>
-              <w:t xml:space="preserve"> </w:t>
-            </w:r>
-            <w:proofErr w:type="spellStart"/>
-            <w:r>
-              <w:t>vpn</w:t>
-            </w:r>
-            <w:proofErr w:type="spellEnd"/>
-            <w:r>
-              <w:t xml:space="preserve"> </w:t>
-            </w:r>
-            <w:proofErr w:type="spellStart"/>
-            <w:r>
-              <w:t>ipsec</w:t>
-            </w:r>
-            <w:proofErr w:type="spellEnd"/>
-            <w:r>
-              <w:t xml:space="preserve"> phase2-interface</w:t>
-            </w:r>
-          </w:p>
-          <w:p>
-            <w:r>
-              <w:t xml:space="preserve">    </w:t>
-            </w:r>
-            <w:proofErr w:type="spellStart"/>
-            <w:proofErr w:type="gramStart"/>
-            <w:r>
-              <w:t>edit</w:t>
-            </w:r>
-            <w:proofErr w:type="spellEnd"/>
-            <w:proofErr w:type="gramEnd"/>
-            <w:r>
-              <w:t xml:space="preserve"> "VPN_Site2_P2"</w:t>
-            </w:r>
-          </w:p>
-          <w:p>
-            <w:r>
-              <w:t xml:space="preserve">        </w:t>
-            </w:r>
-            <w:proofErr w:type="gramStart"/>
-            <w:r>
-              <w:t>set</w:t>
-            </w:r>
-            <w:proofErr w:type="gramEnd"/>
-            <w:r>
-              <w:t xml:space="preserve"> phase1name "VPN_Site2"</w:t>
-            </w:r>
-          </w:p>
-          <w:p>
-            <w:r>
-              <w:t xml:space="preserve">        </w:t>
-            </w:r>
-            <w:proofErr w:type="gramStart"/>
-            <w:r>
-              <w:t>set</w:t>
-            </w:r>
-            <w:proofErr w:type="gramEnd"/>
-            <w:r>
-              <w:t xml:space="preserve"> </w:t>
-            </w:r>
-            <w:proofErr w:type="spellStart"/>
-            <w:r>
-              <w:t>proposal</w:t>
-            </w:r>
-            <w:proofErr w:type="spellEnd"/>
-            <w:r>
-              <w:t xml:space="preserve"> aes256-sha256</w:t>
-            </w:r>
-          </w:p>
-          <w:p>
-            <w:r>
-              <w:t xml:space="preserve">        </w:t>
-            </w:r>
-            <w:proofErr w:type="gramStart"/>
-            <w:r>
-              <w:t>set</w:t>
-            </w:r>
-            <w:proofErr w:type="gramEnd"/>
-            <w:r>
-              <w:t xml:space="preserve"> </w:t>
-            </w:r>
-            <w:proofErr w:type="spellStart"/>
-            <w:r>
-              <w:t>dhgrp</w:t>
-            </w:r>
-            <w:proofErr w:type="spellEnd"/>
-            <w:r>
-              <w:t xml:space="preserve"> 14</w:t>
-            </w:r>
-          </w:p>
-          <w:p>
-            <w:r>
-              <w:t xml:space="preserve">        </w:t>
-            </w:r>
-            <w:proofErr w:type="gramStart"/>
-            <w:r>
-              <w:t>set</w:t>
-            </w:r>
-            <w:proofErr w:type="gramEnd"/>
-            <w:r>
-              <w:t xml:space="preserve"> </w:t>
-            </w:r>
-            <w:proofErr w:type="spellStart"/>
-            <w:r>
-              <w:t>keylifeseconds</w:t>
-            </w:r>
-            <w:proofErr w:type="spellEnd"/>
-            <w:r>
-              <w:t xml:space="preserve"> 3600</w:t>
-            </w:r>
-          </w:p>
-          <w:p>
-            <w:r>
-              <w:t xml:space="preserve">        </w:t>
-            </w:r>
-            <w:proofErr w:type="gramStart"/>
-            <w:r>
-              <w:t>set</w:t>
-            </w:r>
-            <w:proofErr w:type="gramEnd"/>
-            <w:r>
-              <w:t xml:space="preserve"> src-</w:t>
-            </w:r>
-            <w:proofErr w:type="spellStart"/>
-            <w:r>
-              <w:t>subnet</w:t>
-            </w:r>
-            <w:proofErr w:type="spellEnd"/>
-            <w:r>
-              <w:t xml:space="preserve"> 10.1.0.0 255.255.0.0</w:t>
-            </w:r>
-          </w:p>
-          <w:p>
-            <w:r>
-              <w:t xml:space="preserve">        </w:t>
-            </w:r>
-            <w:proofErr w:type="gramStart"/>
-            <w:r>
-              <w:t>set</w:t>
-            </w:r>
-            <w:proofErr w:type="gramEnd"/>
-            <w:r>
-              <w:t xml:space="preserve"> dst-</w:t>
-            </w:r>
-            <w:proofErr w:type="spellStart"/>
-            <w:r>
-              <w:t>subnet</w:t>
-            </w:r>
-            <w:proofErr w:type="spellEnd"/>
-            <w:r>
-              <w:t xml:space="preserve"> 10.2.0.0 255.255.0.0</w:t>
-            </w:r>
-          </w:p>
-          <w:p>
-            <w:r>
-              <w:t xml:space="preserve">    </w:t>
-            </w:r>
-            <w:proofErr w:type="spellStart"/>
-            <w:proofErr w:type="gramStart"/>
-            <w:r>
-              <w:t>next</w:t>
-            </w:r>
-            <w:proofErr w:type="spellEnd"/>
-            <w:proofErr w:type="gramEnd"/>
-          </w:p>
-          <w:p>
-            <w:proofErr w:type="gramStart"/>
+            <w:r>
+              <w:t xml:space="preserve">config vpn ipsec phase2-interface</w:t>
+            </w:r>
+          </w:p>
+          <w:p>
+            <w:r>
+              <w:t xml:space="preserve">    edit "VPN_Site2_P2"</w:t>
+            </w:r>
+          </w:p>
+          <w:p>
+            <w:r>
+              <w:t xml:space="preserve">        set phase1name "VPN_Site2"</w:t>
+            </w:r>
+          </w:p>
+          <w:p>
+            <w:r>
+              <w:t xml:space="preserve">        set proposal aes256-sha256</w:t>
+            </w:r>
+          </w:p>
+          <w:p>
+            <w:r>
+              <w:t xml:space="preserve">        set dhgrp 14</w:t>
+            </w:r>
+          </w:p>
+          <w:p>
+            <w:r>
+              <w:t xml:space="preserve">        set keylifeseconds 3600</w:t>
+            </w:r>
+          </w:p>
+          <w:p>
+            <w:r>
+              <w:t xml:space="preserve">        set src-subnet 10.1.0.0 255.255.0.0</w:t>
+            </w:r>
+          </w:p>
+          <w:p>
+            <w:r>
+              <w:t xml:space="preserve">        set dst-subnet 10.2.0.0 255.255.0.0</w:t>
+            </w:r>
+          </w:p>
+          <w:p>
+            <w:r>
+              <w:t xml:space="preserve">    next</w:t>
+            </w:r>
+          </w:p>
+          <w:p>
             <w:r>
               <w:t>end</w:t>
             </w:r>
-            <w:proofErr w:type="gramEnd"/>
           </w:p>
           <w:p/>
           <w:p>
-            <w:proofErr w:type="gramStart"/>
-            <w:r>
-              <w:t>config</w:t>
-            </w:r>
-            <w:proofErr w:type="gramEnd"/>
-            <w:r>
-              <w:t xml:space="preserve"> router </w:t>
-            </w:r>
-            <w:proofErr w:type="spellStart"/>
-            <w:r>
-              <w:t>static</w:t>
-            </w:r>
-            <w:proofErr w:type="spellEnd"/>
-          </w:p>
-          <w:p>
-            <w:r>
-              <w:t xml:space="preserve">    </w:t>
-            </w:r>
-            <w:proofErr w:type="spellStart"/>
-            <w:proofErr w:type="gramStart"/>
-            <w:r>
-              <w:t>edit</w:t>
-            </w:r>
-            <w:proofErr w:type="spellEnd"/>
-            <w:proofErr w:type="gramEnd"/>
-            <w:r>
-              <w:t xml:space="preserve"> 0</w:t>
-            </w:r>
-          </w:p>
-          <w:p>
-            <w:r>
-              <w:t xml:space="preserve">        </w:t>
-            </w:r>
-            <w:proofErr w:type="gramStart"/>
-            <w:r>
-              <w:t>set</w:t>
-            </w:r>
-            <w:proofErr w:type="gramEnd"/>
-            <w:r>
-              <w:t xml:space="preserve"> dst 10.2.0.0 255.255.0.0</w:t>
-            </w:r>
-          </w:p>
-          <w:p>
-            <w:r>
-              <w:t xml:space="preserve">        </w:t>
-            </w:r>
-            <w:proofErr w:type="gramStart"/>
-            <w:r>
-              <w:t>set</w:t>
-            </w:r>
-            <w:proofErr w:type="gramEnd"/>
-            <w:r>
-              <w:t xml:space="preserve"> </w:t>
-            </w:r>
-            <w:proofErr w:type="spellStart"/>
-            <w:r>
-              <w:t>device</w:t>
-            </w:r>
-            <w:proofErr w:type="spellEnd"/>
-            <w:r>
-              <w:t xml:space="preserve"> "VPN_Site2"</w:t>
-            </w:r>
-          </w:p>
-          <w:p>
-            <w:r>
-              <w:t xml:space="preserve">    </w:t>
-            </w:r>
-            <w:proofErr w:type="spellStart"/>
-            <w:proofErr w:type="gramStart"/>
-            <w:r>
-              <w:t>next</w:t>
-            </w:r>
-            <w:proofErr w:type="spellEnd"/>
-            <w:proofErr w:type="gramEnd"/>
-          </w:p>
-          <w:p>
-            <w:proofErr w:type="gramStart"/>
+            <w:r>
+              <w:t xml:space="preserve">config router static</w:t>
+            </w:r>
+          </w:p>
+          <w:p>
+            <w:r>
+              <w:t xml:space="preserve">    edit 0</w:t>
+            </w:r>
+          </w:p>
+          <w:p>
+            <w:r>
+              <w:t xml:space="preserve">        set dst 10.2.0.0 255.255.0.0</w:t>
+            </w:r>
+          </w:p>
+          <w:p>
+            <w:r>
+              <w:t xml:space="preserve">        set device "VPN_Site2"</w:t>
+            </w:r>
+          </w:p>
+          <w:p>
+            <w:r>
+              <w:t xml:space="preserve">    next</w:t>
+            </w:r>
+          </w:p>
+          <w:p>
             <w:r>
               <w:t>end</w:t>
             </w:r>
-            <w:proofErr w:type="gramEnd"/>
           </w:p>
           <w:p/>
           <w:p>
-            <w:proofErr w:type="gramStart"/>
-            <w:r>
-              <w:t>config</w:t>
-            </w:r>
-            <w:proofErr w:type="gramEnd"/>
-            <w:r>
-              <w:t xml:space="preserve"> firewall </w:t>
-            </w:r>
-            <w:proofErr w:type="spellStart"/>
-            <w:r>
-              <w:t>policy</w:t>
-            </w:r>
-            <w:proofErr w:type="spellEnd"/>
-          </w:p>
-          <w:p>
-            <w:r>
-              <w:t xml:space="preserve">    </w:t>
-            </w:r>
-            <w:proofErr w:type="spellStart"/>
-            <w:proofErr w:type="gramStart"/>
-            <w:r>
-              <w:t>edit</w:t>
-            </w:r>
-            <w:proofErr w:type="spellEnd"/>
-            <w:proofErr w:type="gramEnd"/>
-            <w:r>
-              <w:t xml:space="preserve"> 100</w:t>
-            </w:r>
-          </w:p>
-          <w:p>
-            <w:r>
-              <w:t xml:space="preserve">        </w:t>
-            </w:r>
-            <w:proofErr w:type="gramStart"/>
-            <w:r>
-              <w:t>set</w:t>
-            </w:r>
-            <w:proofErr w:type="gramEnd"/>
-            <w:r>
-              <w:t xml:space="preserve"> </w:t>
-            </w:r>
-            <w:proofErr w:type="spellStart"/>
-            <w:r>
-              <w:t>name</w:t>
-            </w:r>
-            <w:proofErr w:type="spellEnd"/>
-            <w:r>
-              <w:t xml:space="preserve"> "VPN_Site2_Policy"</w:t>
-            </w:r>
-          </w:p>
-          <w:p>
-            <w:r>
-              <w:t xml:space="preserve">        </w:t>
-            </w:r>
-            <w:proofErr w:type="gramStart"/>
-            <w:r>
-              <w:t>set</w:t>
-            </w:r>
-            <w:proofErr w:type="gramEnd"/>
-            <w:r>
-              <w:t xml:space="preserve"> </w:t>
-            </w:r>
-            <w:proofErr w:type="spellStart"/>
-            <w:r>
-              <w:t>srcintf</w:t>
-            </w:r>
-            <w:proofErr w:type="spellEnd"/>
-            <w:r>
-              <w:t xml:space="preserve"> "VPN_Site2"</w:t>
-            </w:r>
-          </w:p>
-          <w:p>
-            <w:r>
-              <w:t xml:space="preserve">        </w:t>
-            </w:r>
-            <w:proofErr w:type="gramStart"/>
-            <w:r>
-              <w:t>set</w:t>
-            </w:r>
-            <w:proofErr w:type="gramEnd"/>
-            <w:r>
-              <w:t xml:space="preserve"> </w:t>
-            </w:r>
-            <w:proofErr w:type="spellStart"/>
-            <w:r>
-              <w:t>dstintf</w:t>
-            </w:r>
-            <w:proofErr w:type="spellEnd"/>
-            <w:r>
-              <w:t xml:space="preserve"> "</w:t>
-            </w:r>
-            <w:proofErr w:type="spellStart"/>
-            <w:r>
-              <w:t>lan</w:t>
-            </w:r>
-            <w:proofErr w:type="spellEnd"/>
-            <w:r>
-              <w:t>"</w:t>
-            </w:r>
-          </w:p>
-          <w:p>
-            <w:r>
-              <w:t xml:space="preserve">        </w:t>
-            </w:r>
-            <w:proofErr w:type="gramStart"/>
-            <w:r>
-              <w:t>set</w:t>
-            </w:r>
-            <w:proofErr w:type="gramEnd"/>
-            <w:r>
-              <w:t xml:space="preserve"> </w:t>
-            </w:r>
-            <w:proofErr w:type="spellStart"/>
-            <w:r>
-              <w:t>srcaddr</w:t>
-            </w:r>
-            <w:proofErr w:type="spellEnd"/>
-            <w:r>
-              <w:t xml:space="preserve"> "all"</w:t>
-            </w:r>
-          </w:p>
-          <w:p>
-            <w:r>
-              <w:t xml:space="preserve">        </w:t>
-            </w:r>
-            <w:proofErr w:type="gramStart"/>
-            <w:r>
-              <w:t>set</w:t>
-            </w:r>
-            <w:proofErr w:type="gramEnd"/>
-            <w:r>
-              <w:t xml:space="preserve"> </w:t>
-            </w:r>
-            <w:proofErr w:type="spellStart"/>
-            <w:r>
-              <w:t>dstaddr</w:t>
-            </w:r>
-            <w:proofErr w:type="spellEnd"/>
-            <w:r>
-              <w:t xml:space="preserve"> "all"</w:t>
-            </w:r>
-          </w:p>
-          <w:p>
-            <w:r>
-              <w:t xml:space="preserve">        </w:t>
-            </w:r>
-            <w:proofErr w:type="spellStart"/>
-            <w:proofErr w:type="gramStart"/>
-            <w:r>
-              <w:t>set</w:t>
-            </w:r>
-            <w:proofErr w:type="spellEnd"/>
-            <w:proofErr w:type="gramEnd"/>
-            <w:r>
-              <w:t xml:space="preserve"> action </w:t>
-            </w:r>
-            <w:proofErr w:type="spellStart"/>
-            <w:r>
-              <w:t>accept</w:t>
-            </w:r>
-            <w:proofErr w:type="spellEnd"/>
-          </w:p>
-          <w:p>
-            <w:r>
-              <w:t xml:space="preserve">        </w:t>
-            </w:r>
-            <w:proofErr w:type="gramStart"/>
-            <w:r>
-              <w:t>set</w:t>
-            </w:r>
-            <w:proofErr w:type="gramEnd"/>
-            <w:r>
-              <w:t xml:space="preserve"> </w:t>
-            </w:r>
-            <w:proofErr w:type="spellStart"/>
-            <w:r>
-              <w:t>schedule</w:t>
-            </w:r>
-            <w:proofErr w:type="spellEnd"/>
-            <w:r>
-              <w:t xml:space="preserve"> "</w:t>
-            </w:r>
-            <w:proofErr w:type="spellStart"/>
-            <w:r>
-              <w:t>always</w:t>
-            </w:r>
-            <w:proofErr w:type="spellEnd"/>
-            <w:r>
-              <w:t>"</w:t>
-            </w:r>
-          </w:p>
-          <w:p>
-            <w:r>
-              <w:t xml:space="preserve">        </w:t>
-            </w:r>
-            <w:proofErr w:type="gramStart"/>
-            <w:r>
-              <w:t>set</w:t>
-            </w:r>
-            <w:proofErr w:type="gramEnd"/>
-            <w:r>
-              <w:t xml:space="preserve"> service "ALL"</w:t>
-            </w:r>
-          </w:p>
-          <w:p>
-            <w:r>
-              <w:t xml:space="preserve">        </w:t>
-            </w:r>
-            <w:proofErr w:type="gramStart"/>
-            <w:r>
-              <w:t>set</w:t>
-            </w:r>
-            <w:proofErr w:type="gramEnd"/>
-            <w:r>
-              <w:t xml:space="preserve"> </w:t>
-            </w:r>
-            <w:proofErr w:type="spellStart"/>
-            <w:r>
-              <w:t>logtraffic</w:t>
-            </w:r>
-            <w:proofErr w:type="spellEnd"/>
-            <w:r>
-              <w:t xml:space="preserve"> all</w:t>
-            </w:r>
-          </w:p>
-          <w:p>
-            <w:r>
-              <w:t xml:space="preserve">        </w:t>
-            </w:r>
-            <w:proofErr w:type="gramStart"/>
-            <w:r>
-              <w:t>set</w:t>
-            </w:r>
-            <w:proofErr w:type="gramEnd"/>
-            <w:r>
-              <w:t xml:space="preserve"> </w:t>
-            </w:r>
-            <w:proofErr w:type="spellStart"/>
-            <w:r>
-              <w:t>nat</w:t>
-            </w:r>
-            <w:proofErr w:type="spellEnd"/>
-            <w:r>
-              <w:t xml:space="preserve"> </w:t>
-            </w:r>
-            <w:proofErr w:type="spellStart"/>
-            <w:r>
-              <w:t>disable</w:t>
-            </w:r>
-            <w:proofErr w:type="spellEnd"/>
-          </w:p>
-          <w:p>
-            <w:r>
-              <w:t xml:space="preserve">    </w:t>
-            </w:r>
-            <w:proofErr w:type="spellStart"/>
-            <w:proofErr w:type="gramStart"/>
-            <w:r>
-              <w:t>next</w:t>
-            </w:r>
-            <w:proofErr w:type="spellEnd"/>
-            <w:proofErr w:type="gramEnd"/>
-          </w:p>
-          <w:p>
-            <w:proofErr w:type="gramStart"/>
+            <w:r>
+              <w:t xml:space="preserve">config firewall policy</w:t>
+            </w:r>
+          </w:p>
+          <w:p>
+            <w:r>
+              <w:t xml:space="preserve">    edit 100</w:t>
+            </w:r>
+          </w:p>
+          <w:p>
+            <w:r>
+              <w:t xml:space="preserve">        set name "VPN_Site2_Policy"</w:t>
+            </w:r>
+          </w:p>
+          <w:p>
+            <w:r>
+              <w:t xml:space="preserve">        set srcintf "VPN_Site2"</w:t>
+            </w:r>
+          </w:p>
+          <w:p>
+            <w:r>
+              <w:t xml:space="preserve">        set dstintf "lan"</w:t>
+            </w:r>
+          </w:p>
+          <w:p>
+            <w:r>
+              <w:t xml:space="preserve">        set srcaddr "all"</w:t>
+            </w:r>
+          </w:p>
+          <w:p>
+            <w:r>
+              <w:t xml:space="preserve">        set dstaddr "all"</w:t>
+            </w:r>
+          </w:p>
+          <w:p>
+            <w:r>
+              <w:t xml:space="preserve">        set action accept</w:t>
+            </w:r>
+          </w:p>
+          <w:p>
+            <w:r>
+              <w:t xml:space="preserve">        set schedule "always"</w:t>
+            </w:r>
+          </w:p>
+          <w:p>
+            <w:r>
+              <w:t xml:space="preserve">        set service "ALL"</w:t>
+            </w:r>
+          </w:p>
+          <w:p>
+            <w:r>
+              <w:t xml:space="preserve">        set logtraffic all</w:t>
+            </w:r>
+          </w:p>
+          <w:p>
+            <w:r>
+              <w:t xml:space="preserve">        set nat disable</w:t>
+            </w:r>
+          </w:p>
+          <w:p>
+            <w:r>
+              <w:t xml:space="preserve">    next</w:t>
+            </w:r>
+          </w:p>
+          <w:p>
             <w:r>
               <w:t>end</w:t>
             </w:r>
-            <w:proofErr w:type="gramEnd"/>
           </w:p>
         </w:tc>
       </w:tr>
@@ -8667,21 +6340,8 @@
         </w:numPr>
       </w:pPr>
       <w:r>
-        <w:t xml:space="preserve">Génération via </w:t>
-      </w:r>
-      <w:proofErr w:type="spellStart"/>
-      <w:r>
-        <w:t>ipsec</w:t>
-      </w:r>
-      <w:proofErr w:type="spellEnd"/>
-      <w:r>
-        <w:t xml:space="preserve"> </w:t>
-      </w:r>
-      <w:proofErr w:type="spellStart"/>
-      <w:r>
-        <w:t>pki</w:t>
-      </w:r>
-      <w:proofErr w:type="spellEnd"/>
+        <w:t xml:space="preserve">Certificats émis par la PKI interne de l’entreprise (pas de clé pré-partagée)</w:t>
+      </w:r>
     </w:p>
     <w:p>
       <w:pPr>
@@ -8803,530 +6463,147 @@
           </w:p>
           <w:p/>
           <w:p>
-            <w:proofErr w:type="gramStart"/>
             <w:r>
               <w:lastRenderedPageBreak/>
-              <w:t>config</w:t>
-            </w:r>
-            <w:proofErr w:type="gramEnd"/>
-            <w:r>
-              <w:t xml:space="preserve"> firewall </w:t>
-            </w:r>
-            <w:proofErr w:type="spellStart"/>
-            <w:r>
-              <w:t>address</w:t>
-            </w:r>
-            <w:proofErr w:type="spellEnd"/>
-          </w:p>
-          <w:p>
-            <w:r>
-              <w:t xml:space="preserve">    </w:t>
-            </w:r>
-            <w:proofErr w:type="spellStart"/>
-            <w:proofErr w:type="gramStart"/>
-            <w:r>
-              <w:t>edit</w:t>
-            </w:r>
-            <w:proofErr w:type="spellEnd"/>
-            <w:proofErr w:type="gramEnd"/>
-            <w:r>
-              <w:t xml:space="preserve"> "</w:t>
-            </w:r>
-            <w:proofErr w:type="spellStart"/>
-            <w:r>
-              <w:t>srv_web_dmz</w:t>
-            </w:r>
-            <w:proofErr w:type="spellEnd"/>
-            <w:r>
-              <w:t>"</w:t>
-            </w:r>
-          </w:p>
-          <w:p>
-            <w:r>
-              <w:t xml:space="preserve">        </w:t>
-            </w:r>
-            <w:proofErr w:type="gramStart"/>
-            <w:r>
-              <w:t>set</w:t>
-            </w:r>
-            <w:proofErr w:type="gramEnd"/>
-            <w:r>
-              <w:t xml:space="preserve"> </w:t>
-            </w:r>
-            <w:proofErr w:type="spellStart"/>
-            <w:r>
-              <w:t>subnet</w:t>
-            </w:r>
-            <w:proofErr w:type="spellEnd"/>
-            <w:r>
-              <w:t xml:space="preserve"> 10.1.99.10 255.255.255.255</w:t>
-            </w:r>
-          </w:p>
-          <w:p>
-            <w:r>
-              <w:t xml:space="preserve">    </w:t>
-            </w:r>
-            <w:proofErr w:type="spellStart"/>
-            <w:proofErr w:type="gramStart"/>
-            <w:r>
-              <w:t>next</w:t>
-            </w:r>
-            <w:proofErr w:type="spellEnd"/>
-            <w:proofErr w:type="gramEnd"/>
-          </w:p>
-          <w:p>
-            <w:r>
-              <w:t xml:space="preserve">    </w:t>
-            </w:r>
-            <w:proofErr w:type="spellStart"/>
-            <w:proofErr w:type="gramStart"/>
-            <w:r>
-              <w:t>edit</w:t>
-            </w:r>
-            <w:proofErr w:type="spellEnd"/>
-            <w:proofErr w:type="gramEnd"/>
-            <w:r>
-              <w:t xml:space="preserve"> "</w:t>
-            </w:r>
-            <w:proofErr w:type="spellStart"/>
-            <w:r>
-              <w:t>srv_bdd</w:t>
-            </w:r>
-            <w:proofErr w:type="spellEnd"/>
-            <w:r>
-              <w:t>"</w:t>
-            </w:r>
-          </w:p>
-          <w:p>
-            <w:r>
-              <w:t xml:space="preserve">        </w:t>
-            </w:r>
-            <w:proofErr w:type="gramStart"/>
-            <w:r>
-              <w:t>set</w:t>
-            </w:r>
-            <w:proofErr w:type="gramEnd"/>
-            <w:r>
-              <w:t xml:space="preserve"> </w:t>
-            </w:r>
-            <w:proofErr w:type="spellStart"/>
-            <w:r>
-              <w:t>subnet</w:t>
-            </w:r>
-            <w:proofErr w:type="spellEnd"/>
-            <w:r>
-              <w:t xml:space="preserve"> 10.1.100.20 255.255.255.255</w:t>
-            </w:r>
-          </w:p>
-          <w:p>
-            <w:r>
-              <w:t xml:space="preserve">    </w:t>
-            </w:r>
-            <w:proofErr w:type="spellStart"/>
-            <w:proofErr w:type="gramStart"/>
-            <w:r>
-              <w:t>next</w:t>
-            </w:r>
-            <w:proofErr w:type="spellEnd"/>
-            <w:proofErr w:type="gramEnd"/>
-          </w:p>
-          <w:p>
-            <w:proofErr w:type="gramStart"/>
+              <w:t xml:space="preserve">config firewall address</w:t>
+            </w:r>
+          </w:p>
+          <w:p>
+            <w:r>
+              <w:t xml:space="preserve">    edit "srv_web_dmz"</w:t>
+            </w:r>
+          </w:p>
+          <w:p>
+            <w:r>
+              <w:t xml:space="preserve">        set subnet 10.1.99.10 255.255.255.255</w:t>
+            </w:r>
+          </w:p>
+          <w:p>
+            <w:r>
+              <w:t xml:space="preserve">    next</w:t>
+            </w:r>
+          </w:p>
+          <w:p>
+            <w:r>
+              <w:t xml:space="preserve">    edit "srv_bdd"</w:t>
+            </w:r>
+          </w:p>
+          <w:p>
+            <w:r>
+              <w:t xml:space="preserve">        set subnet 10.1.100.20 255.255.255.255</w:t>
+            </w:r>
+          </w:p>
+          <w:p>
+            <w:r>
+              <w:t xml:space="preserve">    next</w:t>
+            </w:r>
+          </w:p>
+          <w:p>
             <w:r>
               <w:t>end</w:t>
             </w:r>
-            <w:proofErr w:type="gramEnd"/>
           </w:p>
           <w:p/>
           <w:p>
-            <w:proofErr w:type="gramStart"/>
-            <w:r>
-              <w:t>config</w:t>
-            </w:r>
-            <w:proofErr w:type="gramEnd"/>
-            <w:r>
-              <w:t xml:space="preserve"> firewall service custom</w:t>
-            </w:r>
-          </w:p>
-          <w:p>
-            <w:r>
-              <w:t xml:space="preserve">    </w:t>
-            </w:r>
-            <w:proofErr w:type="spellStart"/>
-            <w:proofErr w:type="gramStart"/>
-            <w:r>
-              <w:t>edit</w:t>
-            </w:r>
-            <w:proofErr w:type="spellEnd"/>
-            <w:proofErr w:type="gramEnd"/>
-            <w:r>
-              <w:t xml:space="preserve"> "PostgreSQL"</w:t>
-            </w:r>
-          </w:p>
-          <w:p>
-            <w:r>
-              <w:t xml:space="preserve">        </w:t>
-            </w:r>
-            <w:proofErr w:type="gramStart"/>
-            <w:r>
-              <w:t>set</w:t>
-            </w:r>
-            <w:proofErr w:type="gramEnd"/>
-            <w:r>
-              <w:t xml:space="preserve"> </w:t>
-            </w:r>
-            <w:proofErr w:type="spellStart"/>
-            <w:r>
-              <w:t>protocol</w:t>
-            </w:r>
-            <w:proofErr w:type="spellEnd"/>
-            <w:r>
-              <w:t xml:space="preserve"> TCP/UDP</w:t>
-            </w:r>
-          </w:p>
-          <w:p>
-            <w:r>
-              <w:t xml:space="preserve">        </w:t>
-            </w:r>
-            <w:proofErr w:type="gramStart"/>
-            <w:r>
-              <w:t>set</w:t>
-            </w:r>
-            <w:proofErr w:type="gramEnd"/>
-            <w:r>
-              <w:t xml:space="preserve"> </w:t>
-            </w:r>
-            <w:proofErr w:type="spellStart"/>
-            <w:r>
-              <w:t>tcp-portrange</w:t>
-            </w:r>
-            <w:proofErr w:type="spellEnd"/>
-            <w:r>
-              <w:t xml:space="preserve"> 5432</w:t>
-            </w:r>
-          </w:p>
-          <w:p>
-            <w:r>
-              <w:t xml:space="preserve">    </w:t>
-            </w:r>
-            <w:proofErr w:type="spellStart"/>
-            <w:proofErr w:type="gramStart"/>
-            <w:r>
-              <w:t>next</w:t>
-            </w:r>
-            <w:proofErr w:type="spellEnd"/>
-            <w:proofErr w:type="gramEnd"/>
-          </w:p>
-          <w:p>
-            <w:proofErr w:type="gramStart"/>
+            <w:r>
+              <w:t xml:space="preserve">config firewall service custom</w:t>
+            </w:r>
+          </w:p>
+          <w:p>
+            <w:r>
+              <w:t xml:space="preserve">    edit "PostgreSQL"</w:t>
+            </w:r>
+          </w:p>
+          <w:p>
+            <w:r>
+              <w:t xml:space="preserve">        set protocol TCP/UDP</w:t>
+            </w:r>
+          </w:p>
+          <w:p>
+            <w:r>
+              <w:t xml:space="preserve">        set tcp-portrange 5432</w:t>
+            </w:r>
+          </w:p>
+          <w:p>
+            <w:r>
+              <w:t xml:space="preserve">    next</w:t>
+            </w:r>
+          </w:p>
+          <w:p>
             <w:r>
               <w:t>end</w:t>
             </w:r>
-            <w:proofErr w:type="gramEnd"/>
           </w:p>
           <w:p/>
           <w:p>
-            <w:proofErr w:type="gramStart"/>
-            <w:r>
-              <w:t>config</w:t>
-            </w:r>
-            <w:proofErr w:type="gramEnd"/>
-            <w:r>
-              <w:t xml:space="preserve"> firewall </w:t>
-            </w:r>
-            <w:proofErr w:type="spellStart"/>
-            <w:r>
-              <w:t>policy</w:t>
-            </w:r>
-            <w:proofErr w:type="spellEnd"/>
-          </w:p>
-          <w:p>
-            <w:r>
-              <w:t xml:space="preserve">    </w:t>
-            </w:r>
-            <w:proofErr w:type="spellStart"/>
-            <w:proofErr w:type="gramStart"/>
-            <w:r>
-              <w:t>edit</w:t>
-            </w:r>
-            <w:proofErr w:type="spellEnd"/>
-            <w:proofErr w:type="gramEnd"/>
-            <w:r>
-              <w:t xml:space="preserve"> 101</w:t>
-            </w:r>
-          </w:p>
-          <w:p>
-            <w:r>
-              <w:t xml:space="preserve">        </w:t>
-            </w:r>
-            <w:proofErr w:type="gramStart"/>
-            <w:r>
-              <w:t>set</w:t>
-            </w:r>
-            <w:proofErr w:type="gramEnd"/>
-            <w:r>
-              <w:t xml:space="preserve"> </w:t>
-            </w:r>
-            <w:proofErr w:type="spellStart"/>
-            <w:r>
-              <w:t>name</w:t>
-            </w:r>
-            <w:proofErr w:type="spellEnd"/>
-            <w:r>
-              <w:t xml:space="preserve"> "</w:t>
-            </w:r>
-            <w:proofErr w:type="spellStart"/>
-            <w:r>
-              <w:t>Allow_DMZ_to_BDD</w:t>
-            </w:r>
-            <w:proofErr w:type="spellEnd"/>
-            <w:r>
-              <w:t>"</w:t>
-            </w:r>
-          </w:p>
-          <w:p>
-            <w:r>
-              <w:t xml:space="preserve">        </w:t>
-            </w:r>
-            <w:proofErr w:type="gramStart"/>
-            <w:r>
-              <w:t>set</w:t>
-            </w:r>
-            <w:proofErr w:type="gramEnd"/>
-            <w:r>
-              <w:t xml:space="preserve"> </w:t>
-            </w:r>
-            <w:proofErr w:type="spellStart"/>
-            <w:r>
-              <w:t>srcintf</w:t>
-            </w:r>
-            <w:proofErr w:type="spellEnd"/>
-            <w:r>
-              <w:t xml:space="preserve"> "</w:t>
-            </w:r>
-            <w:proofErr w:type="spellStart"/>
-            <w:r>
-              <w:t>dmz</w:t>
-            </w:r>
-            <w:proofErr w:type="spellEnd"/>
-            <w:r>
-              <w:t>"</w:t>
-            </w:r>
-          </w:p>
-          <w:p>
-            <w:r>
-              <w:t xml:space="preserve">        </w:t>
-            </w:r>
-            <w:proofErr w:type="gramStart"/>
-            <w:r>
-              <w:t>set</w:t>
-            </w:r>
-            <w:proofErr w:type="gramEnd"/>
-            <w:r>
-              <w:t xml:space="preserve"> </w:t>
-            </w:r>
-            <w:proofErr w:type="spellStart"/>
-            <w:r>
-              <w:t>dstintf</w:t>
-            </w:r>
-            <w:proofErr w:type="spellEnd"/>
-            <w:r>
-              <w:t xml:space="preserve"> "</w:t>
-            </w:r>
-            <w:proofErr w:type="spellStart"/>
-            <w:r>
-              <w:t>lan</w:t>
-            </w:r>
-            <w:proofErr w:type="spellEnd"/>
-            <w:r>
-              <w:t>"</w:t>
-            </w:r>
-          </w:p>
-          <w:p>
-            <w:r>
-              <w:t xml:space="preserve">        </w:t>
-            </w:r>
-            <w:proofErr w:type="gramStart"/>
-            <w:r>
-              <w:t>set</w:t>
-            </w:r>
-            <w:proofErr w:type="gramEnd"/>
-            <w:r>
-              <w:t xml:space="preserve"> </w:t>
-            </w:r>
-            <w:proofErr w:type="spellStart"/>
-            <w:r>
-              <w:t>srcaddr</w:t>
-            </w:r>
-            <w:proofErr w:type="spellEnd"/>
-            <w:r>
-              <w:t xml:space="preserve"> "</w:t>
-            </w:r>
-            <w:proofErr w:type="spellStart"/>
-            <w:r>
-              <w:t>srv_web_dmz</w:t>
-            </w:r>
-            <w:proofErr w:type="spellEnd"/>
-            <w:r>
-              <w:t>"</w:t>
-            </w:r>
-          </w:p>
-          <w:p>
-            <w:r>
-              <w:t xml:space="preserve">        </w:t>
-            </w:r>
-            <w:proofErr w:type="gramStart"/>
-            <w:r>
-              <w:t>set</w:t>
-            </w:r>
-            <w:proofErr w:type="gramEnd"/>
-            <w:r>
-              <w:t xml:space="preserve"> </w:t>
-            </w:r>
-            <w:proofErr w:type="spellStart"/>
-            <w:r>
-              <w:t>dstaddr</w:t>
-            </w:r>
-            <w:proofErr w:type="spellEnd"/>
-            <w:r>
-              <w:t xml:space="preserve"> "</w:t>
-            </w:r>
-            <w:proofErr w:type="spellStart"/>
-            <w:r>
-              <w:t>srv_bdd</w:t>
-            </w:r>
-            <w:proofErr w:type="spellEnd"/>
-            <w:r>
-              <w:t>"</w:t>
-            </w:r>
-          </w:p>
-          <w:p>
-            <w:r>
-              <w:t xml:space="preserve">        </w:t>
-            </w:r>
-            <w:proofErr w:type="spellStart"/>
-            <w:proofErr w:type="gramStart"/>
-            <w:r>
-              <w:t>set</w:t>
-            </w:r>
-            <w:proofErr w:type="spellEnd"/>
-            <w:proofErr w:type="gramEnd"/>
-            <w:r>
-              <w:t xml:space="preserve"> action </w:t>
-            </w:r>
-            <w:proofErr w:type="spellStart"/>
-            <w:r>
-              <w:t>accept</w:t>
-            </w:r>
-            <w:proofErr w:type="spellEnd"/>
-          </w:p>
-          <w:p>
-            <w:r>
-              <w:t xml:space="preserve">        </w:t>
-            </w:r>
-            <w:proofErr w:type="gramStart"/>
-            <w:r>
-              <w:t>set</w:t>
-            </w:r>
-            <w:proofErr w:type="gramEnd"/>
-            <w:r>
-              <w:t xml:space="preserve"> </w:t>
-            </w:r>
-            <w:proofErr w:type="spellStart"/>
-            <w:r>
-              <w:t>schedule</w:t>
-            </w:r>
-            <w:proofErr w:type="spellEnd"/>
-            <w:r>
-              <w:t xml:space="preserve"> "</w:t>
-            </w:r>
-            <w:proofErr w:type="spellStart"/>
-            <w:r>
-              <w:t>always</w:t>
-            </w:r>
-            <w:proofErr w:type="spellEnd"/>
-            <w:r>
-              <w:t>"</w:t>
-            </w:r>
-          </w:p>
-          <w:p>
-            <w:r>
-              <w:t xml:space="preserve">        </w:t>
-            </w:r>
-            <w:proofErr w:type="gramStart"/>
-            <w:r>
-              <w:t>set</w:t>
-            </w:r>
-            <w:proofErr w:type="gramEnd"/>
-            <w:r>
-              <w:t xml:space="preserve"> service "PostgreSQL"</w:t>
-            </w:r>
-          </w:p>
-          <w:p>
-            <w:r>
-              <w:t xml:space="preserve">        </w:t>
-            </w:r>
-            <w:proofErr w:type="gramStart"/>
-            <w:r>
-              <w:t>set</w:t>
-            </w:r>
-            <w:proofErr w:type="gramEnd"/>
-            <w:r>
-              <w:t xml:space="preserve"> </w:t>
-            </w:r>
-            <w:proofErr w:type="spellStart"/>
-            <w:r>
-              <w:t>logtraffic</w:t>
-            </w:r>
-            <w:proofErr w:type="spellEnd"/>
-            <w:r>
-              <w:t xml:space="preserve"> all</w:t>
-            </w:r>
-          </w:p>
-          <w:p>
-            <w:r>
-              <w:t xml:space="preserve">        </w:t>
-            </w:r>
-            <w:proofErr w:type="gramStart"/>
-            <w:r>
-              <w:t>set</w:t>
-            </w:r>
-            <w:proofErr w:type="gramEnd"/>
-            <w:r>
-              <w:t xml:space="preserve"> </w:t>
-            </w:r>
-            <w:proofErr w:type="spellStart"/>
-            <w:r>
-              <w:t>nat</w:t>
-            </w:r>
-            <w:proofErr w:type="spellEnd"/>
-            <w:r>
-              <w:t xml:space="preserve"> </w:t>
-            </w:r>
-            <w:proofErr w:type="spellStart"/>
-            <w:r>
-              <w:t>disable</w:t>
-            </w:r>
-            <w:proofErr w:type="spellEnd"/>
-          </w:p>
-          <w:p>
-            <w:r>
-              <w:t xml:space="preserve">    </w:t>
-            </w:r>
-            <w:proofErr w:type="spellStart"/>
-            <w:proofErr w:type="gramStart"/>
-            <w:r>
-              <w:t>next</w:t>
-            </w:r>
-            <w:proofErr w:type="spellEnd"/>
-            <w:proofErr w:type="gramEnd"/>
-          </w:p>
-          <w:p>
-            <w:proofErr w:type="gramStart"/>
+            <w:r>
+              <w:t xml:space="preserve">config firewall policy</w:t>
+            </w:r>
+          </w:p>
+          <w:p>
+            <w:r>
+              <w:t xml:space="preserve">    edit 101</w:t>
+            </w:r>
+          </w:p>
+          <w:p>
+            <w:r>
+              <w:t xml:space="preserve">        set name "Allow_DMZ_to_BDD"</w:t>
+            </w:r>
+          </w:p>
+          <w:p>
+            <w:r>
+              <w:t xml:space="preserve">        set srcintf "dmz"</w:t>
+            </w:r>
+          </w:p>
+          <w:p>
+            <w:r>
+              <w:t xml:space="preserve">        set dstintf "lan"</w:t>
+            </w:r>
+          </w:p>
+          <w:p>
+            <w:r>
+              <w:t xml:space="preserve">        set srcaddr "srv_web_dmz"</w:t>
+            </w:r>
+          </w:p>
+          <w:p>
+            <w:r>
+              <w:t xml:space="preserve">        set dstaddr "srv_bdd"</w:t>
+            </w:r>
+          </w:p>
+          <w:p>
+            <w:r>
+              <w:t xml:space="preserve">        set action accept</w:t>
+            </w:r>
+          </w:p>
+          <w:p>
+            <w:r>
+              <w:t xml:space="preserve">        set schedule "always"</w:t>
+            </w:r>
+          </w:p>
+          <w:p>
+            <w:r>
+              <w:t xml:space="preserve">        set service "PostgreSQL"</w:t>
+            </w:r>
+          </w:p>
+          <w:p>
+            <w:r>
+              <w:t xml:space="preserve">        set logtraffic all</w:t>
+            </w:r>
+          </w:p>
+          <w:p>
+            <w:r>
+              <w:t xml:space="preserve">        set nat disable</w:t>
+            </w:r>
+          </w:p>
+          <w:p>
+            <w:r>
+              <w:t xml:space="preserve">    next</w:t>
+            </w:r>
+          </w:p>
+          <w:p>
             <w:r>
               <w:t>end</w:t>
             </w:r>
-            <w:proofErr w:type="gramEnd"/>
           </w:p>
           <w:p/>
           <w:p>
@@ -9336,265 +6613,69 @@
           </w:p>
           <w:p/>
           <w:p>
-            <w:proofErr w:type="gramStart"/>
-            <w:r>
-              <w:t>config</w:t>
-            </w:r>
-            <w:proofErr w:type="gramEnd"/>
-            <w:r>
-              <w:t xml:space="preserve"> firewall </w:t>
-            </w:r>
-            <w:proofErr w:type="spellStart"/>
-            <w:r>
-              <w:t>policy</w:t>
-            </w:r>
-            <w:proofErr w:type="spellEnd"/>
-          </w:p>
-          <w:p>
-            <w:r>
-              <w:t xml:space="preserve">    </w:t>
-            </w:r>
-            <w:proofErr w:type="spellStart"/>
-            <w:proofErr w:type="gramStart"/>
-            <w:r>
-              <w:t>edit</w:t>
-            </w:r>
-            <w:proofErr w:type="spellEnd"/>
-            <w:proofErr w:type="gramEnd"/>
-            <w:r>
-              <w:t xml:space="preserve"> 102</w:t>
-            </w:r>
-          </w:p>
-          <w:p>
-            <w:r>
-              <w:t xml:space="preserve">        </w:t>
-            </w:r>
-            <w:proofErr w:type="gramStart"/>
-            <w:r>
-              <w:t>set</w:t>
-            </w:r>
-            <w:proofErr w:type="gramEnd"/>
-            <w:r>
-              <w:t xml:space="preserve"> </w:t>
-            </w:r>
-            <w:proofErr w:type="spellStart"/>
-            <w:r>
-              <w:t>name</w:t>
-            </w:r>
-            <w:proofErr w:type="spellEnd"/>
-            <w:r>
-              <w:t xml:space="preserve"> "</w:t>
-            </w:r>
-            <w:proofErr w:type="spellStart"/>
-            <w:r>
-              <w:t>Deny_DMZ_to_LAN</w:t>
-            </w:r>
-            <w:proofErr w:type="spellEnd"/>
-            <w:r>
-              <w:t>"</w:t>
-            </w:r>
-          </w:p>
-          <w:p>
-            <w:r>
-              <w:t xml:space="preserve">        </w:t>
-            </w:r>
-            <w:proofErr w:type="gramStart"/>
-            <w:r>
-              <w:t>set</w:t>
-            </w:r>
-            <w:proofErr w:type="gramEnd"/>
-            <w:r>
-              <w:t xml:space="preserve"> </w:t>
-            </w:r>
-            <w:proofErr w:type="spellStart"/>
-            <w:r>
-              <w:t>srcintf</w:t>
-            </w:r>
-            <w:proofErr w:type="spellEnd"/>
-            <w:r>
-              <w:t xml:space="preserve"> "</w:t>
-            </w:r>
-            <w:proofErr w:type="spellStart"/>
-            <w:r>
-              <w:t>dmz</w:t>
-            </w:r>
-            <w:proofErr w:type="spellEnd"/>
-            <w:r>
-              <w:t>"</w:t>
-            </w:r>
-          </w:p>
-          <w:p>
-            <w:r>
-              <w:t xml:space="preserve">        </w:t>
-            </w:r>
-            <w:proofErr w:type="gramStart"/>
-            <w:r>
-              <w:t>set</w:t>
-            </w:r>
-            <w:proofErr w:type="gramEnd"/>
-            <w:r>
-              <w:t xml:space="preserve"> </w:t>
-            </w:r>
-            <w:proofErr w:type="spellStart"/>
-            <w:r>
-              <w:t>dstintf</w:t>
-            </w:r>
-            <w:proofErr w:type="spellEnd"/>
-            <w:r>
-              <w:t xml:space="preserve"> "</w:t>
-            </w:r>
-            <w:proofErr w:type="spellStart"/>
-            <w:r>
-              <w:t>lan</w:t>
-            </w:r>
-            <w:proofErr w:type="spellEnd"/>
-            <w:r>
-              <w:t>"</w:t>
-            </w:r>
-          </w:p>
-          <w:p>
-            <w:r>
-              <w:t xml:space="preserve">        </w:t>
-            </w:r>
-            <w:proofErr w:type="gramStart"/>
-            <w:r>
-              <w:t>set</w:t>
-            </w:r>
-            <w:proofErr w:type="gramEnd"/>
-            <w:r>
-              <w:t xml:space="preserve"> </w:t>
-            </w:r>
-            <w:proofErr w:type="spellStart"/>
-            <w:r>
-              <w:t>srcaddr</w:t>
-            </w:r>
-            <w:proofErr w:type="spellEnd"/>
-            <w:r>
-              <w:t xml:space="preserve"> "all"</w:t>
-            </w:r>
-          </w:p>
-          <w:p>
-            <w:r>
-              <w:t xml:space="preserve">        </w:t>
-            </w:r>
-            <w:proofErr w:type="gramStart"/>
-            <w:r>
-              <w:t>set</w:t>
-            </w:r>
-            <w:proofErr w:type="gramEnd"/>
-            <w:r>
-              <w:t xml:space="preserve"> </w:t>
-            </w:r>
-            <w:proofErr w:type="spellStart"/>
-            <w:r>
-              <w:t>dstaddr</w:t>
-            </w:r>
-            <w:proofErr w:type="spellEnd"/>
-            <w:r>
-              <w:t xml:space="preserve"> "all"</w:t>
-            </w:r>
-          </w:p>
-          <w:p>
-            <w:r>
-              <w:t xml:space="preserve">        </w:t>
-            </w:r>
-            <w:proofErr w:type="spellStart"/>
-            <w:proofErr w:type="gramStart"/>
-            <w:r>
-              <w:t>set</w:t>
-            </w:r>
-            <w:proofErr w:type="spellEnd"/>
-            <w:proofErr w:type="gramEnd"/>
-            <w:r>
-              <w:t xml:space="preserve"> action </w:t>
-            </w:r>
-            <w:proofErr w:type="spellStart"/>
-            <w:r>
-              <w:t>deny</w:t>
-            </w:r>
-            <w:proofErr w:type="spellEnd"/>
-          </w:p>
-          <w:p>
-            <w:r>
-              <w:t xml:space="preserve">        </w:t>
-            </w:r>
-            <w:proofErr w:type="gramStart"/>
-            <w:r>
-              <w:t>set</w:t>
-            </w:r>
-            <w:proofErr w:type="gramEnd"/>
-            <w:r>
-              <w:t xml:space="preserve"> </w:t>
-            </w:r>
-            <w:proofErr w:type="spellStart"/>
-            <w:r>
-              <w:t>schedule</w:t>
-            </w:r>
-            <w:proofErr w:type="spellEnd"/>
-            <w:r>
-              <w:t xml:space="preserve"> "</w:t>
-            </w:r>
-            <w:proofErr w:type="spellStart"/>
-            <w:r>
-              <w:t>always</w:t>
-            </w:r>
-            <w:proofErr w:type="spellEnd"/>
-            <w:r>
-              <w:t>"</w:t>
-            </w:r>
-          </w:p>
-          <w:p>
-            <w:r>
-              <w:t xml:space="preserve">        </w:t>
-            </w:r>
-            <w:proofErr w:type="gramStart"/>
-            <w:r>
-              <w:t>set</w:t>
-            </w:r>
-            <w:proofErr w:type="gramEnd"/>
-            <w:r>
-              <w:t xml:space="preserve"> service "ALL"</w:t>
-            </w:r>
-          </w:p>
-          <w:p>
-            <w:r>
-              <w:t xml:space="preserve">        </w:t>
-            </w:r>
-            <w:proofErr w:type="gramStart"/>
-            <w:r>
-              <w:t>set</w:t>
-            </w:r>
-            <w:proofErr w:type="gramEnd"/>
-            <w:r>
-              <w:t xml:space="preserve"> </w:t>
-            </w:r>
-            <w:proofErr w:type="spellStart"/>
-            <w:r>
-              <w:t>logtraffic</w:t>
-            </w:r>
-            <w:proofErr w:type="spellEnd"/>
-            <w:r>
-              <w:t xml:space="preserve"> all</w:t>
-            </w:r>
-          </w:p>
-          <w:p>
-            <w:r>
-              <w:t xml:space="preserve">    </w:t>
-            </w:r>
-            <w:proofErr w:type="spellStart"/>
-            <w:proofErr w:type="gramStart"/>
-            <w:r>
-              <w:t>next</w:t>
-            </w:r>
-            <w:proofErr w:type="spellEnd"/>
-            <w:proofErr w:type="gramEnd"/>
-          </w:p>
-          <w:p>
-            <w:proofErr w:type="gramStart"/>
+            <w:r>
+              <w:t xml:space="preserve">config firewall policy</w:t>
+            </w:r>
+          </w:p>
+          <w:p>
+            <w:r>
+              <w:t xml:space="preserve">    edit 102</w:t>
+            </w:r>
+          </w:p>
+          <w:p>
+            <w:r>
+              <w:t xml:space="preserve">        set name "Deny_DMZ_to_LAN"</w:t>
+            </w:r>
+          </w:p>
+          <w:p>
+            <w:r>
+              <w:t xml:space="preserve">        set srcintf "dmz"</w:t>
+            </w:r>
+          </w:p>
+          <w:p>
+            <w:r>
+              <w:t xml:space="preserve">        set dstintf "lan"</w:t>
+            </w:r>
+          </w:p>
+          <w:p>
+            <w:r>
+              <w:t xml:space="preserve">        set srcaddr "all"</w:t>
+            </w:r>
+          </w:p>
+          <w:p>
+            <w:r>
+              <w:t xml:space="preserve">        set dstaddr "all"</w:t>
+            </w:r>
+          </w:p>
+          <w:p>
+            <w:r>
+              <w:t xml:space="preserve">        set action deny</w:t>
+            </w:r>
+          </w:p>
+          <w:p>
+            <w:r>
+              <w:t xml:space="preserve">        set schedule "always"</w:t>
+            </w:r>
+          </w:p>
+          <w:p>
+            <w:r>
+              <w:t xml:space="preserve">        set service "ALL"</w:t>
+            </w:r>
+          </w:p>
+          <w:p>
+            <w:r>
+              <w:t xml:space="preserve">        set logtraffic all</w:t>
+            </w:r>
+          </w:p>
+          <w:p>
+            <w:r>
+              <w:t xml:space="preserve">    next</w:t>
+            </w:r>
+          </w:p>
+          <w:p>
             <w:r>
               <w:t>end</w:t>
             </w:r>
-            <w:proofErr w:type="gramEnd"/>
           </w:p>
         </w:tc>
       </w:tr>
@@ -9650,14 +6731,9 @@
       </w:pPr>
       <w:bookmarkStart w:id="26" w:name="_Toc213629021"/>
       <w:r>
-        <w:t xml:space="preserve">5.3 Configuration 802.1X avec </w:t>
-      </w:r>
-      <w:proofErr w:type="spellStart"/>
-      <w:r>
-        <w:t>FreeRADIUS</w:t>
+        <w:t xml:space="preserve">5.3 Configuration 802.1X avec FreeRADIUS</w:t>
       </w:r>
       <w:bookmarkEnd w:id="26"/>
-      <w:proofErr w:type="spellEnd"/>
     </w:p>
     <w:p/>
     <w:p>
@@ -9692,23 +6768,7 @@
           <w:b/>
           <w:bCs/>
         </w:rPr>
-        <w:t xml:space="preserve"> Exemple </w:t>
-      </w:r>
-      <w:proofErr w:type="spellStart"/>
-      <w:r>
-        <w:rPr>
-          <w:b/>
-          <w:bCs/>
-        </w:rPr>
-        <w:t>users</w:t>
-      </w:r>
-      <w:proofErr w:type="spellEnd"/>
-      <w:r>
-        <w:rPr>
-          <w:b/>
-          <w:bCs/>
-        </w:rPr>
-        <w:t xml:space="preserve"> Switch Cisco</w:t>
+        <w:t xml:space="preserve"> Exemple users Switch Cisco</w:t>
       </w:r>
     </w:p>
     <w:tbl>
@@ -9726,98 +6786,29 @@
             <w:tcW w:w="9062" w:type="dxa"/>
           </w:tcPr>
           <w:p>
-            <w:proofErr w:type="gramStart"/>
-            <w:r>
-              <w:t>interface</w:t>
-            </w:r>
-            <w:proofErr w:type="gramEnd"/>
-            <w:r>
-              <w:t xml:space="preserve"> FastEthernet0/1</w:t>
-            </w:r>
-          </w:p>
-          <w:p>
-            <w:r>
-              <w:t xml:space="preserve"> </w:t>
-            </w:r>
-            <w:proofErr w:type="spellStart"/>
-            <w:proofErr w:type="gramStart"/>
-            <w:r>
-              <w:t>switchport</w:t>
-            </w:r>
-            <w:proofErr w:type="spellEnd"/>
-            <w:proofErr w:type="gramEnd"/>
-            <w:r>
-              <w:t xml:space="preserve"> mode </w:t>
-            </w:r>
-            <w:proofErr w:type="spellStart"/>
-            <w:r>
-              <w:t>access</w:t>
-            </w:r>
-            <w:proofErr w:type="spellEnd"/>
-          </w:p>
-          <w:p>
-            <w:r>
-              <w:t xml:space="preserve"> </w:t>
-            </w:r>
-            <w:proofErr w:type="spellStart"/>
-            <w:proofErr w:type="gramStart"/>
-            <w:r>
-              <w:t>authentication</w:t>
-            </w:r>
-            <w:proofErr w:type="spellEnd"/>
-            <w:proofErr w:type="gramEnd"/>
-            <w:r>
-              <w:t xml:space="preserve"> port-control auto</w:t>
-            </w:r>
-          </w:p>
-          <w:p>
-            <w:r>
-              <w:t xml:space="preserve"> </w:t>
-            </w:r>
-            <w:proofErr w:type="gramStart"/>
-            <w:r>
-              <w:t>dot</w:t>
-            </w:r>
-            <w:proofErr w:type="gramEnd"/>
-            <w:r>
-              <w:t xml:space="preserve">1x </w:t>
-            </w:r>
-            <w:proofErr w:type="spellStart"/>
-            <w:r>
-              <w:t>pae</w:t>
-            </w:r>
-            <w:proofErr w:type="spellEnd"/>
-            <w:r>
-              <w:t xml:space="preserve"> </w:t>
-            </w:r>
-            <w:proofErr w:type="spellStart"/>
-            <w:r>
-              <w:t>authenticator</w:t>
-            </w:r>
-            <w:proofErr w:type="spellEnd"/>
-          </w:p>
-          <w:p>
-            <w:r>
-              <w:t xml:space="preserve"> </w:t>
-            </w:r>
-            <w:proofErr w:type="spellStart"/>
-            <w:proofErr w:type="gramStart"/>
-            <w:r>
-              <w:t>spanning</w:t>
-            </w:r>
-            <w:proofErr w:type="gramEnd"/>
-            <w:r>
-              <w:t>-tree</w:t>
-            </w:r>
-            <w:proofErr w:type="spellEnd"/>
-            <w:r>
-              <w:t xml:space="preserve"> </w:t>
-            </w:r>
-            <w:proofErr w:type="spellStart"/>
-            <w:r>
-              <w:t>portfast</w:t>
-            </w:r>
-            <w:proofErr w:type="spellEnd"/>
+            <w:r>
+              <w:t xml:space="preserve">interface FastEthernet0/1</w:t>
+            </w:r>
+          </w:p>
+          <w:p>
+            <w:r>
+              <w:t xml:space="preserve"> switchport mode access</w:t>
+            </w:r>
+          </w:p>
+          <w:p>
+            <w:r>
+              <w:t xml:space="preserve"> authentication port-control auto</w:t>
+            </w:r>
+          </w:p>
+          <w:p>
+            <w:r>
+              <w:t xml:space="preserve"> dot1x pae authenticator</w:t>
+            </w:r>
+          </w:p>
+          <w:p>
+            <w:r>
+              <w:t xml:space="preserve"> spanning-tree portfast</w:t>
+            </w:r>
           </w:p>
         </w:tc>
       </w:tr>
@@ -9875,7 +6866,6 @@
       <w:r>
         <w:t>5.4 Portail captif Wi-Fi invité (</w:t>
       </w:r>
-      <w:proofErr w:type="spellStart"/>
       <w:r>
         <w:rPr>
           <w:i/>
@@ -9883,7 +6873,6 @@
         </w:rPr>
         <w:t>pfSense</w:t>
       </w:r>
-      <w:proofErr w:type="spellEnd"/>
       <w:r>
         <w:t>)</w:t>
       </w:r>
@@ -10060,264 +7049,51 @@
             <w:tcW w:w="9062" w:type="dxa"/>
           </w:tcPr>
           <w:p>
-            <w:proofErr w:type="gramStart"/>
-            <w:r>
-              <w:t>server</w:t>
-            </w:r>
-            <w:proofErr w:type="gramEnd"/>
-            <w:r>
-              <w:t xml:space="preserve"> {</w:t>
-            </w:r>
-          </w:p>
-          <w:p>
-            <w:r>
-              <w:t xml:space="preserve">    </w:t>
-            </w:r>
-            <w:proofErr w:type="spellStart"/>
-            <w:proofErr w:type="gramStart"/>
-            <w:r>
-              <w:t>listen</w:t>
-            </w:r>
-            <w:proofErr w:type="spellEnd"/>
-            <w:proofErr w:type="gramEnd"/>
-            <w:r>
-              <w:t xml:space="preserve"> 443 </w:t>
-            </w:r>
-            <w:proofErr w:type="spellStart"/>
-            <w:proofErr w:type="gramStart"/>
-            <w:r>
-              <w:t>ssl</w:t>
-            </w:r>
-            <w:proofErr w:type="spellEnd"/>
-            <w:r>
-              <w:t>;</w:t>
-            </w:r>
-            <w:proofErr w:type="gramEnd"/>
-          </w:p>
-          <w:p>
-            <w:r>
-              <w:t xml:space="preserve">    </w:t>
-            </w:r>
-            <w:proofErr w:type="spellStart"/>
-            <w:proofErr w:type="gramStart"/>
-            <w:r>
-              <w:t>server</w:t>
-            </w:r>
-            <w:proofErr w:type="gramEnd"/>
-            <w:r>
-              <w:t>_name</w:t>
-            </w:r>
-            <w:proofErr w:type="spellEnd"/>
-            <w:r>
-              <w:t xml:space="preserve"> </w:t>
-            </w:r>
-            <w:proofErr w:type="gramStart"/>
-            <w:r>
-              <w:t>www.entreprise-aero.fr;</w:t>
-            </w:r>
-            <w:proofErr w:type="gramEnd"/>
+            <w:r>
+              <w:t xml:space="preserve">server {</w:t>
+            </w:r>
+          </w:p>
+          <w:p>
+            <w:r>
+              <w:t xml:space="preserve">    listen 443 ssl;</w:t>
+            </w:r>
+          </w:p>
+          <w:p>
+            <w:r>
+              <w:t xml:space="preserve">    server_name www.entreprise-aero.fr;</w:t>
+            </w:r>
           </w:p>
           <w:p/>
           <w:p>
             <w:r>
-              <w:t xml:space="preserve">    </w:t>
-            </w:r>
-            <w:proofErr w:type="spellStart"/>
-            <w:proofErr w:type="gramStart"/>
-            <w:r>
-              <w:t>ssl</w:t>
-            </w:r>
-            <w:proofErr w:type="gramEnd"/>
-            <w:r>
-              <w:t>_certificate</w:t>
-            </w:r>
-            <w:proofErr w:type="spellEnd"/>
-            <w:r>
-              <w:t xml:space="preserve"> </w:t>
-            </w:r>
-            <w:proofErr w:type="gramStart"/>
-            <w:r>
-              <w:t>/</w:t>
-            </w:r>
-            <w:proofErr w:type="spellStart"/>
-            <w:r>
-              <w:t>etc</w:t>
-            </w:r>
-            <w:proofErr w:type="spellEnd"/>
-            <w:r>
-              <w:t>/</w:t>
-            </w:r>
-            <w:proofErr w:type="spellStart"/>
-            <w:r>
-              <w:t>nginx</w:t>
-            </w:r>
-            <w:proofErr w:type="spellEnd"/>
-            <w:r>
-              <w:t>/</w:t>
-            </w:r>
-            <w:proofErr w:type="spellStart"/>
-            <w:r>
-              <w:t>certs</w:t>
-            </w:r>
-            <w:proofErr w:type="spellEnd"/>
-            <w:r>
-              <w:t>/</w:t>
-            </w:r>
-            <w:proofErr w:type="spellStart"/>
-            <w:r>
-              <w:t>fullchain.pem</w:t>
-            </w:r>
-            <w:proofErr w:type="spellEnd"/>
-            <w:r>
-              <w:t>;</w:t>
-            </w:r>
-            <w:proofErr w:type="gramEnd"/>
-          </w:p>
-          <w:p>
-            <w:r>
-              <w:t xml:space="preserve">    </w:t>
-            </w:r>
-            <w:proofErr w:type="spellStart"/>
-            <w:proofErr w:type="gramStart"/>
-            <w:r>
-              <w:t>ssl</w:t>
-            </w:r>
-            <w:proofErr w:type="gramEnd"/>
-            <w:r>
-              <w:t>_certificate_key</w:t>
-            </w:r>
-            <w:proofErr w:type="spellEnd"/>
-            <w:r>
-              <w:t xml:space="preserve"> </w:t>
-            </w:r>
-            <w:proofErr w:type="gramStart"/>
-            <w:r>
-              <w:t>/</w:t>
-            </w:r>
-            <w:proofErr w:type="spellStart"/>
-            <w:r>
-              <w:t>etc</w:t>
-            </w:r>
-            <w:proofErr w:type="spellEnd"/>
-            <w:r>
-              <w:t>/</w:t>
-            </w:r>
-            <w:proofErr w:type="spellStart"/>
-            <w:r>
-              <w:t>nginx</w:t>
-            </w:r>
-            <w:proofErr w:type="spellEnd"/>
-            <w:r>
-              <w:t>/</w:t>
-            </w:r>
-            <w:proofErr w:type="spellStart"/>
-            <w:r>
-              <w:t>certs</w:t>
-            </w:r>
-            <w:proofErr w:type="spellEnd"/>
-            <w:r>
-              <w:t>/</w:t>
-            </w:r>
-            <w:proofErr w:type="spellStart"/>
-            <w:r>
-              <w:t>privkey.pem</w:t>
-            </w:r>
-            <w:proofErr w:type="spellEnd"/>
-            <w:r>
-              <w:t>;</w:t>
-            </w:r>
-            <w:proofErr w:type="gramEnd"/>
+              <w:t xml:space="preserve">    ssl_certificate /etc/nginx/certs/fullchain.pem;</w:t>
+            </w:r>
+          </w:p>
+          <w:p>
+            <w:r>
+              <w:t xml:space="preserve">    ssl_certificate_key /etc/nginx/certs/privkey.pem;</w:t>
+            </w:r>
           </w:p>
           <w:p/>
           <w:p>
             <w:r>
-              <w:t xml:space="preserve">    </w:t>
-            </w:r>
-            <w:proofErr w:type="gramStart"/>
-            <w:r>
-              <w:t>location</w:t>
-            </w:r>
-            <w:proofErr w:type="gramEnd"/>
-            <w:r>
-              <w:t xml:space="preserve"> / {</w:t>
-            </w:r>
-          </w:p>
-          <w:p>
-            <w:r>
-              <w:t xml:space="preserve">        </w:t>
-            </w:r>
-            <w:proofErr w:type="spellStart"/>
-            <w:proofErr w:type="gramStart"/>
-            <w:r>
-              <w:t>proxy</w:t>
-            </w:r>
-            <w:proofErr w:type="gramEnd"/>
-            <w:r>
-              <w:t>_pass</w:t>
-            </w:r>
-            <w:proofErr w:type="spellEnd"/>
-            <w:r>
-              <w:t xml:space="preserve"> </w:t>
-            </w:r>
-            <w:proofErr w:type="gramStart"/>
-            <w:r>
-              <w:t>http://10.1.99.10:80;</w:t>
-            </w:r>
-            <w:proofErr w:type="gramEnd"/>
-          </w:p>
-          <w:p>
-            <w:r>
-              <w:t xml:space="preserve">        </w:t>
-            </w:r>
-            <w:proofErr w:type="spellStart"/>
-            <w:proofErr w:type="gramStart"/>
-            <w:r>
-              <w:t>proxy</w:t>
-            </w:r>
-            <w:proofErr w:type="gramEnd"/>
-            <w:r>
-              <w:t>_set_header</w:t>
-            </w:r>
-            <w:proofErr w:type="spellEnd"/>
-            <w:r>
-              <w:t xml:space="preserve"> Host $</w:t>
-            </w:r>
-            <w:proofErr w:type="gramStart"/>
-            <w:r>
-              <w:t>host;</w:t>
-            </w:r>
-            <w:proofErr w:type="gramEnd"/>
-          </w:p>
-          <w:p>
-            <w:r>
-              <w:t xml:space="preserve">        </w:t>
-            </w:r>
-            <w:proofErr w:type="spellStart"/>
-            <w:proofErr w:type="gramStart"/>
-            <w:r>
-              <w:t>proxy</w:t>
-            </w:r>
-            <w:proofErr w:type="gramEnd"/>
-            <w:r>
-              <w:t>_set_header</w:t>
-            </w:r>
-            <w:proofErr w:type="spellEnd"/>
-            <w:r>
-              <w:t xml:space="preserve"> X-Real-IP $</w:t>
-            </w:r>
-            <w:proofErr w:type="spellStart"/>
-            <w:r>
-              <w:t>remote_</w:t>
-            </w:r>
-            <w:proofErr w:type="gramStart"/>
-            <w:r>
-              <w:t>addr</w:t>
-            </w:r>
-            <w:proofErr w:type="spellEnd"/>
-            <w:r>
-              <w:t>;</w:t>
-            </w:r>
-            <w:proofErr w:type="gramEnd"/>
+              <w:t xml:space="preserve">    location / {</w:t>
+            </w:r>
+          </w:p>
+          <w:p>
+            <w:r>
+              <w:t xml:space="preserve">        proxy_pass http://10.1.99.10:80;</w:t>
+            </w:r>
+          </w:p>
+          <w:p>
+            <w:r>
+              <w:t xml:space="preserve">        proxy_set_header Host $host;</w:t>
+            </w:r>
+          </w:p>
+          <w:p>
+            <w:r>
+              <w:t xml:space="preserve">        proxy_set_header X-Real-IP $remote_addr;</w:t>
+            </w:r>
           </w:p>
           <w:p>
             <w:r>
@@ -10418,15 +7194,7 @@
         </w:numPr>
       </w:pPr>
       <w:r>
-        <w:t xml:space="preserve">SNMP activé sur les </w:t>
-      </w:r>
-      <w:proofErr w:type="spellStart"/>
-      <w:r>
-        <w:t>switchs</w:t>
-      </w:r>
-      <w:proofErr w:type="spellEnd"/>
-      <w:r>
-        <w:t xml:space="preserve"> et firewalls</w:t>
+        <w:t xml:space="preserve">SNMP activé sur les switchs et firewalls</w:t>
       </w:r>
     </w:p>
     <w:p>
@@ -10436,13 +7204,8 @@
           <w:numId w:val="36"/>
         </w:numPr>
       </w:pPr>
-      <w:proofErr w:type="spellStart"/>
-      <w:r>
-        <w:t>Templates</w:t>
-      </w:r>
-      <w:proofErr w:type="spellEnd"/>
-      <w:r>
-        <w:t xml:space="preserve"> appliqués :</w:t>
+      <w:r>
+        <w:t xml:space="preserve">Templates appliqués :</w:t>
       </w:r>
     </w:p>
     <w:p>
@@ -10475,15 +7238,7 @@
         </w:numPr>
       </w:pPr>
       <w:r>
-        <w:t xml:space="preserve">Alertes par </w:t>
-      </w:r>
-      <w:proofErr w:type="gramStart"/>
-      <w:r>
-        <w:t>email</w:t>
-      </w:r>
-      <w:proofErr w:type="gramEnd"/>
-      <w:r>
-        <w:t xml:space="preserve"> en cas de dépassement de seuil</w:t>
+        <w:t xml:space="preserve">Alertes par email en cas de dépassement de seuil</w:t>
       </w:r>
     </w:p>
     <w:p/>
@@ -10509,23 +7264,7 @@
     </w:p>
     <w:p>
       <w:r>
-        <w:t xml:space="preserve">La mise en œuvre de mesures physiques (vidéosurveillance, contrôle d’accès, protection incendie), logiques (VPN, </w:t>
-      </w:r>
-      <w:proofErr w:type="spellStart"/>
-      <w:r>
-        <w:t>ACLs</w:t>
-      </w:r>
-      <w:proofErr w:type="spellEnd"/>
-      <w:r>
-        <w:t xml:space="preserve">, reverse proxy, filtrage mail), et organisationnelles (documentation, PRA, audits réguliers) permet de répondre aux référentiels RGPD, HDS, </w:t>
-      </w:r>
-      <w:proofErr w:type="spellStart"/>
-      <w:r>
-        <w:t>AirCyber</w:t>
-      </w:r>
-      <w:proofErr w:type="spellEnd"/>
-      <w:r>
-        <w:t>, ISO 27001 et aux recommandations de l’ANSSI.</w:t>
+        <w:t xml:space="preserve">La mise en œuvre de mesures physiques (vidéosurveillance, contrôle d’accès, protection incendie), logiques (VPN, ACLs, reverse proxy, filtrage mail), et organisationnelles (documentation, PRA, audits réguliers) permet de répondre aux référentiels RGPD, HDS, AirCyber, ISO 27001 et aux recommandations de l’ANSSI.</w:t>
       </w:r>
     </w:p>
     <w:p>
@@ -10557,15 +7296,7 @@
     </w:p>
     <w:p>
       <w:r>
-        <w:t xml:space="preserve">Dans le dossier schéma sur le repo </w:t>
-      </w:r>
-      <w:proofErr w:type="spellStart"/>
-      <w:r>
-        <w:t>Gitlab</w:t>
-      </w:r>
-      <w:proofErr w:type="spellEnd"/>
-      <w:r>
-        <w:t>.</w:t>
+        <w:t xml:space="preserve">Dans le dossier schéma sur le repo Gitlab.</w:t>
       </w:r>
     </w:p>
     <w:p>
@@ -11357,13 +8088,7 @@
         </w:numPr>
       </w:pPr>
       <w:r>
-        <w:t xml:space="preserve">2x Firewalls </w:t>
-      </w:r>
-      <w:r>
-        <w:t xml:space="preserve">Fortinet </w:t>
-      </w:r>
-      <w:r>
-        <w:t>en cluster actif/passif</w:t>
+        <w:t xml:space="preserve">2x Firewalls Fortinet en cluster actif/passif</w:t>
       </w:r>
     </w:p>
     <w:p>
@@ -11434,15 +8159,7 @@
         </w:numPr>
       </w:pPr>
       <w:r>
-        <w:t xml:space="preserve">1x Serveur de messagerie (avec filtrage </w:t>
-      </w:r>
-      <w:proofErr w:type="spellStart"/>
-      <w:r>
-        <w:t>Mailinblack</w:t>
-      </w:r>
-      <w:proofErr w:type="spellEnd"/>
-      <w:r>
-        <w:t>)</w:t>
+        <w:t xml:space="preserve">1x Serveur de messagerie (avec filtrage Mailinblack)</w:t>
       </w:r>
     </w:p>
     <w:p>
@@ -11490,15 +8207,7 @@
         </w:numPr>
       </w:pPr>
       <w:r>
-        <w:t xml:space="preserve">4x </w:t>
-      </w:r>
-      <w:proofErr w:type="spellStart"/>
-      <w:r>
-        <w:t>Switchs</w:t>
-      </w:r>
-      <w:proofErr w:type="spellEnd"/>
-      <w:r>
-        <w:t xml:space="preserve"> administrables L2/L3 (2 par site, avec LACP)</w:t>
+        <w:t xml:space="preserve">4x Switchs administrables L2/L3 (2 par site, avec LACP)</w:t>
       </w:r>
     </w:p>
     <w:p>
@@ -11727,13 +8436,8 @@
             <w:hideMark/>
           </w:tcPr>
           <w:p>
-            <w:proofErr w:type="spellStart"/>
-            <w:r>
-              <w:t>Demilitarized</w:t>
-            </w:r>
-            <w:proofErr w:type="spellEnd"/>
-            <w:r>
-              <w:t xml:space="preserve"> Zone</w:t>
+            <w:r>
+              <w:t xml:space="preserve">Demilitarized Zone</w:t>
             </w:r>
           </w:p>
         </w:tc>
@@ -11762,15 +8466,7 @@
           </w:tcPr>
           <w:p>
             <w:r>
-              <w:t xml:space="preserve">Virtual </w:t>
-            </w:r>
-            <w:proofErr w:type="spellStart"/>
-            <w:r>
-              <w:t>Private</w:t>
-            </w:r>
-            <w:proofErr w:type="spellEnd"/>
-            <w:r>
-              <w:t xml:space="preserve"> Network</w:t>
+              <w:t xml:space="preserve">Virtual Private Network</w:t>
             </w:r>
           </w:p>
         </w:tc>
@@ -11786,11 +8482,9 @@
             <w:hideMark/>
           </w:tcPr>
           <w:p>
-            <w:proofErr w:type="spellStart"/>
             <w:r>
               <w:t>IPsec</w:t>
             </w:r>
-            <w:proofErr w:type="spellEnd"/>
           </w:p>
         </w:tc>
         <w:tc>
@@ -11830,13 +8524,8 @@
           </w:tcPr>
           <w:p>
             <w:r>
-              <w:t xml:space="preserve">Multi-Factor </w:t>
-            </w:r>
-            <w:proofErr w:type="spellStart"/>
-            <w:r>
-              <w:t>Authentication</w:t>
-            </w:r>
-            <w:proofErr w:type="spellEnd"/>
+              <w:t xml:space="preserve">Multi-Factor Authentication</w:t>
+            </w:r>
           </w:p>
         </w:tc>
       </w:tr>
@@ -11892,19 +8581,9 @@
             <w:hideMark/>
           </w:tcPr>
           <w:p>
-            <w:proofErr w:type="spellStart"/>
-            <w:r>
-              <w:t>Uninterruptible</w:t>
-            </w:r>
-            <w:proofErr w:type="spellEnd"/>
-            <w:r>
-              <w:t xml:space="preserve"> Power </w:t>
-            </w:r>
-            <w:proofErr w:type="spellStart"/>
-            <w:r>
-              <w:t>Supply</w:t>
-            </w:r>
-            <w:proofErr w:type="spellEnd"/>
+            <w:r>
+              <w:t xml:space="preserve">Uninterruptible Power Supply</w:t>
+            </w:r>
           </w:p>
         </w:tc>
       </w:tr>
@@ -11931,27 +8610,9 @@
             <w:hideMark/>
           </w:tcPr>
           <w:p>
-            <w:proofErr w:type="spellStart"/>
-            <w:r>
-              <w:t>Redundant</w:t>
-            </w:r>
-            <w:proofErr w:type="spellEnd"/>
-            <w:r>
-              <w:t xml:space="preserve"> </w:t>
-            </w:r>
-            <w:proofErr w:type="spellStart"/>
-            <w:r>
-              <w:t>Array</w:t>
-            </w:r>
-            <w:proofErr w:type="spellEnd"/>
-            <w:r>
-              <w:t xml:space="preserve"> of Independent </w:t>
-            </w:r>
-            <w:proofErr w:type="spellStart"/>
-            <w:r>
-              <w:t>Disks</w:t>
-            </w:r>
-            <w:proofErr w:type="spellEnd"/>
+            <w:r>
+              <w:t xml:space="preserve">Redundant Array of Independent Disks</w:t>
+            </w:r>
           </w:p>
         </w:tc>
       </w:tr>
@@ -12008,21 +8669,8 @@
             <w:hideMark/>
           </w:tcPr>
           <w:p>
-            <w:proofErr w:type="spellStart"/>
-            <w:r>
-              <w:t>Remote</w:t>
-            </w:r>
-            <w:proofErr w:type="spellEnd"/>
-            <w:r>
-              <w:t xml:space="preserve"> </w:t>
-            </w:r>
-            <w:proofErr w:type="spellStart"/>
-            <w:r>
-              <w:t>Authentication</w:t>
-            </w:r>
-            <w:proofErr w:type="spellEnd"/>
-            <w:r>
-              <w:t xml:space="preserve"> Dial-In User Service</w:t>
+            <w:r>
+              <w:t xml:space="preserve">Remote Authentication Dial-In User Service</w:t>
             </w:r>
           </w:p>
         </w:tc>
@@ -12051,15 +8699,7 @@
           </w:tcPr>
           <w:p>
             <w:r>
-              <w:t>Next-</w:t>
-            </w:r>
-            <w:proofErr w:type="spellStart"/>
-            <w:r>
-              <w:t>Generation</w:t>
-            </w:r>
-            <w:proofErr w:type="spellEnd"/>
-            <w:r>
-              <w:t xml:space="preserve"> Firewall</w:t>
+              <w:t xml:space="preserve">Next-Generation Firewall</w:t>
             </w:r>
           </w:p>
         </w:tc>
@@ -12175,15 +8815,7 @@
           </w:tcPr>
           <w:p>
             <w:r>
-              <w:t xml:space="preserve">Link </w:t>
-            </w:r>
-            <w:proofErr w:type="spellStart"/>
-            <w:r>
-              <w:t>Aggregation</w:t>
-            </w:r>
-            <w:proofErr w:type="spellEnd"/>
-            <w:r>
-              <w:t xml:space="preserve"> Control Protocol</w:t>
+              <w:t xml:space="preserve">Link Aggregation Control Protocol</w:t>
             </w:r>
           </w:p>
         </w:tc>
